--- a/8.资源管理/1.流程制度规范类文件/080102-服务台管理制度.docx
+++ b/8.资源管理/1.流程制度规范类文件/080102-服务台管理制度.docx
@@ -5,9 +5,41 @@
     <w:p>
       <w:pPr>
         <w:pStyle w:val="31"/>
+        <w:keepNext w:val="0"/>
+        <w:keepLines w:val="0"/>
+        <w:pageBreakBefore w:val="0"/>
+        <w:widowControl w:val="0"/>
+        <w:kinsoku w:val="0"/>
+        <w:wordWrap/>
+        <w:overflowPunct/>
+        <w:topLinePunct w:val="0"/>
+        <w:autoSpaceDE w:val="0"/>
+        <w:autoSpaceDN w:val="0"/>
         <w:bidi w:val="0"/>
-      </w:pPr>
-      <w:bookmarkStart w:id="0" w:name="_Toc8691"/>
+        <w:adjustRightInd w:val="0"/>
+        <w:snapToGrid w:val="0"/>
+        <w:textAlignment w:val="baseline"/>
+      </w:pPr>
+      <w:bookmarkStart w:id="0" w:name="_Toc23726"/>
+    </w:p>
+    <w:p>
+      <w:pPr>
+        <w:pStyle w:val="31"/>
+        <w:keepNext w:val="0"/>
+        <w:keepLines w:val="0"/>
+        <w:pageBreakBefore w:val="0"/>
+        <w:widowControl w:val="0"/>
+        <w:kinsoku w:val="0"/>
+        <w:wordWrap/>
+        <w:overflowPunct/>
+        <w:topLinePunct w:val="0"/>
+        <w:autoSpaceDE w:val="0"/>
+        <w:autoSpaceDN w:val="0"/>
+        <w:bidi w:val="0"/>
+        <w:adjustRightInd w:val="0"/>
+        <w:snapToGrid w:val="0"/>
+        <w:textAlignment w:val="baseline"/>
+      </w:pPr>
       <w:r>
         <w:t>服务台管理制度</w:t>
       </w:r>
@@ -16,9 +48,22 @@
     <w:p>
       <w:pPr>
         <w:pStyle w:val="32"/>
+        <w:keepNext w:val="0"/>
+        <w:keepLines w:val="0"/>
+        <w:pageBreakBefore w:val="0"/>
+        <w:widowControl w:val="0"/>
+        <w:kinsoku w:val="0"/>
+        <w:wordWrap/>
+        <w:overflowPunct/>
+        <w:topLinePunct w:val="0"/>
+        <w:autoSpaceDE w:val="0"/>
+        <w:autoSpaceDN w:val="0"/>
         <w:bidi w:val="0"/>
-      </w:pPr>
-      <w:bookmarkStart w:id="1" w:name="_Toc8165"/>
+        <w:adjustRightInd w:val="0"/>
+        <w:snapToGrid w:val="0"/>
+        <w:textAlignment w:val="baseline"/>
+      </w:pPr>
+      <w:bookmarkStart w:id="1" w:name="_Toc24584"/>
       <w:r>
         <w:t>甘肃国邦信息科技有限公司</w:t>
       </w:r>
@@ -26,8 +71,22 @@
     </w:p>
     <w:p>
       <w:pPr>
+        <w:keepNext w:val="0"/>
+        <w:keepLines w:val="0"/>
+        <w:pageBreakBefore w:val="0"/>
+        <w:widowControl w:val="0"/>
+        <w:kinsoku w:val="0"/>
+        <w:wordWrap/>
+        <w:overflowPunct/>
+        <w:topLinePunct w:val="0"/>
+        <w:autoSpaceDE w:val="0"/>
+        <w:autoSpaceDN w:val="0"/>
+        <w:bidi w:val="0"/>
+        <w:adjustRightInd w:val="0"/>
+        <w:snapToGrid w:val="0"/>
         <w:spacing w:before="275"/>
         <w:ind w:left="3465"/>
+        <w:textAlignment w:val="baseline"/>
         <w:rPr>
           <w:rFonts w:ascii="宋体" w:hAnsi="宋体" w:eastAsia="宋体" w:cs="宋体"/>
           <w:sz w:val="36"/>
@@ -46,6 +105,20 @@
     </w:p>
     <w:p>
       <w:pPr>
+        <w:keepNext w:val="0"/>
+        <w:keepLines w:val="0"/>
+        <w:pageBreakBefore w:val="0"/>
+        <w:widowControl w:val="0"/>
+        <w:kinsoku w:val="0"/>
+        <w:wordWrap/>
+        <w:overflowPunct/>
+        <w:topLinePunct w:val="0"/>
+        <w:autoSpaceDE w:val="0"/>
+        <w:autoSpaceDN w:val="0"/>
+        <w:bidi w:val="0"/>
+        <w:adjustRightInd w:val="0"/>
+        <w:snapToGrid w:val="0"/>
+        <w:textAlignment w:val="baseline"/>
         <w:rPr>
           <w:rFonts w:ascii="宋体" w:hAnsi="宋体" w:eastAsia="宋体" w:cs="宋体"/>
           <w:sz w:val="36"/>
@@ -62,13 +135,41 @@
     <w:p>
       <w:pPr>
         <w:pStyle w:val="12"/>
+        <w:keepNext w:val="0"/>
+        <w:keepLines w:val="0"/>
+        <w:pageBreakBefore w:val="0"/>
+        <w:widowControl w:val="0"/>
+        <w:kinsoku w:val="0"/>
+        <w:wordWrap/>
+        <w:overflowPunct/>
+        <w:topLinePunct w:val="0"/>
+        <w:autoSpaceDE w:val="0"/>
+        <w:autoSpaceDN w:val="0"/>
+        <w:bidi w:val="0"/>
+        <w:adjustRightInd w:val="0"/>
+        <w:snapToGrid w:val="0"/>
         <w:spacing w:line="363" w:lineRule="auto"/>
+        <w:textAlignment w:val="baseline"/>
       </w:pPr>
     </w:p>
     <w:p>
       <w:pPr>
+        <w:keepNext w:val="0"/>
+        <w:keepLines w:val="0"/>
+        <w:pageBreakBefore w:val="0"/>
+        <w:widowControl w:val="0"/>
+        <w:kinsoku w:val="0"/>
+        <w:wordWrap/>
+        <w:overflowPunct/>
+        <w:topLinePunct w:val="0"/>
+        <w:autoSpaceDE w:val="0"/>
+        <w:autoSpaceDN w:val="0"/>
+        <w:bidi w:val="0"/>
+        <w:adjustRightInd w:val="0"/>
+        <w:snapToGrid w:val="0"/>
         <w:spacing w:before="91" w:line="220" w:lineRule="auto"/>
         <w:ind w:left="3710"/>
+        <w:textAlignment w:val="baseline"/>
         <w:outlineLvl w:val="1"/>
         <w:rPr>
           <w:rFonts w:ascii="宋体" w:hAnsi="宋体" w:eastAsia="宋体" w:cs="宋体"/>
@@ -76,7 +177,7 @@
           <w:szCs w:val="28"/>
         </w:rPr>
       </w:pPr>
-      <w:bookmarkStart w:id="2" w:name="_Toc23012"/>
+      <w:bookmarkStart w:id="2" w:name="_Toc8297"/>
       <w:r>
         <w:rPr>
           <w:rFonts w:ascii="宋体" w:hAnsi="宋体" w:eastAsia="宋体" w:cs="宋体"/>
@@ -90,7 +191,21 @@
     </w:p>
     <w:p>
       <w:pPr>
+        <w:keepNext w:val="0"/>
+        <w:keepLines w:val="0"/>
+        <w:pageBreakBefore w:val="0"/>
+        <w:widowControl w:val="0"/>
+        <w:kinsoku w:val="0"/>
+        <w:wordWrap/>
+        <w:overflowPunct/>
+        <w:topLinePunct w:val="0"/>
+        <w:autoSpaceDE w:val="0"/>
+        <w:autoSpaceDN w:val="0"/>
+        <w:bidi w:val="0"/>
+        <w:adjustRightInd w:val="0"/>
+        <w:snapToGrid w:val="0"/>
         <w:spacing w:line="131" w:lineRule="exact"/>
+        <w:textAlignment w:val="baseline"/>
       </w:pPr>
     </w:p>
     <w:tbl>
@@ -148,8 +263,22 @@
           </w:tcPr>
           <w:p>
             <w:pPr>
+              <w:keepNext w:val="0"/>
+              <w:keepLines w:val="0"/>
+              <w:pageBreakBefore w:val="0"/>
+              <w:widowControl w:val="0"/>
+              <w:kinsoku w:val="0"/>
+              <w:wordWrap/>
+              <w:overflowPunct/>
+              <w:topLinePunct w:val="0"/>
+              <w:autoSpaceDE w:val="0"/>
+              <w:autoSpaceDN w:val="0"/>
+              <w:bidi w:val="0"/>
+              <w:adjustRightInd w:val="0"/>
+              <w:snapToGrid w:val="0"/>
               <w:spacing w:before="199" w:line="220" w:lineRule="auto"/>
               <w:ind w:left="296"/>
+              <w:textAlignment w:val="baseline"/>
               <w:rPr>
                 <w:rFonts w:ascii="宋体" w:hAnsi="宋体" w:eastAsia="宋体" w:cs="宋体"/>
                 <w:sz w:val="21"/>
@@ -175,8 +304,22 @@
           </w:tcPr>
           <w:p>
             <w:pPr>
+              <w:keepNext w:val="0"/>
+              <w:keepLines w:val="0"/>
+              <w:pageBreakBefore w:val="0"/>
+              <w:widowControl w:val="0"/>
+              <w:kinsoku w:val="0"/>
+              <w:wordWrap/>
+              <w:overflowPunct/>
+              <w:topLinePunct w:val="0"/>
+              <w:autoSpaceDE w:val="0"/>
+              <w:autoSpaceDN w:val="0"/>
+              <w:bidi w:val="0"/>
+              <w:adjustRightInd w:val="0"/>
+              <w:snapToGrid w:val="0"/>
               <w:spacing w:before="199" w:line="220" w:lineRule="auto"/>
               <w:ind w:left="1882"/>
+              <w:textAlignment w:val="baseline"/>
               <w:rPr>
                 <w:rFonts w:ascii="宋体" w:hAnsi="宋体" w:eastAsia="宋体" w:cs="宋体"/>
                 <w:sz w:val="21"/>
@@ -222,8 +365,22 @@
           </w:tcPr>
           <w:p>
             <w:pPr>
+              <w:keepNext w:val="0"/>
+              <w:keepLines w:val="0"/>
+              <w:pageBreakBefore w:val="0"/>
+              <w:widowControl w:val="0"/>
+              <w:kinsoku w:val="0"/>
+              <w:wordWrap/>
+              <w:overflowPunct/>
+              <w:topLinePunct w:val="0"/>
+              <w:autoSpaceDE w:val="0"/>
+              <w:autoSpaceDN w:val="0"/>
+              <w:bidi w:val="0"/>
+              <w:adjustRightInd w:val="0"/>
+              <w:snapToGrid w:val="0"/>
               <w:spacing w:before="196" w:line="220" w:lineRule="auto"/>
               <w:ind w:left="506"/>
+              <w:textAlignment w:val="baseline"/>
               <w:rPr>
                 <w:rFonts w:ascii="宋体" w:hAnsi="宋体" w:eastAsia="宋体" w:cs="宋体"/>
                 <w:sz w:val="21"/>
@@ -249,8 +406,22 @@
           </w:tcPr>
           <w:p>
             <w:pPr>
+              <w:keepNext w:val="0"/>
+              <w:keepLines w:val="0"/>
+              <w:pageBreakBefore w:val="0"/>
+              <w:widowControl w:val="0"/>
+              <w:kinsoku w:val="0"/>
+              <w:wordWrap/>
+              <w:overflowPunct/>
+              <w:topLinePunct w:val="0"/>
+              <w:autoSpaceDE w:val="0"/>
+              <w:autoSpaceDN w:val="0"/>
+              <w:bidi w:val="0"/>
+              <w:adjustRightInd w:val="0"/>
+              <w:snapToGrid w:val="0"/>
               <w:spacing w:before="197" w:line="219" w:lineRule="auto"/>
               <w:ind w:left="2144"/>
+              <w:textAlignment w:val="baseline"/>
               <w:rPr>
                 <w:rFonts w:ascii="宋体" w:hAnsi="宋体" w:eastAsia="宋体" w:cs="宋体"/>
                 <w:sz w:val="21"/>
@@ -296,8 +467,22 @@
           </w:tcPr>
           <w:p>
             <w:pPr>
+              <w:keepNext w:val="0"/>
+              <w:keepLines w:val="0"/>
+              <w:pageBreakBefore w:val="0"/>
+              <w:widowControl w:val="0"/>
+              <w:kinsoku w:val="0"/>
+              <w:wordWrap/>
+              <w:overflowPunct/>
+              <w:topLinePunct w:val="0"/>
+              <w:autoSpaceDE w:val="0"/>
+              <w:autoSpaceDN w:val="0"/>
+              <w:bidi w:val="0"/>
+              <w:adjustRightInd w:val="0"/>
+              <w:snapToGrid w:val="0"/>
               <w:spacing w:before="199" w:line="219" w:lineRule="auto"/>
               <w:ind w:left="506"/>
+              <w:textAlignment w:val="baseline"/>
               <w:rPr>
                 <w:rFonts w:ascii="宋体" w:hAnsi="宋体" w:eastAsia="宋体" w:cs="宋体"/>
                 <w:sz w:val="21"/>
@@ -322,8 +507,22 @@
           </w:tcPr>
           <w:p>
             <w:pPr>
+              <w:keepNext w:val="0"/>
+              <w:keepLines w:val="0"/>
+              <w:pageBreakBefore w:val="0"/>
+              <w:widowControl w:val="0"/>
+              <w:kinsoku w:val="0"/>
+              <w:wordWrap/>
+              <w:overflowPunct/>
+              <w:topLinePunct w:val="0"/>
+              <w:autoSpaceDE w:val="0"/>
+              <w:autoSpaceDN w:val="0"/>
+              <w:bidi w:val="0"/>
+              <w:adjustRightInd w:val="0"/>
+              <w:snapToGrid w:val="0"/>
               <w:spacing w:before="199" w:line="219" w:lineRule="auto"/>
               <w:ind w:left="290"/>
+              <w:textAlignment w:val="baseline"/>
               <w:rPr>
                 <w:rFonts w:ascii="宋体" w:hAnsi="宋体" w:eastAsia="宋体" w:cs="宋体"/>
                 <w:sz w:val="21"/>
@@ -348,8 +547,22 @@
           </w:tcPr>
           <w:p>
             <w:pPr>
+              <w:keepNext w:val="0"/>
+              <w:keepLines w:val="0"/>
+              <w:pageBreakBefore w:val="0"/>
+              <w:widowControl w:val="0"/>
+              <w:kinsoku w:val="0"/>
+              <w:wordWrap/>
+              <w:overflowPunct/>
+              <w:topLinePunct w:val="0"/>
+              <w:autoSpaceDE w:val="0"/>
+              <w:autoSpaceDN w:val="0"/>
+              <w:bidi w:val="0"/>
+              <w:adjustRightInd w:val="0"/>
+              <w:snapToGrid w:val="0"/>
               <w:spacing w:before="199" w:line="219" w:lineRule="auto"/>
               <w:ind w:left="734"/>
+              <w:textAlignment w:val="baseline"/>
               <w:rPr>
                 <w:rFonts w:ascii="宋体" w:hAnsi="宋体" w:eastAsia="宋体" w:cs="宋体"/>
                 <w:sz w:val="21"/>
@@ -374,8 +587,22 @@
           </w:tcPr>
           <w:p>
             <w:pPr>
+              <w:keepNext w:val="0"/>
+              <w:keepLines w:val="0"/>
+              <w:pageBreakBefore w:val="0"/>
+              <w:widowControl w:val="0"/>
+              <w:kinsoku w:val="0"/>
+              <w:wordWrap/>
+              <w:overflowPunct/>
+              <w:topLinePunct w:val="0"/>
+              <w:autoSpaceDE w:val="0"/>
+              <w:autoSpaceDN w:val="0"/>
+              <w:bidi w:val="0"/>
+              <w:adjustRightInd w:val="0"/>
+              <w:snapToGrid w:val="0"/>
               <w:spacing w:before="199" w:line="220" w:lineRule="auto"/>
               <w:ind w:left="574"/>
+              <w:textAlignment w:val="baseline"/>
               <w:rPr>
                 <w:rFonts w:ascii="宋体" w:hAnsi="宋体" w:eastAsia="宋体" w:cs="宋体"/>
                 <w:sz w:val="21"/>
@@ -400,8 +627,22 @@
           </w:tcPr>
           <w:p>
             <w:pPr>
+              <w:keepNext w:val="0"/>
+              <w:keepLines w:val="0"/>
+              <w:pageBreakBefore w:val="0"/>
+              <w:widowControl w:val="0"/>
+              <w:kinsoku w:val="0"/>
+              <w:wordWrap/>
+              <w:overflowPunct/>
+              <w:topLinePunct w:val="0"/>
+              <w:autoSpaceDE w:val="0"/>
+              <w:autoSpaceDN w:val="0"/>
+              <w:bidi w:val="0"/>
+              <w:adjustRightInd w:val="0"/>
+              <w:snapToGrid w:val="0"/>
               <w:spacing w:before="199" w:line="220" w:lineRule="auto"/>
               <w:ind w:left="781"/>
+              <w:textAlignment w:val="baseline"/>
               <w:rPr>
                 <w:rFonts w:ascii="宋体" w:hAnsi="宋体" w:eastAsia="宋体" w:cs="宋体"/>
                 <w:sz w:val="21"/>
@@ -448,8 +689,22 @@
           </w:tcPr>
           <w:p>
             <w:pPr>
+              <w:keepNext w:val="0"/>
+              <w:keepLines w:val="0"/>
+              <w:pageBreakBefore w:val="0"/>
+              <w:widowControl w:val="0"/>
+              <w:kinsoku w:val="0"/>
+              <w:wordWrap/>
+              <w:overflowPunct/>
+              <w:topLinePunct w:val="0"/>
+              <w:autoSpaceDE w:val="0"/>
+              <w:autoSpaceDN w:val="0"/>
+              <w:bidi w:val="0"/>
+              <w:adjustRightInd w:val="0"/>
+              <w:snapToGrid w:val="0"/>
               <w:spacing w:before="161" w:line="239" w:lineRule="auto"/>
               <w:ind w:left="709" w:leftChars="0"/>
+              <w:textAlignment w:val="baseline"/>
               <w:rPr>
                 <w:rFonts w:ascii="宋体" w:hAnsi="宋体" w:eastAsia="宋体" w:cs="宋体"/>
                 <w:snapToGrid w:val="0"/>
@@ -479,8 +734,22 @@
           </w:tcPr>
           <w:p>
             <w:pPr>
+              <w:keepNext w:val="0"/>
+              <w:keepLines w:val="0"/>
+              <w:pageBreakBefore w:val="0"/>
+              <w:widowControl w:val="0"/>
+              <w:kinsoku w:val="0"/>
+              <w:wordWrap/>
+              <w:overflowPunct/>
+              <w:topLinePunct w:val="0"/>
+              <w:autoSpaceDE w:val="0"/>
+              <w:autoSpaceDN w:val="0"/>
+              <w:bidi w:val="0"/>
+              <w:adjustRightInd w:val="0"/>
+              <w:snapToGrid w:val="0"/>
               <w:spacing w:before="161"/>
               <w:ind w:left="290" w:leftChars="0"/>
+              <w:textAlignment w:val="baseline"/>
               <w:rPr>
                 <w:rFonts w:ascii="宋体" w:hAnsi="宋体" w:eastAsia="宋体" w:cs="宋体"/>
                 <w:snapToGrid w:val="0"/>
@@ -510,8 +779,22 @@
           </w:tcPr>
           <w:p>
             <w:pPr>
+              <w:keepNext w:val="0"/>
+              <w:keepLines w:val="0"/>
+              <w:pageBreakBefore w:val="0"/>
+              <w:widowControl w:val="0"/>
+              <w:kinsoku w:val="0"/>
+              <w:wordWrap/>
+              <w:overflowPunct/>
+              <w:topLinePunct w:val="0"/>
+              <w:autoSpaceDE w:val="0"/>
+              <w:autoSpaceDN w:val="0"/>
+              <w:bidi w:val="0"/>
+              <w:adjustRightInd w:val="0"/>
+              <w:snapToGrid w:val="0"/>
               <w:spacing w:before="131" w:line="219" w:lineRule="auto"/>
               <w:ind w:left="738" w:leftChars="0"/>
+              <w:textAlignment w:val="baseline"/>
               <w:rPr>
                 <w:rFonts w:ascii="宋体" w:hAnsi="宋体" w:eastAsia="宋体" w:cs="宋体"/>
                 <w:snapToGrid w:val="0"/>
@@ -541,8 +824,22 @@
           </w:tcPr>
           <w:p>
             <w:pPr>
+              <w:keepNext w:val="0"/>
+              <w:keepLines w:val="0"/>
+              <w:pageBreakBefore w:val="0"/>
+              <w:widowControl w:val="0"/>
+              <w:kinsoku w:val="0"/>
+              <w:wordWrap/>
+              <w:overflowPunct/>
+              <w:topLinePunct w:val="0"/>
+              <w:autoSpaceDE w:val="0"/>
+              <w:autoSpaceDN w:val="0"/>
+              <w:bidi w:val="0"/>
+              <w:adjustRightInd w:val="0"/>
+              <w:snapToGrid w:val="0"/>
               <w:spacing w:before="132" w:line="220" w:lineRule="auto"/>
               <w:ind w:left="480" w:leftChars="0"/>
+              <w:textAlignment w:val="baseline"/>
               <w:rPr>
                 <w:rFonts w:hint="eastAsia" w:ascii="宋体" w:hAnsi="宋体" w:eastAsia="宋体" w:cs="宋体"/>
                 <w:snapToGrid w:val="0"/>
@@ -572,8 +869,22 @@
           </w:tcPr>
           <w:p>
             <w:pPr>
+              <w:keepNext w:val="0"/>
+              <w:keepLines w:val="0"/>
+              <w:pageBreakBefore w:val="0"/>
+              <w:widowControl w:val="0"/>
+              <w:kinsoku w:val="0"/>
+              <w:wordWrap/>
+              <w:overflowPunct/>
+              <w:topLinePunct w:val="0"/>
+              <w:autoSpaceDE w:val="0"/>
+              <w:autoSpaceDN w:val="0"/>
+              <w:bidi w:val="0"/>
+              <w:adjustRightInd w:val="0"/>
+              <w:snapToGrid w:val="0"/>
               <w:spacing w:before="131" w:line="220" w:lineRule="auto"/>
               <w:ind w:left="672" w:leftChars="0"/>
+              <w:textAlignment w:val="baseline"/>
               <w:rPr>
                 <w:rFonts w:ascii="宋体" w:hAnsi="宋体" w:eastAsia="宋体" w:cs="宋体"/>
                 <w:snapToGrid w:val="0"/>
@@ -624,6 +935,20 @@
           <w:p>
             <w:pPr>
               <w:pStyle w:val="25"/>
+              <w:keepNext w:val="0"/>
+              <w:keepLines w:val="0"/>
+              <w:pageBreakBefore w:val="0"/>
+              <w:widowControl w:val="0"/>
+              <w:kinsoku w:val="0"/>
+              <w:wordWrap/>
+              <w:overflowPunct/>
+              <w:topLinePunct w:val="0"/>
+              <w:autoSpaceDE w:val="0"/>
+              <w:autoSpaceDN w:val="0"/>
+              <w:bidi w:val="0"/>
+              <w:adjustRightInd w:val="0"/>
+              <w:snapToGrid w:val="0"/>
+              <w:textAlignment w:val="baseline"/>
             </w:pPr>
           </w:p>
         </w:tc>
@@ -635,6 +960,20 @@
           <w:p>
             <w:pPr>
               <w:pStyle w:val="25"/>
+              <w:keepNext w:val="0"/>
+              <w:keepLines w:val="0"/>
+              <w:pageBreakBefore w:val="0"/>
+              <w:widowControl w:val="0"/>
+              <w:kinsoku w:val="0"/>
+              <w:wordWrap/>
+              <w:overflowPunct/>
+              <w:topLinePunct w:val="0"/>
+              <w:autoSpaceDE w:val="0"/>
+              <w:autoSpaceDN w:val="0"/>
+              <w:bidi w:val="0"/>
+              <w:adjustRightInd w:val="0"/>
+              <w:snapToGrid w:val="0"/>
+              <w:textAlignment w:val="baseline"/>
             </w:pPr>
           </w:p>
         </w:tc>
@@ -646,6 +985,20 @@
           <w:p>
             <w:pPr>
               <w:pStyle w:val="25"/>
+              <w:keepNext w:val="0"/>
+              <w:keepLines w:val="0"/>
+              <w:pageBreakBefore w:val="0"/>
+              <w:widowControl w:val="0"/>
+              <w:kinsoku w:val="0"/>
+              <w:wordWrap/>
+              <w:overflowPunct/>
+              <w:topLinePunct w:val="0"/>
+              <w:autoSpaceDE w:val="0"/>
+              <w:autoSpaceDN w:val="0"/>
+              <w:bidi w:val="0"/>
+              <w:adjustRightInd w:val="0"/>
+              <w:snapToGrid w:val="0"/>
+              <w:textAlignment w:val="baseline"/>
             </w:pPr>
           </w:p>
         </w:tc>
@@ -657,6 +1010,20 @@
           <w:p>
             <w:pPr>
               <w:pStyle w:val="25"/>
+              <w:keepNext w:val="0"/>
+              <w:keepLines w:val="0"/>
+              <w:pageBreakBefore w:val="0"/>
+              <w:widowControl w:val="0"/>
+              <w:kinsoku w:val="0"/>
+              <w:wordWrap/>
+              <w:overflowPunct/>
+              <w:topLinePunct w:val="0"/>
+              <w:autoSpaceDE w:val="0"/>
+              <w:autoSpaceDN w:val="0"/>
+              <w:bidi w:val="0"/>
+              <w:adjustRightInd w:val="0"/>
+              <w:snapToGrid w:val="0"/>
+              <w:textAlignment w:val="baseline"/>
             </w:pPr>
           </w:p>
         </w:tc>
@@ -668,6 +1035,20 @@
           <w:p>
             <w:pPr>
               <w:pStyle w:val="25"/>
+              <w:keepNext w:val="0"/>
+              <w:keepLines w:val="0"/>
+              <w:pageBreakBefore w:val="0"/>
+              <w:widowControl w:val="0"/>
+              <w:kinsoku w:val="0"/>
+              <w:wordWrap/>
+              <w:overflowPunct/>
+              <w:topLinePunct w:val="0"/>
+              <w:autoSpaceDE w:val="0"/>
+              <w:autoSpaceDN w:val="0"/>
+              <w:bidi w:val="0"/>
+              <w:adjustRightInd w:val="0"/>
+              <w:snapToGrid w:val="0"/>
+              <w:textAlignment w:val="baseline"/>
             </w:pPr>
           </w:p>
         </w:tc>
@@ -700,6 +1081,20 @@
           <w:p>
             <w:pPr>
               <w:pStyle w:val="25"/>
+              <w:keepNext w:val="0"/>
+              <w:keepLines w:val="0"/>
+              <w:pageBreakBefore w:val="0"/>
+              <w:widowControl w:val="0"/>
+              <w:kinsoku w:val="0"/>
+              <w:wordWrap/>
+              <w:overflowPunct/>
+              <w:topLinePunct w:val="0"/>
+              <w:autoSpaceDE w:val="0"/>
+              <w:autoSpaceDN w:val="0"/>
+              <w:bidi w:val="0"/>
+              <w:adjustRightInd w:val="0"/>
+              <w:snapToGrid w:val="0"/>
+              <w:textAlignment w:val="baseline"/>
             </w:pPr>
           </w:p>
         </w:tc>
@@ -711,6 +1106,20 @@
           <w:p>
             <w:pPr>
               <w:pStyle w:val="25"/>
+              <w:keepNext w:val="0"/>
+              <w:keepLines w:val="0"/>
+              <w:pageBreakBefore w:val="0"/>
+              <w:widowControl w:val="0"/>
+              <w:kinsoku w:val="0"/>
+              <w:wordWrap/>
+              <w:overflowPunct/>
+              <w:topLinePunct w:val="0"/>
+              <w:autoSpaceDE w:val="0"/>
+              <w:autoSpaceDN w:val="0"/>
+              <w:bidi w:val="0"/>
+              <w:adjustRightInd w:val="0"/>
+              <w:snapToGrid w:val="0"/>
+              <w:textAlignment w:val="baseline"/>
             </w:pPr>
           </w:p>
         </w:tc>
@@ -722,6 +1131,20 @@
           <w:p>
             <w:pPr>
               <w:pStyle w:val="25"/>
+              <w:keepNext w:val="0"/>
+              <w:keepLines w:val="0"/>
+              <w:pageBreakBefore w:val="0"/>
+              <w:widowControl w:val="0"/>
+              <w:kinsoku w:val="0"/>
+              <w:wordWrap/>
+              <w:overflowPunct/>
+              <w:topLinePunct w:val="0"/>
+              <w:autoSpaceDE w:val="0"/>
+              <w:autoSpaceDN w:val="0"/>
+              <w:bidi w:val="0"/>
+              <w:adjustRightInd w:val="0"/>
+              <w:snapToGrid w:val="0"/>
+              <w:textAlignment w:val="baseline"/>
             </w:pPr>
           </w:p>
         </w:tc>
@@ -733,6 +1156,20 @@
           <w:p>
             <w:pPr>
               <w:pStyle w:val="25"/>
+              <w:keepNext w:val="0"/>
+              <w:keepLines w:val="0"/>
+              <w:pageBreakBefore w:val="0"/>
+              <w:widowControl w:val="0"/>
+              <w:kinsoku w:val="0"/>
+              <w:wordWrap/>
+              <w:overflowPunct/>
+              <w:topLinePunct w:val="0"/>
+              <w:autoSpaceDE w:val="0"/>
+              <w:autoSpaceDN w:val="0"/>
+              <w:bidi w:val="0"/>
+              <w:adjustRightInd w:val="0"/>
+              <w:snapToGrid w:val="0"/>
+              <w:textAlignment w:val="baseline"/>
             </w:pPr>
           </w:p>
         </w:tc>
@@ -744,6 +1181,20 @@
           <w:p>
             <w:pPr>
               <w:pStyle w:val="25"/>
+              <w:keepNext w:val="0"/>
+              <w:keepLines w:val="0"/>
+              <w:pageBreakBefore w:val="0"/>
+              <w:widowControl w:val="0"/>
+              <w:kinsoku w:val="0"/>
+              <w:wordWrap/>
+              <w:overflowPunct/>
+              <w:topLinePunct w:val="0"/>
+              <w:autoSpaceDE w:val="0"/>
+              <w:autoSpaceDN w:val="0"/>
+              <w:bidi w:val="0"/>
+              <w:adjustRightInd w:val="0"/>
+              <w:snapToGrid w:val="0"/>
+              <w:textAlignment w:val="baseline"/>
             </w:pPr>
           </w:p>
         </w:tc>
@@ -776,6 +1227,20 @@
           <w:p>
             <w:pPr>
               <w:pStyle w:val="25"/>
+              <w:keepNext w:val="0"/>
+              <w:keepLines w:val="0"/>
+              <w:pageBreakBefore w:val="0"/>
+              <w:widowControl w:val="0"/>
+              <w:kinsoku w:val="0"/>
+              <w:wordWrap/>
+              <w:overflowPunct/>
+              <w:topLinePunct w:val="0"/>
+              <w:autoSpaceDE w:val="0"/>
+              <w:autoSpaceDN w:val="0"/>
+              <w:bidi w:val="0"/>
+              <w:adjustRightInd w:val="0"/>
+              <w:snapToGrid w:val="0"/>
+              <w:textAlignment w:val="baseline"/>
             </w:pPr>
           </w:p>
         </w:tc>
@@ -787,6 +1252,20 @@
           <w:p>
             <w:pPr>
               <w:pStyle w:val="25"/>
+              <w:keepNext w:val="0"/>
+              <w:keepLines w:val="0"/>
+              <w:pageBreakBefore w:val="0"/>
+              <w:widowControl w:val="0"/>
+              <w:kinsoku w:val="0"/>
+              <w:wordWrap/>
+              <w:overflowPunct/>
+              <w:topLinePunct w:val="0"/>
+              <w:autoSpaceDE w:val="0"/>
+              <w:autoSpaceDN w:val="0"/>
+              <w:bidi w:val="0"/>
+              <w:adjustRightInd w:val="0"/>
+              <w:snapToGrid w:val="0"/>
+              <w:textAlignment w:val="baseline"/>
             </w:pPr>
           </w:p>
         </w:tc>
@@ -798,6 +1277,20 @@
           <w:p>
             <w:pPr>
               <w:pStyle w:val="25"/>
+              <w:keepNext w:val="0"/>
+              <w:keepLines w:val="0"/>
+              <w:pageBreakBefore w:val="0"/>
+              <w:widowControl w:val="0"/>
+              <w:kinsoku w:val="0"/>
+              <w:wordWrap/>
+              <w:overflowPunct/>
+              <w:topLinePunct w:val="0"/>
+              <w:autoSpaceDE w:val="0"/>
+              <w:autoSpaceDN w:val="0"/>
+              <w:bidi w:val="0"/>
+              <w:adjustRightInd w:val="0"/>
+              <w:snapToGrid w:val="0"/>
+              <w:textAlignment w:val="baseline"/>
             </w:pPr>
           </w:p>
         </w:tc>
@@ -809,6 +1302,20 @@
           <w:p>
             <w:pPr>
               <w:pStyle w:val="25"/>
+              <w:keepNext w:val="0"/>
+              <w:keepLines w:val="0"/>
+              <w:pageBreakBefore w:val="0"/>
+              <w:widowControl w:val="0"/>
+              <w:kinsoku w:val="0"/>
+              <w:wordWrap/>
+              <w:overflowPunct/>
+              <w:topLinePunct w:val="0"/>
+              <w:autoSpaceDE w:val="0"/>
+              <w:autoSpaceDN w:val="0"/>
+              <w:bidi w:val="0"/>
+              <w:adjustRightInd w:val="0"/>
+              <w:snapToGrid w:val="0"/>
+              <w:textAlignment w:val="baseline"/>
             </w:pPr>
           </w:p>
         </w:tc>
@@ -820,6 +1327,20 @@
           <w:p>
             <w:pPr>
               <w:pStyle w:val="25"/>
+              <w:keepNext w:val="0"/>
+              <w:keepLines w:val="0"/>
+              <w:pageBreakBefore w:val="0"/>
+              <w:widowControl w:val="0"/>
+              <w:kinsoku w:val="0"/>
+              <w:wordWrap/>
+              <w:overflowPunct/>
+              <w:topLinePunct w:val="0"/>
+              <w:autoSpaceDE w:val="0"/>
+              <w:autoSpaceDN w:val="0"/>
+              <w:bidi w:val="0"/>
+              <w:adjustRightInd w:val="0"/>
+              <w:snapToGrid w:val="0"/>
+              <w:textAlignment w:val="baseline"/>
             </w:pPr>
           </w:p>
         </w:tc>
@@ -852,6 +1373,20 @@
           <w:p>
             <w:pPr>
               <w:pStyle w:val="25"/>
+              <w:keepNext w:val="0"/>
+              <w:keepLines w:val="0"/>
+              <w:pageBreakBefore w:val="0"/>
+              <w:widowControl w:val="0"/>
+              <w:kinsoku w:val="0"/>
+              <w:wordWrap/>
+              <w:overflowPunct/>
+              <w:topLinePunct w:val="0"/>
+              <w:autoSpaceDE w:val="0"/>
+              <w:autoSpaceDN w:val="0"/>
+              <w:bidi w:val="0"/>
+              <w:adjustRightInd w:val="0"/>
+              <w:snapToGrid w:val="0"/>
+              <w:textAlignment w:val="baseline"/>
             </w:pPr>
           </w:p>
         </w:tc>
@@ -863,6 +1398,20 @@
           <w:p>
             <w:pPr>
               <w:pStyle w:val="25"/>
+              <w:keepNext w:val="0"/>
+              <w:keepLines w:val="0"/>
+              <w:pageBreakBefore w:val="0"/>
+              <w:widowControl w:val="0"/>
+              <w:kinsoku w:val="0"/>
+              <w:wordWrap/>
+              <w:overflowPunct/>
+              <w:topLinePunct w:val="0"/>
+              <w:autoSpaceDE w:val="0"/>
+              <w:autoSpaceDN w:val="0"/>
+              <w:bidi w:val="0"/>
+              <w:adjustRightInd w:val="0"/>
+              <w:snapToGrid w:val="0"/>
+              <w:textAlignment w:val="baseline"/>
             </w:pPr>
           </w:p>
         </w:tc>
@@ -874,6 +1423,20 @@
           <w:p>
             <w:pPr>
               <w:pStyle w:val="25"/>
+              <w:keepNext w:val="0"/>
+              <w:keepLines w:val="0"/>
+              <w:pageBreakBefore w:val="0"/>
+              <w:widowControl w:val="0"/>
+              <w:kinsoku w:val="0"/>
+              <w:wordWrap/>
+              <w:overflowPunct/>
+              <w:topLinePunct w:val="0"/>
+              <w:autoSpaceDE w:val="0"/>
+              <w:autoSpaceDN w:val="0"/>
+              <w:bidi w:val="0"/>
+              <w:adjustRightInd w:val="0"/>
+              <w:snapToGrid w:val="0"/>
+              <w:textAlignment w:val="baseline"/>
             </w:pPr>
           </w:p>
         </w:tc>
@@ -885,6 +1448,20 @@
           <w:p>
             <w:pPr>
               <w:pStyle w:val="25"/>
+              <w:keepNext w:val="0"/>
+              <w:keepLines w:val="0"/>
+              <w:pageBreakBefore w:val="0"/>
+              <w:widowControl w:val="0"/>
+              <w:kinsoku w:val="0"/>
+              <w:wordWrap/>
+              <w:overflowPunct/>
+              <w:topLinePunct w:val="0"/>
+              <w:autoSpaceDE w:val="0"/>
+              <w:autoSpaceDN w:val="0"/>
+              <w:bidi w:val="0"/>
+              <w:adjustRightInd w:val="0"/>
+              <w:snapToGrid w:val="0"/>
+              <w:textAlignment w:val="baseline"/>
             </w:pPr>
           </w:p>
         </w:tc>
@@ -896,6 +1473,20 @@
           <w:p>
             <w:pPr>
               <w:pStyle w:val="25"/>
+              <w:keepNext w:val="0"/>
+              <w:keepLines w:val="0"/>
+              <w:pageBreakBefore w:val="0"/>
+              <w:widowControl w:val="0"/>
+              <w:kinsoku w:val="0"/>
+              <w:wordWrap/>
+              <w:overflowPunct/>
+              <w:topLinePunct w:val="0"/>
+              <w:autoSpaceDE w:val="0"/>
+              <w:autoSpaceDN w:val="0"/>
+              <w:bidi w:val="0"/>
+              <w:adjustRightInd w:val="0"/>
+              <w:snapToGrid w:val="0"/>
+              <w:textAlignment w:val="baseline"/>
             </w:pPr>
           </w:p>
         </w:tc>
@@ -928,6 +1519,20 @@
           <w:p>
             <w:pPr>
               <w:pStyle w:val="25"/>
+              <w:keepNext w:val="0"/>
+              <w:keepLines w:val="0"/>
+              <w:pageBreakBefore w:val="0"/>
+              <w:widowControl w:val="0"/>
+              <w:kinsoku w:val="0"/>
+              <w:wordWrap/>
+              <w:overflowPunct/>
+              <w:topLinePunct w:val="0"/>
+              <w:autoSpaceDE w:val="0"/>
+              <w:autoSpaceDN w:val="0"/>
+              <w:bidi w:val="0"/>
+              <w:adjustRightInd w:val="0"/>
+              <w:snapToGrid w:val="0"/>
+              <w:textAlignment w:val="baseline"/>
             </w:pPr>
           </w:p>
         </w:tc>
@@ -939,6 +1544,20 @@
           <w:p>
             <w:pPr>
               <w:pStyle w:val="25"/>
+              <w:keepNext w:val="0"/>
+              <w:keepLines w:val="0"/>
+              <w:pageBreakBefore w:val="0"/>
+              <w:widowControl w:val="0"/>
+              <w:kinsoku w:val="0"/>
+              <w:wordWrap/>
+              <w:overflowPunct/>
+              <w:topLinePunct w:val="0"/>
+              <w:autoSpaceDE w:val="0"/>
+              <w:autoSpaceDN w:val="0"/>
+              <w:bidi w:val="0"/>
+              <w:adjustRightInd w:val="0"/>
+              <w:snapToGrid w:val="0"/>
+              <w:textAlignment w:val="baseline"/>
             </w:pPr>
           </w:p>
         </w:tc>
@@ -950,6 +1569,20 @@
           <w:p>
             <w:pPr>
               <w:pStyle w:val="25"/>
+              <w:keepNext w:val="0"/>
+              <w:keepLines w:val="0"/>
+              <w:pageBreakBefore w:val="0"/>
+              <w:widowControl w:val="0"/>
+              <w:kinsoku w:val="0"/>
+              <w:wordWrap/>
+              <w:overflowPunct/>
+              <w:topLinePunct w:val="0"/>
+              <w:autoSpaceDE w:val="0"/>
+              <w:autoSpaceDN w:val="0"/>
+              <w:bidi w:val="0"/>
+              <w:adjustRightInd w:val="0"/>
+              <w:snapToGrid w:val="0"/>
+              <w:textAlignment w:val="baseline"/>
             </w:pPr>
           </w:p>
         </w:tc>
@@ -961,6 +1594,20 @@
           <w:p>
             <w:pPr>
               <w:pStyle w:val="25"/>
+              <w:keepNext w:val="0"/>
+              <w:keepLines w:val="0"/>
+              <w:pageBreakBefore w:val="0"/>
+              <w:widowControl w:val="0"/>
+              <w:kinsoku w:val="0"/>
+              <w:wordWrap/>
+              <w:overflowPunct/>
+              <w:topLinePunct w:val="0"/>
+              <w:autoSpaceDE w:val="0"/>
+              <w:autoSpaceDN w:val="0"/>
+              <w:bidi w:val="0"/>
+              <w:adjustRightInd w:val="0"/>
+              <w:snapToGrid w:val="0"/>
+              <w:textAlignment w:val="baseline"/>
             </w:pPr>
           </w:p>
         </w:tc>
@@ -972,6 +1619,20 @@
           <w:p>
             <w:pPr>
               <w:pStyle w:val="25"/>
+              <w:keepNext w:val="0"/>
+              <w:keepLines w:val="0"/>
+              <w:pageBreakBefore w:val="0"/>
+              <w:widowControl w:val="0"/>
+              <w:kinsoku w:val="0"/>
+              <w:wordWrap/>
+              <w:overflowPunct/>
+              <w:topLinePunct w:val="0"/>
+              <w:autoSpaceDE w:val="0"/>
+              <w:autoSpaceDN w:val="0"/>
+              <w:bidi w:val="0"/>
+              <w:adjustRightInd w:val="0"/>
+              <w:snapToGrid w:val="0"/>
+              <w:textAlignment w:val="baseline"/>
             </w:pPr>
           </w:p>
         </w:tc>
@@ -980,10 +1641,38 @@
     <w:p>
       <w:pPr>
         <w:pStyle w:val="12"/>
+        <w:keepNext w:val="0"/>
+        <w:keepLines w:val="0"/>
+        <w:pageBreakBefore w:val="0"/>
+        <w:widowControl w:val="0"/>
+        <w:kinsoku w:val="0"/>
+        <w:wordWrap/>
+        <w:overflowPunct/>
+        <w:topLinePunct w:val="0"/>
+        <w:autoSpaceDE w:val="0"/>
+        <w:autoSpaceDN w:val="0"/>
+        <w:bidi w:val="0"/>
+        <w:adjustRightInd w:val="0"/>
+        <w:snapToGrid w:val="0"/>
+        <w:textAlignment w:val="baseline"/>
       </w:pPr>
     </w:p>
     <w:p>
       <w:pPr>
+        <w:keepNext w:val="0"/>
+        <w:keepLines w:val="0"/>
+        <w:pageBreakBefore w:val="0"/>
+        <w:widowControl w:val="0"/>
+        <w:kinsoku w:val="0"/>
+        <w:wordWrap/>
+        <w:overflowPunct/>
+        <w:topLinePunct w:val="0"/>
+        <w:autoSpaceDE w:val="0"/>
+        <w:autoSpaceDN w:val="0"/>
+        <w:bidi w:val="0"/>
+        <w:adjustRightInd w:val="0"/>
+        <w:snapToGrid w:val="0"/>
+        <w:textAlignment w:val="baseline"/>
         <w:sectPr>
           <w:footerReference r:id="rId6" w:type="default"/>
           <w:pgSz w:w="11906" w:h="16839"/>
@@ -1024,9 +1713,23 @@
       <w:sdtContent>
         <w:p>
           <w:pPr>
+            <w:keepNext w:val="0"/>
+            <w:keepLines w:val="0"/>
+            <w:pageBreakBefore w:val="0"/>
+            <w:widowControl w:val="0"/>
+            <w:kinsoku w:val="0"/>
+            <w:wordWrap/>
+            <w:overflowPunct/>
+            <w:topLinePunct w:val="0"/>
+            <w:autoSpaceDE w:val="0"/>
+            <w:autoSpaceDN w:val="0"/>
+            <w:bidi w:val="0"/>
+            <w:adjustRightInd w:val="0"/>
+            <w:snapToGrid w:val="0"/>
             <w:spacing w:before="0" w:beforeLines="0" w:after="0" w:afterLines="0" w:line="240" w:lineRule="auto"/>
             <w:ind w:left="0" w:leftChars="0" w:right="0" w:rightChars="0" w:firstLine="0" w:firstLineChars="0"/>
             <w:jc w:val="center"/>
+            <w:textAlignment w:val="baseline"/>
           </w:pPr>
           <w:r>
             <w:rPr>
@@ -1039,9 +1742,23 @@
         <w:p>
           <w:pPr>
             <w:pStyle w:val="16"/>
+            <w:keepNext w:val="0"/>
+            <w:keepLines w:val="0"/>
+            <w:pageBreakBefore w:val="0"/>
+            <w:widowControl w:val="0"/>
             <w:tabs>
               <w:tab w:val="right" w:leader="dot" w:pos="8492"/>
             </w:tabs>
+            <w:kinsoku w:val="0"/>
+            <w:wordWrap/>
+            <w:overflowPunct/>
+            <w:topLinePunct w:val="0"/>
+            <w:autoSpaceDE w:val="0"/>
+            <w:autoSpaceDN w:val="0"/>
+            <w:bidi w:val="0"/>
+            <w:adjustRightInd w:val="0"/>
+            <w:snapToGrid w:val="0"/>
+            <w:textAlignment w:val="baseline"/>
           </w:pPr>
           <w:r>
             <w:rPr>
@@ -1079,7 +1796,7 @@
               <w:rFonts w:ascii="Calibri" w:hAnsi="Calibri" w:eastAsia="Calibri" w:cs="Calibri"/>
               <w:szCs w:val="21"/>
             </w:rPr>
-            <w:instrText xml:space="preserve"> HYPERLINK \l _Toc8691 </w:instrText>
+            <w:instrText xml:space="preserve"> HYPERLINK \l _Toc23726 </w:instrText>
           </w:r>
           <w:r>
             <w:rPr>
@@ -1098,7 +1815,7 @@
             <w:fldChar w:fldCharType="begin"/>
           </w:r>
           <w:r>
-            <w:instrText xml:space="preserve"> PAGEREF _Toc8691 \h </w:instrText>
+            <w:instrText xml:space="preserve"> PAGEREF _Toc23726 \h </w:instrText>
           </w:r>
           <w:r>
             <w:fldChar w:fldCharType="separate"/>
@@ -1120,9 +1837,23 @@
         <w:p>
           <w:pPr>
             <w:pStyle w:val="16"/>
+            <w:keepNext w:val="0"/>
+            <w:keepLines w:val="0"/>
+            <w:pageBreakBefore w:val="0"/>
+            <w:widowControl w:val="0"/>
             <w:tabs>
               <w:tab w:val="right" w:leader="dot" w:pos="8492"/>
             </w:tabs>
+            <w:kinsoku w:val="0"/>
+            <w:wordWrap/>
+            <w:overflowPunct/>
+            <w:topLinePunct w:val="0"/>
+            <w:autoSpaceDE w:val="0"/>
+            <w:autoSpaceDN w:val="0"/>
+            <w:bidi w:val="0"/>
+            <w:adjustRightInd w:val="0"/>
+            <w:snapToGrid w:val="0"/>
+            <w:textAlignment w:val="baseline"/>
           </w:pPr>
           <w:r>
             <w:rPr>
@@ -1136,7 +1867,7 @@
               <w:rFonts w:ascii="Calibri" w:hAnsi="Calibri" w:eastAsia="Calibri" w:cs="Calibri"/>
               <w:szCs w:val="21"/>
             </w:rPr>
-            <w:instrText xml:space="preserve"> HYPERLINK \l _Toc8165 </w:instrText>
+            <w:instrText xml:space="preserve"> HYPERLINK \l _Toc24584 </w:instrText>
           </w:r>
           <w:r>
             <w:rPr>
@@ -1155,7 +1886,7 @@
             <w:fldChar w:fldCharType="begin"/>
           </w:r>
           <w:r>
-            <w:instrText xml:space="preserve"> PAGEREF _Toc8165 \h </w:instrText>
+            <w:instrText xml:space="preserve"> PAGEREF _Toc24584 \h </w:instrText>
           </w:r>
           <w:r>
             <w:fldChar w:fldCharType="separate"/>
@@ -1177,9 +1908,23 @@
         <w:p>
           <w:pPr>
             <w:pStyle w:val="17"/>
+            <w:keepNext w:val="0"/>
+            <w:keepLines w:val="0"/>
+            <w:pageBreakBefore w:val="0"/>
+            <w:widowControl w:val="0"/>
             <w:tabs>
               <w:tab w:val="right" w:leader="dot" w:pos="8492"/>
             </w:tabs>
+            <w:kinsoku w:val="0"/>
+            <w:wordWrap/>
+            <w:overflowPunct/>
+            <w:topLinePunct w:val="0"/>
+            <w:autoSpaceDE w:val="0"/>
+            <w:autoSpaceDN w:val="0"/>
+            <w:bidi w:val="0"/>
+            <w:adjustRightInd w:val="0"/>
+            <w:snapToGrid w:val="0"/>
+            <w:textAlignment w:val="baseline"/>
           </w:pPr>
           <w:r>
             <w:rPr>
@@ -1193,7 +1938,7 @@
               <w:rFonts w:ascii="Calibri" w:hAnsi="Calibri" w:eastAsia="Calibri" w:cs="Calibri"/>
               <w:szCs w:val="21"/>
             </w:rPr>
-            <w:instrText xml:space="preserve"> HYPERLINK \l _Toc23012 </w:instrText>
+            <w:instrText xml:space="preserve"> HYPERLINK \l _Toc8297 </w:instrText>
           </w:r>
           <w:r>
             <w:rPr>
@@ -1217,7 +1962,7 @@
             <w:fldChar w:fldCharType="begin"/>
           </w:r>
           <w:r>
-            <w:instrText xml:space="preserve"> PAGEREF _Toc23012 \h </w:instrText>
+            <w:instrText xml:space="preserve"> PAGEREF _Toc8297 \h </w:instrText>
           </w:r>
           <w:r>
             <w:fldChar w:fldCharType="separate"/>
@@ -1239,9 +1984,23 @@
         <w:p>
           <w:pPr>
             <w:pStyle w:val="16"/>
+            <w:keepNext w:val="0"/>
+            <w:keepLines w:val="0"/>
+            <w:pageBreakBefore w:val="0"/>
+            <w:widowControl w:val="0"/>
             <w:tabs>
               <w:tab w:val="right" w:leader="dot" w:pos="8492"/>
             </w:tabs>
+            <w:kinsoku w:val="0"/>
+            <w:wordWrap/>
+            <w:overflowPunct/>
+            <w:topLinePunct w:val="0"/>
+            <w:autoSpaceDE w:val="0"/>
+            <w:autoSpaceDN w:val="0"/>
+            <w:bidi w:val="0"/>
+            <w:adjustRightInd w:val="0"/>
+            <w:snapToGrid w:val="0"/>
+            <w:textAlignment w:val="baseline"/>
           </w:pPr>
           <w:r>
             <w:rPr>
@@ -1255,7 +2014,7 @@
               <w:rFonts w:ascii="Calibri" w:hAnsi="Calibri" w:eastAsia="Calibri" w:cs="Calibri"/>
               <w:szCs w:val="21"/>
             </w:rPr>
-            <w:instrText xml:space="preserve"> HYPERLINK \l _Toc19351 </w:instrText>
+            <w:instrText xml:space="preserve"> HYPERLINK \l _Toc7013 </w:instrText>
           </w:r>
           <w:r>
             <w:rPr>
@@ -1280,7 +2039,7 @@
             <w:fldChar w:fldCharType="begin"/>
           </w:r>
           <w:r>
-            <w:instrText xml:space="preserve"> PAGEREF _Toc19351 \h </w:instrText>
+            <w:instrText xml:space="preserve"> PAGEREF _Toc7013 \h </w:instrText>
           </w:r>
           <w:r>
             <w:fldChar w:fldCharType="separate"/>
@@ -1302,9 +2061,23 @@
         <w:p>
           <w:pPr>
             <w:pStyle w:val="16"/>
+            <w:keepNext w:val="0"/>
+            <w:keepLines w:val="0"/>
+            <w:pageBreakBefore w:val="0"/>
+            <w:widowControl w:val="0"/>
             <w:tabs>
               <w:tab w:val="right" w:leader="dot" w:pos="8492"/>
             </w:tabs>
+            <w:kinsoku w:val="0"/>
+            <w:wordWrap/>
+            <w:overflowPunct/>
+            <w:topLinePunct w:val="0"/>
+            <w:autoSpaceDE w:val="0"/>
+            <w:autoSpaceDN w:val="0"/>
+            <w:bidi w:val="0"/>
+            <w:adjustRightInd w:val="0"/>
+            <w:snapToGrid w:val="0"/>
+            <w:textAlignment w:val="baseline"/>
           </w:pPr>
           <w:r>
             <w:rPr>
@@ -1318,7 +2091,7 @@
               <w:rFonts w:ascii="Calibri" w:hAnsi="Calibri" w:eastAsia="Calibri" w:cs="Calibri"/>
               <w:szCs w:val="21"/>
             </w:rPr>
-            <w:instrText xml:space="preserve"> HYPERLINK \l _Toc9690 </w:instrText>
+            <w:instrText xml:space="preserve"> HYPERLINK \l _Toc25539 </w:instrText>
           </w:r>
           <w:r>
             <w:rPr>
@@ -1343,7 +2116,7 @@
             <w:fldChar w:fldCharType="begin"/>
           </w:r>
           <w:r>
-            <w:instrText xml:space="preserve"> PAGEREF _Toc9690 \h </w:instrText>
+            <w:instrText xml:space="preserve"> PAGEREF _Toc25539 \h </w:instrText>
           </w:r>
           <w:r>
             <w:fldChar w:fldCharType="separate"/>
@@ -1365,9 +2138,23 @@
         <w:p>
           <w:pPr>
             <w:pStyle w:val="16"/>
+            <w:keepNext w:val="0"/>
+            <w:keepLines w:val="0"/>
+            <w:pageBreakBefore w:val="0"/>
+            <w:widowControl w:val="0"/>
             <w:tabs>
               <w:tab w:val="right" w:leader="dot" w:pos="8492"/>
             </w:tabs>
+            <w:kinsoku w:val="0"/>
+            <w:wordWrap/>
+            <w:overflowPunct/>
+            <w:topLinePunct w:val="0"/>
+            <w:autoSpaceDE w:val="0"/>
+            <w:autoSpaceDN w:val="0"/>
+            <w:bidi w:val="0"/>
+            <w:adjustRightInd w:val="0"/>
+            <w:snapToGrid w:val="0"/>
+            <w:textAlignment w:val="baseline"/>
           </w:pPr>
           <w:r>
             <w:rPr>
@@ -1381,7 +2168,7 @@
               <w:rFonts w:ascii="Calibri" w:hAnsi="Calibri" w:eastAsia="Calibri" w:cs="Calibri"/>
               <w:szCs w:val="21"/>
             </w:rPr>
-            <w:instrText xml:space="preserve"> HYPERLINK \l _Toc7593 </w:instrText>
+            <w:instrText xml:space="preserve"> HYPERLINK \l _Toc21927 </w:instrText>
           </w:r>
           <w:r>
             <w:rPr>
@@ -1406,7 +2193,7 @@
             <w:fldChar w:fldCharType="begin"/>
           </w:r>
           <w:r>
-            <w:instrText xml:space="preserve"> PAGEREF _Toc7593 \h </w:instrText>
+            <w:instrText xml:space="preserve"> PAGEREF _Toc21927 \h </w:instrText>
           </w:r>
           <w:r>
             <w:fldChar w:fldCharType="separate"/>
@@ -1428,9 +2215,23 @@
         <w:p>
           <w:pPr>
             <w:pStyle w:val="16"/>
+            <w:keepNext w:val="0"/>
+            <w:keepLines w:val="0"/>
+            <w:pageBreakBefore w:val="0"/>
+            <w:widowControl w:val="0"/>
             <w:tabs>
               <w:tab w:val="right" w:leader="dot" w:pos="8492"/>
             </w:tabs>
+            <w:kinsoku w:val="0"/>
+            <w:wordWrap/>
+            <w:overflowPunct/>
+            <w:topLinePunct w:val="0"/>
+            <w:autoSpaceDE w:val="0"/>
+            <w:autoSpaceDN w:val="0"/>
+            <w:bidi w:val="0"/>
+            <w:adjustRightInd w:val="0"/>
+            <w:snapToGrid w:val="0"/>
+            <w:textAlignment w:val="baseline"/>
           </w:pPr>
           <w:r>
             <w:rPr>
@@ -1444,7 +2245,7 @@
               <w:rFonts w:ascii="Calibri" w:hAnsi="Calibri" w:eastAsia="Calibri" w:cs="Calibri"/>
               <w:szCs w:val="21"/>
             </w:rPr>
-            <w:instrText xml:space="preserve"> HYPERLINK \l _Toc9317 </w:instrText>
+            <w:instrText xml:space="preserve"> HYPERLINK \l _Toc31283 </w:instrText>
           </w:r>
           <w:r>
             <w:rPr>
@@ -1469,7 +2270,7 @@
             <w:fldChar w:fldCharType="begin"/>
           </w:r>
           <w:r>
-            <w:instrText xml:space="preserve"> PAGEREF _Toc9317 \h </w:instrText>
+            <w:instrText xml:space="preserve"> PAGEREF _Toc31283 \h </w:instrText>
           </w:r>
           <w:r>
             <w:fldChar w:fldCharType="separate"/>
@@ -1491,9 +2292,23 @@
         <w:p>
           <w:pPr>
             <w:pStyle w:val="17"/>
+            <w:keepNext w:val="0"/>
+            <w:keepLines w:val="0"/>
+            <w:pageBreakBefore w:val="0"/>
+            <w:widowControl w:val="0"/>
             <w:tabs>
               <w:tab w:val="right" w:leader="dot" w:pos="8492"/>
             </w:tabs>
+            <w:kinsoku w:val="0"/>
+            <w:wordWrap/>
+            <w:overflowPunct/>
+            <w:topLinePunct w:val="0"/>
+            <w:autoSpaceDE w:val="0"/>
+            <w:autoSpaceDN w:val="0"/>
+            <w:bidi w:val="0"/>
+            <w:adjustRightInd w:val="0"/>
+            <w:snapToGrid w:val="0"/>
+            <w:textAlignment w:val="baseline"/>
           </w:pPr>
           <w:r>
             <w:rPr>
@@ -1507,7 +2322,7 @@
               <w:rFonts w:ascii="Calibri" w:hAnsi="Calibri" w:eastAsia="Calibri" w:cs="Calibri"/>
               <w:szCs w:val="21"/>
             </w:rPr>
-            <w:instrText xml:space="preserve"> HYPERLINK \l _Toc32743 </w:instrText>
+            <w:instrText xml:space="preserve"> HYPERLINK \l _Toc19539 </w:instrText>
           </w:r>
           <w:r>
             <w:rPr>
@@ -1532,7 +2347,7 @@
             <w:fldChar w:fldCharType="begin"/>
           </w:r>
           <w:r>
-            <w:instrText xml:space="preserve"> PAGEREF _Toc32743 \h </w:instrText>
+            <w:instrText xml:space="preserve"> PAGEREF _Toc19539 \h </w:instrText>
           </w:r>
           <w:r>
             <w:fldChar w:fldCharType="separate"/>
@@ -1554,9 +2369,23 @@
         <w:p>
           <w:pPr>
             <w:pStyle w:val="17"/>
+            <w:keepNext w:val="0"/>
+            <w:keepLines w:val="0"/>
+            <w:pageBreakBefore w:val="0"/>
+            <w:widowControl w:val="0"/>
             <w:tabs>
               <w:tab w:val="right" w:leader="dot" w:pos="8492"/>
             </w:tabs>
+            <w:kinsoku w:val="0"/>
+            <w:wordWrap/>
+            <w:overflowPunct/>
+            <w:topLinePunct w:val="0"/>
+            <w:autoSpaceDE w:val="0"/>
+            <w:autoSpaceDN w:val="0"/>
+            <w:bidi w:val="0"/>
+            <w:adjustRightInd w:val="0"/>
+            <w:snapToGrid w:val="0"/>
+            <w:textAlignment w:val="baseline"/>
           </w:pPr>
           <w:r>
             <w:rPr>
@@ -1570,7 +2399,7 @@
               <w:rFonts w:ascii="Calibri" w:hAnsi="Calibri" w:eastAsia="Calibri" w:cs="Calibri"/>
               <w:szCs w:val="21"/>
             </w:rPr>
-            <w:instrText xml:space="preserve"> HYPERLINK \l _Toc12208 </w:instrText>
+            <w:instrText xml:space="preserve"> HYPERLINK \l _Toc19283 </w:instrText>
           </w:r>
           <w:r>
             <w:rPr>
@@ -1595,7 +2424,7 @@
             <w:fldChar w:fldCharType="begin"/>
           </w:r>
           <w:r>
-            <w:instrText xml:space="preserve"> PAGEREF _Toc12208 \h </w:instrText>
+            <w:instrText xml:space="preserve"> PAGEREF _Toc19283 \h </w:instrText>
           </w:r>
           <w:r>
             <w:fldChar w:fldCharType="separate"/>
@@ -1617,9 +2446,23 @@
         <w:p>
           <w:pPr>
             <w:pStyle w:val="17"/>
+            <w:keepNext w:val="0"/>
+            <w:keepLines w:val="0"/>
+            <w:pageBreakBefore w:val="0"/>
+            <w:widowControl w:val="0"/>
             <w:tabs>
               <w:tab w:val="right" w:leader="dot" w:pos="8492"/>
             </w:tabs>
+            <w:kinsoku w:val="0"/>
+            <w:wordWrap/>
+            <w:overflowPunct/>
+            <w:topLinePunct w:val="0"/>
+            <w:autoSpaceDE w:val="0"/>
+            <w:autoSpaceDN w:val="0"/>
+            <w:bidi w:val="0"/>
+            <w:adjustRightInd w:val="0"/>
+            <w:snapToGrid w:val="0"/>
+            <w:textAlignment w:val="baseline"/>
           </w:pPr>
           <w:r>
             <w:rPr>
@@ -1633,7 +2476,7 @@
               <w:rFonts w:ascii="Calibri" w:hAnsi="Calibri" w:eastAsia="Calibri" w:cs="Calibri"/>
               <w:szCs w:val="21"/>
             </w:rPr>
-            <w:instrText xml:space="preserve"> HYPERLINK \l _Toc25880 </w:instrText>
+            <w:instrText xml:space="preserve"> HYPERLINK \l _Toc4133 </w:instrText>
           </w:r>
           <w:r>
             <w:rPr>
@@ -1658,7 +2501,7 @@
             <w:fldChar w:fldCharType="begin"/>
           </w:r>
           <w:r>
-            <w:instrText xml:space="preserve"> PAGEREF _Toc25880 \h </w:instrText>
+            <w:instrText xml:space="preserve"> PAGEREF _Toc4133 \h </w:instrText>
           </w:r>
           <w:r>
             <w:fldChar w:fldCharType="separate"/>
@@ -1680,9 +2523,23 @@
         <w:p>
           <w:pPr>
             <w:pStyle w:val="17"/>
+            <w:keepNext w:val="0"/>
+            <w:keepLines w:val="0"/>
+            <w:pageBreakBefore w:val="0"/>
+            <w:widowControl w:val="0"/>
             <w:tabs>
               <w:tab w:val="right" w:leader="dot" w:pos="8492"/>
             </w:tabs>
+            <w:kinsoku w:val="0"/>
+            <w:wordWrap/>
+            <w:overflowPunct/>
+            <w:topLinePunct w:val="0"/>
+            <w:autoSpaceDE w:val="0"/>
+            <w:autoSpaceDN w:val="0"/>
+            <w:bidi w:val="0"/>
+            <w:adjustRightInd w:val="0"/>
+            <w:snapToGrid w:val="0"/>
+            <w:textAlignment w:val="baseline"/>
           </w:pPr>
           <w:r>
             <w:rPr>
@@ -1696,7 +2553,7 @@
               <w:rFonts w:ascii="Calibri" w:hAnsi="Calibri" w:eastAsia="Calibri" w:cs="Calibri"/>
               <w:szCs w:val="21"/>
             </w:rPr>
-            <w:instrText xml:space="preserve"> HYPERLINK \l _Toc5001 </w:instrText>
+            <w:instrText xml:space="preserve"> HYPERLINK \l _Toc22126 </w:instrText>
           </w:r>
           <w:r>
             <w:rPr>
@@ -1721,7 +2578,7 @@
             <w:fldChar w:fldCharType="begin"/>
           </w:r>
           <w:r>
-            <w:instrText xml:space="preserve"> PAGEREF _Toc5001 \h </w:instrText>
+            <w:instrText xml:space="preserve"> PAGEREF _Toc22126 \h </w:instrText>
           </w:r>
           <w:r>
             <w:fldChar w:fldCharType="separate"/>
@@ -1743,9 +2600,23 @@
         <w:p>
           <w:pPr>
             <w:pStyle w:val="17"/>
+            <w:keepNext w:val="0"/>
+            <w:keepLines w:val="0"/>
+            <w:pageBreakBefore w:val="0"/>
+            <w:widowControl w:val="0"/>
             <w:tabs>
               <w:tab w:val="right" w:leader="dot" w:pos="8492"/>
             </w:tabs>
+            <w:kinsoku w:val="0"/>
+            <w:wordWrap/>
+            <w:overflowPunct/>
+            <w:topLinePunct w:val="0"/>
+            <w:autoSpaceDE w:val="0"/>
+            <w:autoSpaceDN w:val="0"/>
+            <w:bidi w:val="0"/>
+            <w:adjustRightInd w:val="0"/>
+            <w:snapToGrid w:val="0"/>
+            <w:textAlignment w:val="baseline"/>
           </w:pPr>
           <w:r>
             <w:rPr>
@@ -1759,7 +2630,7 @@
               <w:rFonts w:ascii="Calibri" w:hAnsi="Calibri" w:eastAsia="Calibri" w:cs="Calibri"/>
               <w:szCs w:val="21"/>
             </w:rPr>
-            <w:instrText xml:space="preserve"> HYPERLINK \l _Toc1386 </w:instrText>
+            <w:instrText xml:space="preserve"> HYPERLINK \l _Toc30410 </w:instrText>
           </w:r>
           <w:r>
             <w:rPr>
@@ -1784,7 +2655,7 @@
             <w:fldChar w:fldCharType="begin"/>
           </w:r>
           <w:r>
-            <w:instrText xml:space="preserve"> PAGEREF _Toc1386 \h </w:instrText>
+            <w:instrText xml:space="preserve"> PAGEREF _Toc30410 \h </w:instrText>
           </w:r>
           <w:r>
             <w:fldChar w:fldCharType="separate"/>
@@ -1806,9 +2677,23 @@
         <w:p>
           <w:pPr>
             <w:pStyle w:val="17"/>
+            <w:keepNext w:val="0"/>
+            <w:keepLines w:val="0"/>
+            <w:pageBreakBefore w:val="0"/>
+            <w:widowControl w:val="0"/>
             <w:tabs>
               <w:tab w:val="right" w:leader="dot" w:pos="8492"/>
             </w:tabs>
+            <w:kinsoku w:val="0"/>
+            <w:wordWrap/>
+            <w:overflowPunct/>
+            <w:topLinePunct w:val="0"/>
+            <w:autoSpaceDE w:val="0"/>
+            <w:autoSpaceDN w:val="0"/>
+            <w:bidi w:val="0"/>
+            <w:adjustRightInd w:val="0"/>
+            <w:snapToGrid w:val="0"/>
+            <w:textAlignment w:val="baseline"/>
           </w:pPr>
           <w:r>
             <w:rPr>
@@ -1822,7 +2707,7 @@
               <w:rFonts w:ascii="Calibri" w:hAnsi="Calibri" w:eastAsia="Calibri" w:cs="Calibri"/>
               <w:szCs w:val="21"/>
             </w:rPr>
-            <w:instrText xml:space="preserve"> HYPERLINK \l _Toc15508 </w:instrText>
+            <w:instrText xml:space="preserve"> HYPERLINK \l _Toc26561 </w:instrText>
           </w:r>
           <w:r>
             <w:rPr>
@@ -1847,7 +2732,7 @@
             <w:fldChar w:fldCharType="begin"/>
           </w:r>
           <w:r>
-            <w:instrText xml:space="preserve"> PAGEREF _Toc15508 \h </w:instrText>
+            <w:instrText xml:space="preserve"> PAGEREF _Toc26561 \h </w:instrText>
           </w:r>
           <w:r>
             <w:fldChar w:fldCharType="separate"/>
@@ -1868,7 +2753,21 @@
         </w:p>
         <w:p>
           <w:pPr>
+            <w:keepNext w:val="0"/>
+            <w:keepLines w:val="0"/>
+            <w:pageBreakBefore w:val="0"/>
+            <w:widowControl w:val="0"/>
+            <w:kinsoku w:val="0"/>
+            <w:wordWrap/>
+            <w:overflowPunct/>
+            <w:topLinePunct w:val="0"/>
+            <w:autoSpaceDE w:val="0"/>
+            <w:autoSpaceDN w:val="0"/>
+            <w:bidi w:val="0"/>
+            <w:adjustRightInd w:val="0"/>
+            <w:snapToGrid w:val="0"/>
             <w:spacing w:line="220" w:lineRule="auto"/>
+            <w:textAlignment w:val="baseline"/>
             <w:rPr>
               <w:rFonts w:ascii="Calibri" w:hAnsi="Calibri" w:eastAsia="Calibri" w:cs="Calibri"/>
               <w:snapToGrid w:val="0"/>
@@ -1891,7 +2790,21 @@
     </w:sdt>
     <w:p>
       <w:pPr>
+        <w:keepNext w:val="0"/>
+        <w:keepLines w:val="0"/>
+        <w:pageBreakBefore w:val="0"/>
+        <w:widowControl w:val="0"/>
+        <w:kinsoku w:val="0"/>
+        <w:wordWrap/>
+        <w:overflowPunct/>
+        <w:topLinePunct w:val="0"/>
+        <w:autoSpaceDE w:val="0"/>
+        <w:autoSpaceDN w:val="0"/>
+        <w:bidi w:val="0"/>
+        <w:adjustRightInd w:val="0"/>
+        <w:snapToGrid w:val="0"/>
         <w:spacing w:line="220" w:lineRule="auto"/>
+        <w:textAlignment w:val="baseline"/>
         <w:rPr>
           <w:rFonts w:ascii="Calibri" w:hAnsi="Calibri" w:eastAsia="Calibri" w:cs="Calibri"/>
           <w:snapToGrid w:val="0"/>
@@ -1912,9 +2825,22 @@
     <w:p>
       <w:pPr>
         <w:pStyle w:val="26"/>
+        <w:keepNext w:val="0"/>
+        <w:keepLines w:val="0"/>
+        <w:pageBreakBefore w:val="0"/>
+        <w:widowControl w:val="0"/>
+        <w:kinsoku w:val="0"/>
+        <w:wordWrap/>
+        <w:overflowPunct/>
+        <w:topLinePunct w:val="0"/>
+        <w:autoSpaceDE w:val="0"/>
+        <w:autoSpaceDN w:val="0"/>
         <w:bidi w:val="0"/>
-      </w:pPr>
-      <w:bookmarkStart w:id="3" w:name="_Toc19351"/>
+        <w:adjustRightInd w:val="0"/>
+        <w:snapToGrid w:val="0"/>
+        <w:textAlignment w:val="baseline"/>
+      </w:pPr>
+      <w:bookmarkStart w:id="3" w:name="_Toc7013"/>
       <w:r>
         <w:t>目的</w:t>
       </w:r>
@@ -1922,40 +2848,45 @@
     </w:p>
     <w:p>
       <w:pPr>
-        <w:spacing w:before="91" w:line="413" w:lineRule="auto"/>
-        <w:ind w:left="25" w:right="200" w:firstLine="563"/>
-        <w:jc w:val="both"/>
-        <w:rPr>
-          <w:rFonts w:ascii="宋体" w:hAnsi="宋体" w:eastAsia="宋体" w:cs="宋体"/>
-          <w:sz w:val="28"/>
-          <w:szCs w:val="28"/>
-        </w:rPr>
-      </w:pPr>
-      <w:r>
-        <w:rPr>
-          <w:rFonts w:ascii="宋体" w:hAnsi="宋体" w:eastAsia="宋体" w:cs="宋体"/>
-          <w:spacing w:val="-1"/>
-          <w:sz w:val="28"/>
-          <w:szCs w:val="28"/>
-        </w:rPr>
-        <w:t>为了更好的为公司运维服务提供支持，规范公司服务台在发生事件和服务请求时的接收、识别、记录、分派和关闭的整个过程，</w:t>
-      </w:r>
-      <w:r>
-        <w:rPr>
-          <w:rFonts w:ascii="宋体" w:hAnsi="宋体" w:eastAsia="宋体" w:cs="宋体"/>
-          <w:spacing w:val="-6"/>
-          <w:sz w:val="28"/>
-          <w:szCs w:val="28"/>
-        </w:rPr>
-        <w:t>特制定此管理制度。</w:t>
+        <w:pStyle w:val="27"/>
+        <w:keepNext w:val="0"/>
+        <w:keepLines w:val="0"/>
+        <w:pageBreakBefore w:val="0"/>
+        <w:widowControl w:val="0"/>
+        <w:kinsoku w:val="0"/>
+        <w:wordWrap/>
+        <w:overflowPunct/>
+        <w:topLinePunct w:val="0"/>
+        <w:autoSpaceDE w:val="0"/>
+        <w:autoSpaceDN w:val="0"/>
+        <w:bidi w:val="0"/>
+        <w:adjustRightInd w:val="0"/>
+        <w:snapToGrid w:val="0"/>
+        <w:textAlignment w:val="baseline"/>
+      </w:pPr>
+      <w:r>
+        <w:t>为了更好的为公司运维服务提供支持，规范公司服务台在发生事件和服务请求时的接收、识别、记录、分派和关闭的整个过程，特制定此管理制度。</w:t>
       </w:r>
     </w:p>
     <w:p>
       <w:pPr>
         <w:pStyle w:val="26"/>
+        <w:keepNext w:val="0"/>
+        <w:keepLines w:val="0"/>
+        <w:pageBreakBefore w:val="0"/>
+        <w:widowControl w:val="0"/>
+        <w:kinsoku w:val="0"/>
+        <w:wordWrap/>
+        <w:overflowPunct/>
+        <w:topLinePunct w:val="0"/>
+        <w:autoSpaceDE w:val="0"/>
+        <w:autoSpaceDN w:val="0"/>
         <w:bidi w:val="0"/>
-      </w:pPr>
-      <w:bookmarkStart w:id="4" w:name="_Toc9690"/>
+        <w:adjustRightInd w:val="0"/>
+        <w:snapToGrid w:val="0"/>
+        <w:textAlignment w:val="baseline"/>
+      </w:pPr>
+      <w:bookmarkStart w:id="4" w:name="_Toc25539"/>
       <w:r>
         <w:t>适用范围</w:t>
       </w:r>
@@ -1963,36 +2894,45 @@
     </w:p>
     <w:p>
       <w:pPr>
-        <w:spacing w:before="91" w:line="219" w:lineRule="auto"/>
-        <w:ind w:left="586"/>
-        <w:rPr>
-          <w:rFonts w:ascii="宋体" w:hAnsi="宋体" w:eastAsia="宋体" w:cs="宋体"/>
-          <w:sz w:val="28"/>
-          <w:szCs w:val="28"/>
-        </w:rPr>
-      </w:pPr>
-      <w:r>
-        <w:rPr>
-          <w:rFonts w:ascii="宋体" w:hAnsi="宋体" w:eastAsia="宋体" w:cs="宋体"/>
-          <w:spacing w:val="-4"/>
-          <w:sz w:val="28"/>
-          <w:szCs w:val="28"/>
-        </w:rPr>
+        <w:pStyle w:val="27"/>
+        <w:keepNext w:val="0"/>
+        <w:keepLines w:val="0"/>
+        <w:pageBreakBefore w:val="0"/>
+        <w:widowControl w:val="0"/>
+        <w:kinsoku w:val="0"/>
+        <w:wordWrap/>
+        <w:overflowPunct/>
+        <w:topLinePunct w:val="0"/>
+        <w:autoSpaceDE w:val="0"/>
+        <w:autoSpaceDN w:val="0"/>
+        <w:bidi w:val="0"/>
+        <w:adjustRightInd w:val="0"/>
+        <w:snapToGrid w:val="0"/>
+        <w:textAlignment w:val="baseline"/>
+      </w:pPr>
+      <w:r>
         <w:t>本制度适用于本公司运维服务部。</w:t>
       </w:r>
     </w:p>
     <w:p>
       <w:pPr>
-        <w:pStyle w:val="12"/>
-        <w:spacing w:line="439" w:lineRule="auto"/>
-      </w:pPr>
-    </w:p>
-    <w:p>
-      <w:pPr>
         <w:pStyle w:val="26"/>
+        <w:keepNext w:val="0"/>
+        <w:keepLines w:val="0"/>
+        <w:pageBreakBefore w:val="0"/>
+        <w:widowControl w:val="0"/>
+        <w:kinsoku w:val="0"/>
+        <w:wordWrap/>
+        <w:overflowPunct/>
+        <w:topLinePunct w:val="0"/>
+        <w:autoSpaceDE w:val="0"/>
+        <w:autoSpaceDN w:val="0"/>
         <w:bidi w:val="0"/>
-      </w:pPr>
-      <w:bookmarkStart w:id="5" w:name="_Toc7593"/>
+        <w:adjustRightInd w:val="0"/>
+        <w:snapToGrid w:val="0"/>
+        <w:textAlignment w:val="baseline"/>
+      </w:pPr>
+      <w:bookmarkStart w:id="5" w:name="_Toc21927"/>
       <w:r>
         <w:t>引用文件</w:t>
       </w:r>
@@ -2000,12 +2940,26 @@
     </w:p>
     <w:p>
       <w:pPr>
+        <w:keepNext w:val="0"/>
+        <w:keepLines w:val="0"/>
+        <w:pageBreakBefore w:val="0"/>
+        <w:widowControl w:val="0"/>
         <w:numPr>
           <w:ilvl w:val="0"/>
           <w:numId w:val="2"/>
         </w:numPr>
+        <w:kinsoku w:val="0"/>
+        <w:wordWrap/>
+        <w:overflowPunct/>
+        <w:topLinePunct w:val="0"/>
+        <w:autoSpaceDE w:val="0"/>
+        <w:autoSpaceDN w:val="0"/>
+        <w:bidi w:val="0"/>
+        <w:adjustRightInd w:val="0"/>
+        <w:snapToGrid w:val="0"/>
         <w:spacing w:before="79" w:line="220" w:lineRule="auto"/>
         <w:ind w:left="425" w:leftChars="0" w:hanging="425" w:firstLineChars="0"/>
+        <w:textAlignment w:val="baseline"/>
         <w:rPr>
           <w:rFonts w:ascii="宋体" w:hAnsi="宋体" w:eastAsia="宋体" w:cs="宋体"/>
           <w:sz w:val="24"/>
@@ -2033,12 +2987,26 @@
     </w:p>
     <w:p>
       <w:pPr>
+        <w:keepNext w:val="0"/>
+        <w:keepLines w:val="0"/>
+        <w:pageBreakBefore w:val="0"/>
+        <w:widowControl w:val="0"/>
         <w:numPr>
           <w:ilvl w:val="0"/>
           <w:numId w:val="2"/>
         </w:numPr>
+        <w:kinsoku w:val="0"/>
+        <w:wordWrap/>
+        <w:overflowPunct/>
+        <w:topLinePunct w:val="0"/>
+        <w:autoSpaceDE w:val="0"/>
+        <w:autoSpaceDN w:val="0"/>
+        <w:bidi w:val="0"/>
+        <w:adjustRightInd w:val="0"/>
+        <w:snapToGrid w:val="0"/>
         <w:spacing w:before="273" w:line="220" w:lineRule="auto"/>
         <w:ind w:left="425" w:leftChars="0" w:hanging="425" w:firstLineChars="0"/>
+        <w:textAlignment w:val="baseline"/>
         <w:rPr>
           <w:rFonts w:ascii="宋体" w:hAnsi="宋体" w:eastAsia="宋体" w:cs="宋体"/>
           <w:sz w:val="24"/>
@@ -2102,12 +3070,26 @@
     </w:p>
     <w:p>
       <w:pPr>
+        <w:keepNext w:val="0"/>
+        <w:keepLines w:val="0"/>
+        <w:pageBreakBefore w:val="0"/>
+        <w:widowControl w:val="0"/>
         <w:numPr>
           <w:ilvl w:val="0"/>
           <w:numId w:val="2"/>
         </w:numPr>
+        <w:kinsoku w:val="0"/>
+        <w:wordWrap/>
+        <w:overflowPunct/>
+        <w:topLinePunct w:val="0"/>
+        <w:autoSpaceDE w:val="0"/>
+        <w:autoSpaceDN w:val="0"/>
+        <w:bidi w:val="0"/>
+        <w:adjustRightInd w:val="0"/>
+        <w:snapToGrid w:val="0"/>
         <w:spacing w:before="272" w:line="220" w:lineRule="auto"/>
         <w:ind w:left="425" w:leftChars="0" w:hanging="425" w:firstLineChars="0"/>
+        <w:textAlignment w:val="baseline"/>
         <w:rPr>
           <w:rFonts w:ascii="宋体" w:hAnsi="宋体" w:eastAsia="宋体" w:cs="宋体"/>
           <w:sz w:val="24"/>
@@ -2126,12 +3108,26 @@
     </w:p>
     <w:p>
       <w:pPr>
+        <w:keepNext w:val="0"/>
+        <w:keepLines w:val="0"/>
+        <w:pageBreakBefore w:val="0"/>
+        <w:widowControl w:val="0"/>
         <w:numPr>
           <w:ilvl w:val="0"/>
           <w:numId w:val="2"/>
         </w:numPr>
+        <w:kinsoku w:val="0"/>
+        <w:wordWrap/>
+        <w:overflowPunct/>
+        <w:topLinePunct w:val="0"/>
+        <w:autoSpaceDE w:val="0"/>
+        <w:autoSpaceDN w:val="0"/>
+        <w:bidi w:val="0"/>
+        <w:adjustRightInd w:val="0"/>
+        <w:snapToGrid w:val="0"/>
         <w:spacing w:before="273" w:line="220" w:lineRule="auto"/>
         <w:ind w:left="425" w:leftChars="0" w:hanging="425" w:firstLineChars="0"/>
+        <w:textAlignment w:val="baseline"/>
         <w:rPr>
           <w:rFonts w:ascii="宋体" w:hAnsi="宋体" w:eastAsia="宋体" w:cs="宋体"/>
           <w:sz w:val="24"/>
@@ -2195,12 +3191,26 @@
     </w:p>
     <w:p>
       <w:pPr>
+        <w:keepNext w:val="0"/>
+        <w:keepLines w:val="0"/>
+        <w:pageBreakBefore w:val="0"/>
+        <w:widowControl w:val="0"/>
         <w:numPr>
           <w:ilvl w:val="0"/>
           <w:numId w:val="2"/>
         </w:numPr>
+        <w:kinsoku w:val="0"/>
+        <w:wordWrap/>
+        <w:overflowPunct/>
+        <w:topLinePunct w:val="0"/>
+        <w:autoSpaceDE w:val="0"/>
+        <w:autoSpaceDN w:val="0"/>
+        <w:bidi w:val="0"/>
+        <w:adjustRightInd w:val="0"/>
+        <w:snapToGrid w:val="0"/>
         <w:spacing w:before="273" w:line="220" w:lineRule="auto"/>
         <w:ind w:left="425" w:leftChars="0" w:hanging="425" w:firstLineChars="0"/>
+        <w:textAlignment w:val="baseline"/>
         <w:rPr>
           <w:rFonts w:ascii="宋体" w:hAnsi="宋体" w:eastAsia="宋体" w:cs="宋体"/>
           <w:sz w:val="24"/>
@@ -2264,26 +3274,23 @@
     </w:p>
     <w:p>
       <w:pPr>
-        <w:spacing w:line="220" w:lineRule="auto"/>
-        <w:rPr>
-          <w:rFonts w:ascii="宋体" w:hAnsi="宋体" w:eastAsia="宋体" w:cs="宋体"/>
-          <w:sz w:val="24"/>
-          <w:szCs w:val="24"/>
-        </w:rPr>
-        <w:sectPr>
-          <w:footerReference r:id="rId8" w:type="default"/>
-          <w:pgSz w:w="11906" w:h="16839"/>
-          <w:pgMar w:top="1431" w:right="1785" w:bottom="1374" w:left="1785" w:header="0" w:footer="1211" w:gutter="0"/>
-          <w:cols w:space="720" w:num="1"/>
-        </w:sectPr>
-      </w:pPr>
-    </w:p>
-    <w:p>
-      <w:pPr>
         <w:pStyle w:val="26"/>
+        <w:keepNext w:val="0"/>
+        <w:keepLines w:val="0"/>
+        <w:pageBreakBefore w:val="0"/>
+        <w:widowControl w:val="0"/>
+        <w:kinsoku w:val="0"/>
+        <w:wordWrap/>
+        <w:overflowPunct/>
+        <w:topLinePunct w:val="0"/>
+        <w:autoSpaceDE w:val="0"/>
+        <w:autoSpaceDN w:val="0"/>
         <w:bidi w:val="0"/>
-      </w:pPr>
-      <w:bookmarkStart w:id="6" w:name="_Toc9317"/>
+        <w:adjustRightInd w:val="0"/>
+        <w:snapToGrid w:val="0"/>
+        <w:textAlignment w:val="baseline"/>
+      </w:pPr>
+      <w:bookmarkStart w:id="6" w:name="_Toc31283"/>
       <w:r>
         <w:t>流程制度</w:t>
       </w:r>
@@ -2292,11 +3299,24 @@
     <w:p>
       <w:pPr>
         <w:pStyle w:val="28"/>
+        <w:keepNext w:val="0"/>
+        <w:keepLines w:val="0"/>
+        <w:pageBreakBefore w:val="0"/>
+        <w:widowControl w:val="0"/>
+        <w:kinsoku w:val="0"/>
+        <w:wordWrap/>
+        <w:overflowPunct/>
+        <w:topLinePunct w:val="0"/>
+        <w:autoSpaceDE w:val="0"/>
+        <w:autoSpaceDN w:val="0"/>
         <w:bidi w:val="0"/>
+        <w:adjustRightInd w:val="0"/>
+        <w:snapToGrid w:val="0"/>
+        <w:textAlignment w:val="baseline"/>
       </w:pPr>
       <w:bookmarkStart w:id="7" w:name="bookmark19"/>
       <w:bookmarkEnd w:id="7"/>
-      <w:bookmarkStart w:id="8" w:name="_Toc32743"/>
+      <w:bookmarkStart w:id="8" w:name="_Toc19539"/>
       <w:r>
         <w:t>服务台流程图</w:t>
       </w:r>
@@ -2304,679 +3324,93 @@
     </w:p>
     <w:p>
       <w:pPr>
-        <w:spacing w:before="59" w:line="225" w:lineRule="auto"/>
-        <w:ind w:left="1642"/>
-        <w:rPr>
-          <w:rFonts w:ascii="宋体" w:hAnsi="宋体" w:eastAsia="宋体" w:cs="宋体"/>
-          <w:sz w:val="18"/>
-          <w:szCs w:val="18"/>
-        </w:rPr>
-      </w:pPr>
-      <w:r>
-        <w:rPr>
-          <w:rFonts w:ascii="宋体" w:hAnsi="宋体" w:eastAsia="宋体" w:cs="宋体"/>
-          <w:spacing w:val="-1"/>
-          <w:sz w:val="18"/>
-          <w:szCs w:val="18"/>
-        </w:rPr>
-        <w:t>用户提交</w:t>
-      </w:r>
+        <w:pStyle w:val="27"/>
+        <w:keepNext w:val="0"/>
+        <w:keepLines w:val="0"/>
+        <w:pageBreakBefore w:val="0"/>
+        <w:widowControl w:val="0"/>
+        <w:kinsoku w:val="0"/>
+        <w:wordWrap/>
+        <w:overflowPunct/>
+        <w:topLinePunct w:val="0"/>
+        <w:autoSpaceDE w:val="0"/>
+        <w:autoSpaceDN w:val="0"/>
+        <w:bidi w:val="0"/>
+        <w:adjustRightInd w:val="0"/>
+        <w:snapToGrid w:val="0"/>
+        <w:ind w:left="0" w:leftChars="0" w:right="0" w:rightChars="0" w:firstLine="0" w:firstLineChars="0"/>
+        <w:jc w:val="center"/>
+        <w:textAlignment w:val="baseline"/>
+      </w:pPr>
+      <w:r>
+        <w:drawing>
+          <wp:inline distT="0" distB="0" distL="114300" distR="114300">
+            <wp:extent cx="2760980" cy="3710940"/>
+            <wp:effectExtent l="0" t="0" r="1270" b="3810"/>
+            <wp:docPr id="1" name="图片 1"/>
+            <wp:cNvGraphicFramePr>
+              <a:graphicFrameLocks xmlns:a="http://schemas.openxmlformats.org/drawingml/2006/main" noChangeAspect="1"/>
+            </wp:cNvGraphicFramePr>
+            <a:graphic xmlns:a="http://schemas.openxmlformats.org/drawingml/2006/main">
+              <a:graphicData uri="http://schemas.openxmlformats.org/drawingml/2006/picture">
+                <pic:pic xmlns:pic="http://schemas.openxmlformats.org/drawingml/2006/picture">
+                  <pic:nvPicPr>
+                    <pic:cNvPr id="1" name="图片 1"/>
+                    <pic:cNvPicPr>
+                      <a:picLocks noChangeAspect="1"/>
+                    </pic:cNvPicPr>
+                  </pic:nvPicPr>
+                  <pic:blipFill>
+                    <a:blip r:embed="rId10"/>
+                    <a:stretch>
+                      <a:fillRect/>
+                    </a:stretch>
+                  </pic:blipFill>
+                  <pic:spPr>
+                    <a:xfrm>
+                      <a:off x="0" y="0"/>
+                      <a:ext cx="2760980" cy="3710940"/>
+                    </a:xfrm>
+                    <a:prstGeom prst="rect">
+                      <a:avLst/>
+                    </a:prstGeom>
+                    <a:noFill/>
+                    <a:ln>
+                      <a:noFill/>
+                    </a:ln>
+                  </pic:spPr>
+                </pic:pic>
+              </a:graphicData>
+            </a:graphic>
+          </wp:inline>
+        </w:drawing>
+      </w:r>
+    </w:p>
+    <w:p>
+      <w:pPr>
+        <w:pStyle w:val="28"/>
+        <w:keepNext w:val="0"/>
+        <w:keepLines w:val="0"/>
+        <w:pageBreakBefore w:val="0"/>
+        <w:widowControl w:val="0"/>
+        <w:kinsoku w:val="0"/>
+        <w:wordWrap/>
+        <w:overflowPunct/>
+        <w:topLinePunct w:val="0"/>
+        <w:autoSpaceDE w:val="0"/>
+        <w:autoSpaceDN w:val="0"/>
+        <w:bidi w:val="0"/>
+        <w:adjustRightInd w:val="0"/>
+        <w:snapToGrid w:val="0"/>
+        <w:textAlignment w:val="baseline"/>
+      </w:pPr>
+      <w:bookmarkStart w:id="9" w:name="_Toc19283"/>
+      <w:r>
+        <w:t>服务台管理流程的步骤</w:t>
+      </w:r>
+      <w:bookmarkEnd w:id="9"/>
       <w:bookmarkStart w:id="14" w:name="_GoBack"/>
       <w:bookmarkEnd w:id="14"/>
-      <w:r>
-        <w:rPr>
-          <w:rFonts w:ascii="宋体" w:hAnsi="宋体" w:eastAsia="宋体" w:cs="宋体"/>
-          <w:spacing w:val="3"/>
-          <w:sz w:val="18"/>
-          <w:szCs w:val="18"/>
-        </w:rPr>
-        <w:t xml:space="preserve">              </w:t>
-      </w:r>
-      <w:r>
-        <w:rPr>
-          <w:rFonts w:ascii="宋体" w:hAnsi="宋体" w:eastAsia="宋体" w:cs="宋体"/>
-          <w:spacing w:val="-1"/>
-          <w:position w:val="1"/>
-          <w:sz w:val="18"/>
-          <w:szCs w:val="18"/>
-        </w:rPr>
-        <w:t xml:space="preserve">巡检上报             </w:t>
-      </w:r>
-      <w:r>
-        <w:rPr>
-          <w:rFonts w:ascii="宋体" w:hAnsi="宋体" w:eastAsia="宋体" w:cs="宋体"/>
-          <w:spacing w:val="-2"/>
-          <w:position w:val="1"/>
-          <w:sz w:val="18"/>
-          <w:szCs w:val="18"/>
-        </w:rPr>
-        <w:t xml:space="preserve"> </w:t>
-      </w:r>
-      <w:r>
-        <w:rPr>
-          <w:rFonts w:ascii="宋体" w:hAnsi="宋体" w:eastAsia="宋体" w:cs="宋体"/>
-          <w:spacing w:val="-2"/>
-          <w:sz w:val="18"/>
-          <w:szCs w:val="18"/>
-        </w:rPr>
-        <w:t>监控上报</w:t>
-      </w:r>
-    </w:p>
-    <w:p>
-      <w:pPr>
-        <w:pStyle w:val="12"/>
-        <w:spacing w:line="343" w:lineRule="auto"/>
-      </w:pPr>
-    </w:p>
-    <w:p>
-      <w:pPr>
-        <w:pStyle w:val="12"/>
-        <w:spacing w:line="344" w:lineRule="auto"/>
-      </w:pPr>
-    </w:p>
-    <w:p>
-      <w:pPr>
-        <w:spacing w:before="58" w:line="322" w:lineRule="auto"/>
-        <w:ind w:left="3612" w:right="3692" w:hanging="224"/>
-        <w:rPr>
-          <w:rFonts w:ascii="宋体" w:hAnsi="宋体" w:eastAsia="宋体" w:cs="宋体"/>
-          <w:sz w:val="18"/>
-          <w:szCs w:val="18"/>
-        </w:rPr>
-      </w:pPr>
-      <w:r>
-        <w:pict>
-          <v:group id="_x0000_s1026" o:spid="_x0000_s1026" o:spt="203" style="position:absolute;left:0pt;margin-left:62.9pt;margin-top:-53.3pt;height:511.95pt;width:286.75pt;z-index:-251657216;mso-width-relative:page;mso-height-relative:page;" coordsize="5735,10239">
-            <o:lock v:ext="edit"/>
-            <v:shape id="_x0000_s1027" o:spid="_x0000_s1027" style="position:absolute;left:175;top:0;height:1781;width:5108;" filled="f" stroked="t" coordsize="5108,1781" path="m5,95c5,86,7,76,11,67l11,67c22,39,50,20,80,20l1040,20,1040,20c1071,20,1098,39,1110,67l1110,67c1113,76,1115,86,1115,95l1115,395,1115,395c1115,405,1113,414,1110,423l1110,423c1098,452,1071,470,1040,470l80,470,80,470c50,470,22,452,11,423l11,423c7,414,5,405,5,395l5,95xm2029,80c2029,71,2031,61,2034,52l2034,52c2046,24,2073,5,2104,5l3063,5,3063,5c3093,5,3121,24,3132,52l3132,52c3136,61,3138,71,3138,80l3138,380,3138,380c3138,390,3136,400,3132,408l3132,408c3121,437,3093,455,3063,455l2104,455,2104,455c2073,455,2046,437,2034,408l2034,408c2031,400,2029,390,2029,380l2029,80xm3994,95c3994,86,3996,76,3999,67l3999,67c4011,39,4038,20,4069,20l5028,20,5028,20c5058,20,5086,39,5097,67l5097,67c5101,76,5103,86,5103,95l5103,395,5103,395c5103,405,5101,414,5097,423l5097,423c5086,452,5058,470,5028,470l4069,470,4069,470c4038,470,4011,452,3999,423l3999,423c3996,414,3994,405,3994,395l3994,95xm1835,1099c1835,1076,1841,1054,1852,1034l1852,1034c1876,991,1921,964,1971,964l3185,964,3185,964c3234,964,3280,991,3304,1034l3304,1034c3315,1054,3320,1076,3320,1099l3320,1640,3320,1640c3320,1663,3315,1685,3304,1705l3304,1705c3280,1748,3234,1775,3185,1775l1971,1775,1971,1775c1921,1775,1876,1748,1852,1705l1852,1705c1841,1685,1835,1663,1835,1640l1835,1099xe">
-              <v:fill on="f" focussize="0,0"/>
-              <v:stroke weight="0.57pt" color="#000000" miterlimit="10" joinstyle="miter"/>
-              <v:imagedata o:title=""/>
-              <o:lock v:ext="edit"/>
-            </v:shape>
-            <v:shape id="_x0000_s1028" o:spid="_x0000_s1028" style="position:absolute;left:1890;top:1309;height:120;width:120;" fillcolor="#000000" filled="t" stroked="f" coordsize="120,120" path="m0,0l120,60,0,120,0,0xe">
-              <v:path/>
-              <v:fill on="t" focussize="0,0"/>
-              <v:stroke on="f"/>
-              <v:imagedata o:title=""/>
-              <o:lock v:ext="edit"/>
-            </v:shape>
-            <v:shape id="_x0000_s1029" o:spid="_x0000_s1029" style="position:absolute;left:730;top:470;height:905;width:1265;" filled="f" stroked="t" coordsize="1265,905" path="m5,0l5,899,1264,899e">
-              <v:fill on="f" focussize="0,0"/>
-              <v:stroke weight="0.5pt" color="#000000" miterlimit="10" joinstyle="miter"/>
-              <v:imagedata o:title=""/>
-              <o:lock v:ext="edit"/>
-            </v:shape>
-            <v:shape id="_x0000_s1030" o:spid="_x0000_s1030" style="position:absolute;left:3496;top:1309;height:120;width:120;" fillcolor="#000000" filled="t" stroked="f" coordsize="120,120" path="m120,120l0,60,120,0,120,120xe">
-              <v:path/>
-              <v:fill on="t" focussize="0,0"/>
-              <v:stroke on="f"/>
-              <v:imagedata o:title=""/>
-              <o:lock v:ext="edit"/>
-            </v:shape>
-            <v:shape id="_x0000_s1031" o:spid="_x0000_s1031" style="position:absolute;left:3511;top:470;height:905;width:1218;" filled="f" stroked="t" coordsize="1218,905" path="m1212,0l1212,899,0,899e">
-              <v:fill on="f" focussize="0,0"/>
-              <v:stroke weight="0.5pt" color="#000000" miterlimit="10" joinstyle="miter"/>
-              <v:imagedata o:title=""/>
-              <o:lock v:ext="edit"/>
-            </v:shape>
-            <v:shape id="_x0000_s1032" o:spid="_x0000_s1032" style="position:absolute;left:2694;top:843;height:121;width:120;" fillcolor="#000000" filled="t" stroked="f" coordsize="120,121" path="m119,1l58,120,0,0,119,1xe">
-              <v:path/>
-              <v:fill on="t" focussize="0,0"/>
-              <v:stroke on="f"/>
-              <v:imagedata o:title=""/>
-              <o:lock v:ext="edit"/>
-            </v:shape>
-            <v:shape id="_x0000_s1033" o:spid="_x0000_s1033" style="position:absolute;left:2748;top:455;height:494;width:16;" filled="f" stroked="t" coordsize="16,494" path="m10,0l5,493e">
-              <v:fill on="f" focussize="0,0"/>
-              <v:stroke weight="0.5pt" color="#000000" miterlimit="10" joinstyle="miter"/>
-              <v:imagedata o:title=""/>
-              <o:lock v:ext="edit"/>
-            </v:shape>
-            <v:shape id="_x0000_s1034" o:spid="_x0000_s1034" style="position:absolute;left:2032;top:2278;height:823;width:1456;" filled="f" stroked="t" coordsize="1456,823" path="m5,140c5,117,11,94,22,74l22,74c46,32,92,5,140,5l1316,5,1316,5c1364,5,1410,32,1433,74l1433,74c1445,94,1451,117,1451,140l1451,681,1451,681c1451,704,1445,727,1433,747l1433,747c1410,790,1364,816,1316,816l140,816,140,816c92,816,46,790,22,747l22,747c11,727,5,704,5,681l5,140xe">
-              <v:fill on="f" focussize="0,0"/>
-              <v:stroke weight="0.57pt" color="#000000" miterlimit="10" joinstyle="miter"/>
-              <v:imagedata o:title=""/>
-              <o:lock v:ext="edit"/>
-            </v:shape>
-            <v:shape id="_x0000_s1035" o:spid="_x0000_s1035" style="position:absolute;left:2699;top:2163;height:121;width:120;" fillcolor="#000000" filled="t" stroked="f" coordsize="120,121" path="m119,0l61,120,0,1,119,0xe">
-              <v:path/>
-              <v:fill on="t" focussize="0,0"/>
-              <v:stroke on="f"/>
-              <v:imagedata o:title=""/>
-              <o:lock v:ext="edit"/>
-            </v:shape>
-            <v:shape id="_x0000_s1036" o:spid="_x0000_s1036" style="position:absolute;left:2748;top:1775;height:494;width:17;" filled="f" stroked="t" coordsize="17,494" path="m4,0l12,493e">
-              <v:fill on="f" focussize="0,0"/>
-              <v:stroke weight="0.5pt" color="#000000" miterlimit="10" joinstyle="miter"/>
-              <v:imagedata o:title=""/>
-              <o:lock v:ext="edit"/>
-            </v:shape>
-            <v:shape id="_x0000_s1037" o:spid="_x0000_s1037" style="position:absolute;left:2045;top:3508;height:823;width:1456;" filled="f" stroked="t" coordsize="1456,823" path="m5,140c5,117,11,94,22,74l22,74c46,32,92,5,140,5l1315,5,1315,5c1364,5,1409,32,1433,74l1433,74c1444,94,1450,117,1450,140l1450,681,1450,681c1450,704,1444,727,1433,747l1433,747c1409,790,1364,816,1315,816l140,816,140,816c92,816,46,790,22,747l22,747c11,727,5,704,5,681l5,140xe">
-              <v:fill on="f" focussize="0,0"/>
-              <v:stroke weight="0.57pt" color="#000000" miterlimit="10" joinstyle="miter"/>
-              <v:imagedata o:title=""/>
-              <o:lock v:ext="edit"/>
-            </v:shape>
-            <v:shape id="_x0000_s1038" o:spid="_x0000_s1038" style="position:absolute;left:2709;top:3392;height:121;width:120;" fillcolor="#000000" filled="t" stroked="f" coordsize="120,121" path="m119,0l63,121,0,3,119,0xe">
-              <v:path/>
-              <v:fill on="t" focussize="0,0"/>
-              <v:stroke on="f"/>
-              <v:imagedata o:title=""/>
-              <o:lock v:ext="edit"/>
-            </v:shape>
-            <v:shape id="_x0000_s1039" o:spid="_x0000_s1039" style="position:absolute;left:2755;top:3095;height:405;width:22;" filled="f" stroked="t" coordsize="22,405" path="m4,0l17,404e">
-              <v:fill on="f" focussize="0,0"/>
-              <v:stroke weight="0.5pt" color="#000000" miterlimit="10" joinstyle="miter"/>
-              <v:imagedata o:title=""/>
-              <o:lock v:ext="edit"/>
-            </v:shape>
-            <v:shape id="_x0000_s1040" o:spid="_x0000_s1040" style="position:absolute;left:1864;top:4842;height:1214;width:1831;" filled="f" stroked="t" coordsize="1831,1214" path="m915,5l5,606,915,1207,1826,606,915,5xe">
-              <v:fill on="f" focussize="0,0"/>
-              <v:stroke weight="0.57pt" color="#000000" miterlimit="10" joinstyle="miter"/>
-              <v:imagedata o:title=""/>
-              <o:lock v:ext="edit"/>
-            </v:shape>
-            <v:shape id="_x0000_s1041" o:spid="_x0000_s1041" style="position:absolute;left:2719;top:4727;height:121;width:120;" fillcolor="#000000" filled="t" stroked="f" coordsize="120,121" path="m119,0l61,120,0,1,119,0xe">
-              <v:path/>
-              <v:fill on="t" focussize="0,0"/>
-              <v:stroke on="f"/>
-              <v:imagedata o:title=""/>
-              <o:lock v:ext="edit"/>
-            </v:shape>
-            <v:shape id="_x0000_s1042" o:spid="_x0000_s1042" style="position:absolute;left:2768;top:4325;height:509;width:17;" filled="f" stroked="t" coordsize="17,509" path="m4,0l12,508e">
-              <v:fill on="f" focussize="0,0"/>
-              <v:stroke weight="0.5pt" color="#000000" miterlimit="10" joinstyle="miter"/>
-              <v:imagedata o:title=""/>
-              <o:lock v:ext="edit"/>
-            </v:shape>
-            <v:shape id="_x0000_s1043" o:spid="_x0000_s1043" style="position:absolute;left:0;top:6299;height:3940;width:5735;" filled="f" stroked="t" coordsize="5735,3940" path="m5,323c5,299,12,274,24,253l24,253c49,210,96,183,145,183l1310,183,1310,183c1360,183,1406,210,1431,253l1431,253c1444,274,1450,299,1450,323l1450,884,1450,884c1450,909,1444,933,1431,955l1431,955c1406,998,1360,1024,1310,1024l145,1024,145,1024c96,1024,49,998,24,955l24,955c12,933,5,909,5,884l5,323xm5,1690c5,1648,19,1607,45,1574l45,1574c81,1529,135,1502,193,1502l1262,1502,1262,1502c1320,1502,1375,1529,1410,1574l1410,1574c1436,1607,1450,1648,1450,1690l1450,2441,1450,2441c1450,2483,1436,2524,1410,2557l1410,2557c1375,2603,1320,2629,1262,2629l193,2629,193,2629c135,2629,81,2603,45,2557l45,2557c19,2524,5,2483,5,2441l5,1690xm4283,145c4283,121,4289,96,4302,75l4302,75c4327,32,4373,5,4423,5l5588,5,5588,5c5638,5,5684,32,5709,75l5709,75c5721,96,5728,121,5728,145l5728,706,5728,706c5728,731,5721,755,5709,777l5709,777c5684,820,5638,846,5588,846l4423,846,4423,846c4373,846,4327,820,4302,777l4302,777c4289,755,4283,731,4283,706l4283,145xm5,3233c5,3208,12,3183,24,3162l24,3162c49,3119,96,3092,145,3092l1310,3092,1310,3092c1360,3092,1406,3119,1431,3162l1431,3162c1444,3183,1450,3208,1450,3233l1450,3793,1450,3793c1450,3818,1444,3842,1431,3864l1431,3864c1406,3907,1360,3933,1310,3933l145,3933,145,3933c96,3933,49,3907,24,3864l24,3864c12,3842,5,3818,5,3793l5,3233xe">
-              <v:fill on="f" focussize="0,0"/>
-              <v:stroke weight="0.57pt" color="#000000" miterlimit="10" joinstyle="miter"/>
-              <v:imagedata o:title=""/>
-              <o:lock v:ext="edit"/>
-            </v:shape>
-            <v:shape id="_x0000_s1044" o:spid="_x0000_s1044" style="position:absolute;left:668;top:7680;height:120;width:120;" fillcolor="#000000" filled="t" stroked="f" coordsize="120,120" path="m120,0l60,120,0,0,120,0xe">
-              <v:path/>
-              <v:fill on="t" focussize="0,0"/>
-              <v:stroke on="f"/>
-              <v:imagedata o:title=""/>
-              <o:lock v:ext="edit"/>
-            </v:shape>
-            <v:shape id="_x0000_s1045" o:spid="_x0000_s1045" style="position:absolute;left:723;top:7323;height:462;width:10;" filled="f" stroked="t" coordsize="10,462" path="m5,0l5,462e">
-              <v:fill on="f" focussize="0,0"/>
-              <v:stroke weight="0.5pt" color="#000000" miterlimit="10" joinstyle="miter"/>
-              <v:imagedata o:title=""/>
-              <o:lock v:ext="edit"/>
-            </v:shape>
-            <v:shape id="_x0000_s1046" o:spid="_x0000_s1046" style="position:absolute;left:668;top:6362;height:120;width:120;" fillcolor="#000000" filled="t" stroked="f" coordsize="120,120" path="m120,0l60,120,0,0,120,0xe">
-              <v:path/>
-              <v:fill on="t" focussize="0,0"/>
-              <v:stroke on="f"/>
-              <v:imagedata o:title=""/>
-              <o:lock v:ext="edit"/>
-            </v:shape>
-            <v:shape id="_x0000_s1047" o:spid="_x0000_s1047" style="position:absolute;left:723;top:5444;height:1024;width:1148;" filled="f" stroked="t" coordsize="1148,1024" path="m1147,5l5,5,5,1023e">
-              <v:fill on="f" focussize="0,0"/>
-              <v:stroke weight="0.5pt" color="#000000" miterlimit="10" joinstyle="miter"/>
-              <v:imagedata o:title=""/>
-              <o:lock v:ext="edit"/>
-            </v:shape>
-            <v:shape id="_x0000_s1048" o:spid="_x0000_s1048" style="position:absolute;left:4945;top:6184;height:120;width:120;" fillcolor="#000000" filled="t" stroked="f" coordsize="120,120" path="m120,0l60,120,0,0,120,0xe">
-              <v:path/>
-              <v:fill on="t" focussize="0,0"/>
-              <v:stroke on="f"/>
-              <v:imagedata o:title=""/>
-              <o:lock v:ext="edit"/>
-            </v:shape>
-            <v:shape id="_x0000_s1049" o:spid="_x0000_s1049" style="position:absolute;left:3690;top:5444;height:845;width:1320;" filled="f" stroked="t" coordsize="1320,845" path="m0,5l1314,5,1314,845e">
-              <v:fill on="f" focussize="0,0"/>
-              <v:stroke weight="0.5pt" color="#000000" miterlimit="10" joinstyle="miter"/>
-              <v:imagedata o:title=""/>
-              <o:lock v:ext="edit"/>
-            </v:shape>
-            <v:shape id="_x0000_s1050" o:spid="_x0000_s1050" style="position:absolute;left:668;top:9271;height:120;width:120;" fillcolor="#000000" filled="t" stroked="f" coordsize="120,120" path="m120,0l60,120,0,0,120,0xe">
-              <v:path/>
-              <v:fill on="t" focussize="0,0"/>
-              <v:stroke on="f"/>
-              <v:imagedata o:title=""/>
-              <o:lock v:ext="edit"/>
-            </v:shape>
-            <v:shape id="_x0000_s1051" o:spid="_x0000_s1051" style="position:absolute;left:723;top:8928;height:447;width:10;" filled="f" stroked="t" coordsize="10,447" path="m5,0l5,447e">
-              <v:fill on="f" focussize="0,0"/>
-              <v:stroke weight="0.5pt" color="#000000" miterlimit="10" joinstyle="miter"/>
-              <v:imagedata o:title=""/>
-              <o:lock v:ext="edit"/>
-            </v:shape>
-            <v:shape id="_x0000_s1052" o:spid="_x0000_s1052" style="position:absolute;left:990;top:5283;height:347;width:3526;" fillcolor="#FFFFFF" filled="t" stroked="f" coordsize="3526,347" path="m0,1l0,346,300,346,300,1,0,1xem3073,0l3073,343,3525,343,3525,0,3073,0xe">
-              <v:path/>
-              <v:fill on="t" focussize="0,0"/>
-              <v:stroke on="f"/>
-              <v:imagedata o:title=""/>
-              <o:lock v:ext="edit"/>
-            </v:shape>
-          </v:group>
-        </w:pict>
-      </w:r>
-      <w:r>
-        <w:rPr>
-          <w:rFonts w:ascii="宋体" w:hAnsi="宋体" w:eastAsia="宋体" w:cs="宋体"/>
-          <w:spacing w:val="-2"/>
-          <w:sz w:val="18"/>
-          <w:szCs w:val="18"/>
-        </w:rPr>
-        <w:t>服务台新建事件/服务请求</w:t>
-      </w:r>
-    </w:p>
-    <w:p>
-      <w:pPr>
-        <w:pStyle w:val="12"/>
-        <w:spacing w:line="314" w:lineRule="auto"/>
-      </w:pPr>
-    </w:p>
-    <w:p>
-      <w:pPr>
-        <w:pStyle w:val="12"/>
-        <w:spacing w:line="315" w:lineRule="auto"/>
-      </w:pPr>
-    </w:p>
-    <w:p>
-      <w:pPr>
-        <w:spacing w:before="59" w:line="322" w:lineRule="auto"/>
-        <w:ind w:left="3848" w:right="3730" w:hanging="407"/>
-        <w:rPr>
-          <w:rFonts w:ascii="宋体" w:hAnsi="宋体" w:eastAsia="宋体" w:cs="宋体"/>
-          <w:sz w:val="18"/>
-          <w:szCs w:val="18"/>
-        </w:rPr>
-      </w:pPr>
-      <w:r>
-        <w:rPr>
-          <w:rFonts w:ascii="宋体" w:hAnsi="宋体" w:eastAsia="宋体" w:cs="宋体"/>
-          <w:spacing w:val="-2"/>
-          <w:sz w:val="18"/>
-          <w:szCs w:val="18"/>
-        </w:rPr>
-        <w:t>事件/服务请求</w:t>
-      </w:r>
-      <w:r>
-        <w:rPr>
-          <w:rFonts w:ascii="宋体" w:hAnsi="宋体" w:eastAsia="宋体" w:cs="宋体"/>
-          <w:spacing w:val="-3"/>
-          <w:sz w:val="18"/>
-          <w:szCs w:val="18"/>
-        </w:rPr>
-        <w:t>分类</w:t>
-      </w:r>
-    </w:p>
-    <w:p>
-      <w:pPr>
-        <w:pStyle w:val="12"/>
-        <w:spacing w:line="270" w:lineRule="auto"/>
-      </w:pPr>
-    </w:p>
-    <w:p>
-      <w:pPr>
-        <w:pStyle w:val="12"/>
-        <w:spacing w:line="270" w:lineRule="auto"/>
-      </w:pPr>
-    </w:p>
-    <w:p>
-      <w:pPr>
-        <w:spacing w:before="59" w:line="322" w:lineRule="auto"/>
-        <w:ind w:left="3586" w:right="3717" w:hanging="133"/>
-        <w:rPr>
-          <w:rFonts w:ascii="宋体" w:hAnsi="宋体" w:eastAsia="宋体" w:cs="宋体"/>
-          <w:sz w:val="18"/>
-          <w:szCs w:val="18"/>
-        </w:rPr>
-      </w:pPr>
-      <w:r>
-        <w:rPr>
-          <w:rFonts w:ascii="宋体" w:hAnsi="宋体" w:eastAsia="宋体" w:cs="宋体"/>
-          <w:spacing w:val="-2"/>
-          <w:sz w:val="18"/>
-          <w:szCs w:val="18"/>
-        </w:rPr>
-        <w:t>判定事件/服务</w:t>
-      </w:r>
-      <w:r>
-        <w:rPr>
-          <w:rFonts w:ascii="宋体" w:hAnsi="宋体" w:eastAsia="宋体" w:cs="宋体"/>
-          <w:spacing w:val="-1"/>
-          <w:sz w:val="18"/>
-          <w:szCs w:val="18"/>
-        </w:rPr>
-        <w:t>请求优先级</w:t>
-      </w:r>
-    </w:p>
-    <w:p>
-      <w:pPr>
-        <w:pStyle w:val="12"/>
-        <w:spacing w:line="283" w:lineRule="auto"/>
-      </w:pPr>
-    </w:p>
-    <w:p>
-      <w:pPr>
-        <w:pStyle w:val="12"/>
-        <w:spacing w:line="283" w:lineRule="auto"/>
-      </w:pPr>
-    </w:p>
-    <w:p>
-      <w:pPr>
-        <w:pStyle w:val="12"/>
-        <w:spacing w:line="283" w:lineRule="auto"/>
-      </w:pPr>
-    </w:p>
-    <w:p>
-      <w:pPr>
-        <w:spacing w:before="59" w:line="327" w:lineRule="auto"/>
-        <w:ind w:left="3957" w:right="3845" w:hanging="359"/>
-        <w:rPr>
-          <w:rFonts w:ascii="宋体" w:hAnsi="宋体" w:eastAsia="宋体" w:cs="宋体"/>
-          <w:sz w:val="18"/>
-          <w:szCs w:val="18"/>
-        </w:rPr>
-      </w:pPr>
-      <w:r>
-        <w:pict>
-          <v:shape id="_x0000_s1053" o:spid="_x0000_s1053" o:spt="202" type="#_x0000_t202" style="position:absolute;left:0pt;margin-left:265.6pt;margin-top:8.7pt;height:12.8pt;width:19.55pt;z-index:251661312;mso-width-relative:page;mso-height-relative:page;" filled="f" stroked="f" coordsize="21600,21600">
-            <v:path/>
-            <v:fill on="f" focussize="0,0"/>
-            <v:stroke on="f"/>
-            <v:imagedata o:title=""/>
-            <o:lock v:ext="edit" aspectratio="f"/>
-            <v:textbox inset="0mm,0mm,0mm,0mm">
-              <w:txbxContent>
-                <w:p>
-                  <w:pPr>
-                    <w:spacing w:before="19" w:line="221" w:lineRule="auto"/>
-                    <w:ind w:left="20"/>
-                    <w:rPr>
-                      <w:rFonts w:ascii="宋体" w:hAnsi="宋体" w:eastAsia="宋体" w:cs="宋体"/>
-                      <w:sz w:val="18"/>
-                      <w:szCs w:val="18"/>
-                    </w:rPr>
-                  </w:pPr>
-                  <w:r>
-                    <w:rPr>
-                      <w:rFonts w:ascii="宋体" w:hAnsi="宋体" w:eastAsia="宋体" w:cs="宋体"/>
-                      <w:spacing w:val="-3"/>
-                      <w:sz w:val="18"/>
-                      <w:szCs w:val="18"/>
-                    </w:rPr>
-                    <w:t>不能</w:t>
-                  </w:r>
-                </w:p>
-              </w:txbxContent>
-            </v:textbox>
-          </v:shape>
-        </w:pict>
-      </w:r>
-      <w:r>
-        <w:pict>
-          <v:shape id="_x0000_s1054" o:spid="_x0000_s1054" o:spt="202" type="#_x0000_t202" style="position:absolute;left:0pt;margin-left:112.15pt;margin-top:8.75pt;height:12.8pt;width:10.3pt;z-index:251662336;mso-width-relative:page;mso-height-relative:page;" filled="f" stroked="f" coordsize="21600,21600">
-            <v:path/>
-            <v:fill on="f" focussize="0,0"/>
-            <v:stroke on="f"/>
-            <v:imagedata o:title=""/>
-            <o:lock v:ext="edit" aspectratio="f"/>
-            <v:textbox inset="0mm,0mm,0mm,0mm">
-              <w:txbxContent>
-                <w:p>
-                  <w:pPr>
-                    <w:spacing w:before="19" w:line="221" w:lineRule="auto"/>
-                    <w:ind w:left="20"/>
-                    <w:rPr>
-                      <w:rFonts w:ascii="宋体" w:hAnsi="宋体" w:eastAsia="宋体" w:cs="宋体"/>
-                      <w:sz w:val="18"/>
-                      <w:szCs w:val="18"/>
-                    </w:rPr>
-                  </w:pPr>
-                  <w:r>
-                    <w:rPr>
-                      <w:rFonts w:ascii="宋体" w:hAnsi="宋体" w:eastAsia="宋体" w:cs="宋体"/>
-                      <w:sz w:val="18"/>
-                      <w:szCs w:val="18"/>
-                    </w:rPr>
-                    <w:t>能</w:t>
-                  </w:r>
-                </w:p>
-              </w:txbxContent>
-            </v:textbox>
-          </v:shape>
-        </w:pict>
-      </w:r>
-      <w:r>
-        <w:rPr>
-          <w:rFonts w:ascii="宋体" w:hAnsi="宋体" w:eastAsia="宋体" w:cs="宋体"/>
-          <w:spacing w:val="-2"/>
-          <w:sz w:val="18"/>
-          <w:szCs w:val="18"/>
-        </w:rPr>
-        <w:t>是否自行处</w:t>
-      </w:r>
-      <w:r>
-        <w:rPr>
-          <w:rFonts w:ascii="宋体" w:hAnsi="宋体" w:eastAsia="宋体" w:cs="宋体"/>
-          <w:sz w:val="18"/>
-          <w:szCs w:val="18"/>
-        </w:rPr>
-        <w:t>理</w:t>
-      </w:r>
-    </w:p>
-    <w:p>
-      <w:pPr>
-        <w:pStyle w:val="12"/>
-        <w:spacing w:line="247" w:lineRule="auto"/>
-      </w:pPr>
-    </w:p>
-    <w:p>
-      <w:pPr>
-        <w:pStyle w:val="12"/>
-        <w:spacing w:line="247" w:lineRule="auto"/>
-      </w:pPr>
-    </w:p>
-    <w:p>
-      <w:pPr>
-        <w:pStyle w:val="12"/>
-        <w:spacing w:line="247" w:lineRule="auto"/>
-      </w:pPr>
-    </w:p>
-    <w:p>
-      <w:pPr>
-        <w:spacing w:before="59" w:line="322" w:lineRule="auto"/>
-        <w:ind w:left="1812" w:right="5762" w:hanging="404"/>
-        <w:rPr>
-          <w:rFonts w:ascii="宋体" w:hAnsi="宋体" w:eastAsia="宋体" w:cs="宋体"/>
-          <w:sz w:val="18"/>
-          <w:szCs w:val="18"/>
-        </w:rPr>
-      </w:pPr>
-      <w:r>
-        <w:pict>
-          <v:shape id="_x0000_s1055" o:spid="_x0000_s1055" o:spt="202" type="#_x0000_t202" style="position:absolute;left:0pt;margin-left:283.3pt;margin-top:-6.95pt;height:28.35pt;width:60.15pt;z-index:251660288;mso-width-relative:page;mso-height-relative:page;" filled="f" stroked="f" coordsize="21600,21600">
-            <v:path/>
-            <v:fill on="f" focussize="0,0"/>
-            <v:stroke on="f"/>
-            <v:imagedata o:title=""/>
-            <o:lock v:ext="edit" aspectratio="f"/>
-            <v:textbox inset="0mm,0mm,0mm,0mm">
-              <w:txbxContent>
-                <w:p>
-                  <w:pPr>
-                    <w:spacing w:before="20" w:line="280" w:lineRule="auto"/>
-                    <w:ind w:left="425" w:right="20" w:hanging="406"/>
-                    <w:rPr>
-                      <w:rFonts w:ascii="宋体" w:hAnsi="宋体" w:eastAsia="宋体" w:cs="宋体"/>
-                      <w:sz w:val="18"/>
-                      <w:szCs w:val="18"/>
-                    </w:rPr>
-                  </w:pPr>
-                  <w:r>
-                    <w:rPr>
-                      <w:rFonts w:ascii="宋体" w:hAnsi="宋体" w:eastAsia="宋体" w:cs="宋体"/>
-                      <w:spacing w:val="-2"/>
-                      <w:sz w:val="18"/>
-                      <w:szCs w:val="18"/>
-                    </w:rPr>
-                    <w:t>事件/服务请求</w:t>
-                  </w:r>
-                  <w:r>
-                    <w:rPr>
-                      <w:rFonts w:ascii="宋体" w:hAnsi="宋体" w:eastAsia="宋体" w:cs="宋体"/>
-                      <w:spacing w:val="-3"/>
-                      <w:sz w:val="18"/>
-                      <w:szCs w:val="18"/>
-                    </w:rPr>
-                    <w:t>派发</w:t>
-                  </w:r>
-                </w:p>
-              </w:txbxContent>
-            </v:textbox>
-          </v:shape>
-        </w:pict>
-      </w:r>
-      <w:r>
-        <w:rPr>
-          <w:rFonts w:ascii="宋体" w:hAnsi="宋体" w:eastAsia="宋体" w:cs="宋体"/>
-          <w:spacing w:val="-2"/>
-          <w:sz w:val="18"/>
-          <w:szCs w:val="18"/>
-        </w:rPr>
-        <w:t>事件/服务请求解决</w:t>
-      </w:r>
-    </w:p>
-    <w:p>
-      <w:pPr>
-        <w:pStyle w:val="12"/>
-        <w:spacing w:line="313" w:lineRule="auto"/>
-      </w:pPr>
-    </w:p>
-    <w:p>
-      <w:pPr>
-        <w:pStyle w:val="12"/>
-        <w:spacing w:line="313" w:lineRule="auto"/>
-      </w:pPr>
-    </w:p>
-    <w:p>
-      <w:pPr>
-        <w:spacing w:before="59" w:line="220" w:lineRule="auto"/>
-        <w:ind w:left="1456"/>
-        <w:rPr>
-          <w:rFonts w:ascii="宋体" w:hAnsi="宋体" w:eastAsia="宋体" w:cs="宋体"/>
-          <w:sz w:val="18"/>
-          <w:szCs w:val="18"/>
-        </w:rPr>
-      </w:pPr>
-      <w:r>
-        <w:rPr>
-          <w:rFonts w:ascii="宋体" w:hAnsi="宋体" w:eastAsia="宋体" w:cs="宋体"/>
-          <w:spacing w:val="-2"/>
-          <w:sz w:val="18"/>
-          <w:szCs w:val="18"/>
-        </w:rPr>
-        <w:t>与用户确认事</w:t>
-      </w:r>
-    </w:p>
-    <w:p>
-      <w:pPr>
-        <w:spacing w:before="96" w:line="220" w:lineRule="auto"/>
-        <w:ind w:left="1407"/>
-        <w:rPr>
-          <w:rFonts w:ascii="宋体" w:hAnsi="宋体" w:eastAsia="宋体" w:cs="宋体"/>
-          <w:sz w:val="18"/>
-          <w:szCs w:val="18"/>
-        </w:rPr>
-      </w:pPr>
-      <w:r>
-        <w:rPr>
-          <w:rFonts w:ascii="宋体" w:hAnsi="宋体" w:eastAsia="宋体" w:cs="宋体"/>
-          <w:spacing w:val="-1"/>
-          <w:sz w:val="18"/>
-          <w:szCs w:val="18"/>
-        </w:rPr>
-        <w:t>件/服务请求处</w:t>
-      </w:r>
-    </w:p>
-    <w:p>
-      <w:pPr>
-        <w:spacing w:before="99" w:line="220" w:lineRule="auto"/>
-        <w:ind w:left="1725"/>
-        <w:rPr>
-          <w:rFonts w:ascii="宋体" w:hAnsi="宋体" w:eastAsia="宋体" w:cs="宋体"/>
-          <w:sz w:val="18"/>
-          <w:szCs w:val="18"/>
-        </w:rPr>
-      </w:pPr>
-      <w:r>
-        <w:rPr>
-          <w:rFonts w:ascii="宋体" w:hAnsi="宋体" w:eastAsia="宋体" w:cs="宋体"/>
-          <w:spacing w:val="-3"/>
-          <w:sz w:val="18"/>
-          <w:szCs w:val="18"/>
-        </w:rPr>
-        <w:t>理结果</w:t>
-      </w:r>
-    </w:p>
-    <w:p>
-      <w:pPr>
-        <w:pStyle w:val="12"/>
-        <w:spacing w:line="345" w:lineRule="auto"/>
-      </w:pPr>
-    </w:p>
-    <w:p>
-      <w:pPr>
-        <w:pStyle w:val="12"/>
-        <w:spacing w:line="346" w:lineRule="auto"/>
-      </w:pPr>
-    </w:p>
-    <w:p>
-      <w:pPr>
-        <w:spacing w:before="58" w:line="322" w:lineRule="auto"/>
-        <w:ind w:left="1587" w:right="5717" w:hanging="224"/>
-        <w:rPr>
-          <w:rFonts w:ascii="宋体" w:hAnsi="宋体" w:eastAsia="宋体" w:cs="宋体"/>
-          <w:sz w:val="18"/>
-          <w:szCs w:val="18"/>
-        </w:rPr>
-      </w:pPr>
-      <w:r>
-        <w:rPr>
-          <w:rFonts w:ascii="宋体" w:hAnsi="宋体" w:eastAsia="宋体" w:cs="宋体"/>
-          <w:spacing w:val="-2"/>
-          <w:sz w:val="18"/>
-          <w:szCs w:val="18"/>
-        </w:rPr>
-        <w:t>服务台关闭事件/服务请求</w:t>
-      </w:r>
-    </w:p>
-    <w:p>
-      <w:pPr>
-        <w:spacing w:line="322" w:lineRule="auto"/>
-        <w:rPr>
-          <w:rFonts w:ascii="宋体" w:hAnsi="宋体" w:eastAsia="宋体" w:cs="宋体"/>
-          <w:sz w:val="18"/>
-          <w:szCs w:val="18"/>
-        </w:rPr>
-        <w:sectPr>
-          <w:footerReference r:id="rId9" w:type="default"/>
-          <w:pgSz w:w="11906" w:h="16839"/>
-          <w:pgMar w:top="1431" w:right="1785" w:bottom="1375" w:left="1785" w:header="0" w:footer="1211" w:gutter="0"/>
-          <w:cols w:space="720" w:num="1"/>
-        </w:sectPr>
-      </w:pPr>
-    </w:p>
-    <w:p>
-      <w:pPr>
-        <w:pStyle w:val="28"/>
-        <w:bidi w:val="0"/>
-      </w:pPr>
-      <w:bookmarkStart w:id="9" w:name="_Toc12208"/>
-      <w:r>
-        <w:t>服务台管理流程的步骤</w:t>
-      </w:r>
-      <w:bookmarkEnd w:id="9"/>
     </w:p>
     <w:tbl>
       <w:tblPr>
@@ -3031,8 +3465,22 @@
           </w:tcPr>
           <w:p>
             <w:pPr>
+              <w:keepNext w:val="0"/>
+              <w:keepLines w:val="0"/>
+              <w:pageBreakBefore w:val="0"/>
+              <w:widowControl w:val="0"/>
+              <w:kinsoku w:val="0"/>
+              <w:wordWrap/>
+              <w:overflowPunct/>
+              <w:topLinePunct w:val="0"/>
+              <w:autoSpaceDE w:val="0"/>
+              <w:autoSpaceDN w:val="0"/>
+              <w:bidi w:val="0"/>
+              <w:adjustRightInd w:val="0"/>
+              <w:snapToGrid w:val="0"/>
               <w:spacing w:before="160" w:line="220" w:lineRule="auto"/>
               <w:ind w:left="773"/>
+              <w:textAlignment w:val="baseline"/>
               <w:rPr>
                 <w:rFonts w:ascii="宋体" w:hAnsi="宋体" w:eastAsia="宋体" w:cs="宋体"/>
                 <w:sz w:val="24"/>
@@ -3058,8 +3506,22 @@
           </w:tcPr>
           <w:p>
             <w:pPr>
+              <w:keepNext w:val="0"/>
+              <w:keepLines w:val="0"/>
+              <w:pageBreakBefore w:val="0"/>
+              <w:widowControl w:val="0"/>
+              <w:kinsoku w:val="0"/>
+              <w:wordWrap/>
+              <w:overflowPunct/>
+              <w:topLinePunct w:val="0"/>
+              <w:autoSpaceDE w:val="0"/>
+              <w:autoSpaceDN w:val="0"/>
+              <w:bidi w:val="0"/>
+              <w:adjustRightInd w:val="0"/>
+              <w:snapToGrid w:val="0"/>
               <w:spacing w:before="159" w:line="220" w:lineRule="auto"/>
               <w:ind w:left="2694"/>
+              <w:textAlignment w:val="baseline"/>
               <w:rPr>
                 <w:rFonts w:ascii="宋体" w:hAnsi="宋体" w:eastAsia="宋体" w:cs="宋体"/>
                 <w:sz w:val="24"/>
@@ -3106,13 +3568,41 @@
           <w:p>
             <w:pPr>
               <w:pStyle w:val="25"/>
+              <w:keepNext w:val="0"/>
+              <w:keepLines w:val="0"/>
+              <w:pageBreakBefore w:val="0"/>
+              <w:widowControl w:val="0"/>
+              <w:kinsoku w:val="0"/>
+              <w:wordWrap/>
+              <w:overflowPunct/>
+              <w:topLinePunct w:val="0"/>
+              <w:autoSpaceDE w:val="0"/>
+              <w:autoSpaceDN w:val="0"/>
+              <w:bidi w:val="0"/>
+              <w:adjustRightInd w:val="0"/>
+              <w:snapToGrid w:val="0"/>
               <w:spacing w:line="265" w:lineRule="auto"/>
+              <w:textAlignment w:val="baseline"/>
             </w:pPr>
           </w:p>
           <w:p>
             <w:pPr>
+              <w:keepNext w:val="0"/>
+              <w:keepLines w:val="0"/>
+              <w:pageBreakBefore w:val="0"/>
+              <w:widowControl w:val="0"/>
+              <w:kinsoku w:val="0"/>
+              <w:wordWrap/>
+              <w:overflowPunct/>
+              <w:topLinePunct w:val="0"/>
+              <w:autoSpaceDE w:val="0"/>
+              <w:autoSpaceDN w:val="0"/>
+              <w:bidi w:val="0"/>
+              <w:adjustRightInd w:val="0"/>
+              <w:snapToGrid w:val="0"/>
               <w:spacing w:before="78" w:line="220" w:lineRule="auto"/>
               <w:ind w:left="1009"/>
+              <w:textAlignment w:val="baseline"/>
               <w:rPr>
                 <w:rFonts w:ascii="宋体" w:hAnsi="宋体" w:eastAsia="宋体" w:cs="宋体"/>
                 <w:sz w:val="24"/>
@@ -3137,8 +3627,22 @@
           </w:tcPr>
           <w:p>
             <w:pPr>
+              <w:keepNext w:val="0"/>
+              <w:keepLines w:val="0"/>
+              <w:pageBreakBefore w:val="0"/>
+              <w:widowControl w:val="0"/>
+              <w:kinsoku w:val="0"/>
+              <w:wordWrap/>
+              <w:overflowPunct/>
+              <w:topLinePunct w:val="0"/>
+              <w:autoSpaceDE w:val="0"/>
+              <w:autoSpaceDN w:val="0"/>
+              <w:bidi w:val="0"/>
+              <w:adjustRightInd w:val="0"/>
+              <w:snapToGrid w:val="0"/>
               <w:spacing w:before="33" w:line="242" w:lineRule="auto"/>
               <w:ind w:left="112" w:hanging="1"/>
+              <w:textAlignment w:val="baseline"/>
               <w:rPr>
                 <w:rFonts w:ascii="宋体" w:hAnsi="宋体" w:eastAsia="宋体" w:cs="宋体"/>
                 <w:sz w:val="24"/>
@@ -3237,8 +3741,22 @@
           </w:tcPr>
           <w:p>
             <w:pPr>
+              <w:keepNext w:val="0"/>
+              <w:keepLines w:val="0"/>
+              <w:pageBreakBefore w:val="0"/>
+              <w:widowControl w:val="0"/>
+              <w:kinsoku w:val="0"/>
+              <w:wordWrap/>
+              <w:overflowPunct/>
+              <w:topLinePunct w:val="0"/>
+              <w:autoSpaceDE w:val="0"/>
+              <w:autoSpaceDN w:val="0"/>
+              <w:bidi w:val="0"/>
+              <w:adjustRightInd w:val="0"/>
+              <w:snapToGrid w:val="0"/>
               <w:spacing w:before="191" w:line="220" w:lineRule="auto"/>
               <w:ind w:left="652"/>
+              <w:textAlignment w:val="baseline"/>
               <w:rPr>
                 <w:rFonts w:ascii="宋体" w:hAnsi="宋体" w:eastAsia="宋体" w:cs="宋体"/>
                 <w:sz w:val="24"/>
@@ -3263,8 +3781,22 @@
           </w:tcPr>
           <w:p>
             <w:pPr>
+              <w:keepNext w:val="0"/>
+              <w:keepLines w:val="0"/>
+              <w:pageBreakBefore w:val="0"/>
+              <w:widowControl w:val="0"/>
+              <w:kinsoku w:val="0"/>
+              <w:wordWrap/>
+              <w:overflowPunct/>
+              <w:topLinePunct w:val="0"/>
+              <w:autoSpaceDE w:val="0"/>
+              <w:autoSpaceDN w:val="0"/>
+              <w:bidi w:val="0"/>
+              <w:adjustRightInd w:val="0"/>
+              <w:snapToGrid w:val="0"/>
               <w:spacing w:before="34" w:line="222" w:lineRule="auto"/>
               <w:ind w:left="111" w:right="170" w:hanging="1"/>
+              <w:textAlignment w:val="baseline"/>
               <w:rPr>
                 <w:rFonts w:ascii="宋体" w:hAnsi="宋体" w:eastAsia="宋体" w:cs="宋体"/>
                 <w:sz w:val="24"/>
@@ -3319,8 +3851,22 @@
           </w:tcPr>
           <w:p>
             <w:pPr>
+              <w:keepNext w:val="0"/>
+              <w:keepLines w:val="0"/>
+              <w:pageBreakBefore w:val="0"/>
+              <w:widowControl w:val="0"/>
+              <w:kinsoku w:val="0"/>
+              <w:wordWrap/>
+              <w:overflowPunct/>
+              <w:topLinePunct w:val="0"/>
+              <w:autoSpaceDE w:val="0"/>
+              <w:autoSpaceDN w:val="0"/>
+              <w:bidi w:val="0"/>
+              <w:adjustRightInd w:val="0"/>
+              <w:snapToGrid w:val="0"/>
               <w:spacing w:before="193" w:line="220" w:lineRule="auto"/>
               <w:ind w:left="409"/>
+              <w:textAlignment w:val="baseline"/>
               <w:rPr>
                 <w:rFonts w:ascii="宋体" w:hAnsi="宋体" w:eastAsia="宋体" w:cs="宋体"/>
                 <w:sz w:val="24"/>
@@ -3345,8 +3891,22 @@
           </w:tcPr>
           <w:p>
             <w:pPr>
+              <w:keepNext w:val="0"/>
+              <w:keepLines w:val="0"/>
+              <w:pageBreakBefore w:val="0"/>
+              <w:widowControl w:val="0"/>
+              <w:kinsoku w:val="0"/>
+              <w:wordWrap/>
+              <w:overflowPunct/>
+              <w:topLinePunct w:val="0"/>
+              <w:autoSpaceDE w:val="0"/>
+              <w:autoSpaceDN w:val="0"/>
+              <w:bidi w:val="0"/>
+              <w:adjustRightInd w:val="0"/>
+              <w:snapToGrid w:val="0"/>
               <w:spacing w:before="37" w:line="221" w:lineRule="auto"/>
               <w:ind w:left="113" w:right="170" w:hanging="4"/>
+              <w:textAlignment w:val="baseline"/>
               <w:rPr>
                 <w:rFonts w:ascii="宋体" w:hAnsi="宋体" w:eastAsia="宋体" w:cs="宋体"/>
                 <w:sz w:val="24"/>
@@ -3401,8 +3961,22 @@
           </w:tcPr>
           <w:p>
             <w:pPr>
+              <w:keepNext w:val="0"/>
+              <w:keepLines w:val="0"/>
+              <w:pageBreakBefore w:val="0"/>
+              <w:widowControl w:val="0"/>
+              <w:kinsoku w:val="0"/>
+              <w:wordWrap/>
+              <w:overflowPunct/>
+              <w:topLinePunct w:val="0"/>
+              <w:autoSpaceDE w:val="0"/>
+              <w:autoSpaceDN w:val="0"/>
+              <w:bidi w:val="0"/>
+              <w:adjustRightInd w:val="0"/>
+              <w:snapToGrid w:val="0"/>
               <w:spacing w:before="195" w:line="220" w:lineRule="auto"/>
               <w:ind w:left="174"/>
+              <w:textAlignment w:val="baseline"/>
               <w:rPr>
                 <w:rFonts w:ascii="宋体" w:hAnsi="宋体" w:eastAsia="宋体" w:cs="宋体"/>
                 <w:sz w:val="24"/>
@@ -3427,8 +4001,22 @@
           </w:tcPr>
           <w:p>
             <w:pPr>
+              <w:keepNext w:val="0"/>
+              <w:keepLines w:val="0"/>
+              <w:pageBreakBefore w:val="0"/>
+              <w:widowControl w:val="0"/>
+              <w:kinsoku w:val="0"/>
+              <w:wordWrap/>
+              <w:overflowPunct/>
+              <w:topLinePunct w:val="0"/>
+              <w:autoSpaceDE w:val="0"/>
+              <w:autoSpaceDN w:val="0"/>
+              <w:bidi w:val="0"/>
+              <w:adjustRightInd w:val="0"/>
+              <w:snapToGrid w:val="0"/>
               <w:spacing w:before="195" w:line="220" w:lineRule="auto"/>
               <w:ind w:left="111"/>
+              <w:textAlignment w:val="baseline"/>
               <w:rPr>
                 <w:rFonts w:ascii="宋体" w:hAnsi="宋体" w:eastAsia="宋体" w:cs="宋体"/>
                 <w:sz w:val="24"/>
@@ -3474,8 +4062,22 @@
           </w:tcPr>
           <w:p>
             <w:pPr>
+              <w:keepNext w:val="0"/>
+              <w:keepLines w:val="0"/>
+              <w:pageBreakBefore w:val="0"/>
+              <w:widowControl w:val="0"/>
+              <w:kinsoku w:val="0"/>
+              <w:wordWrap/>
+              <w:overflowPunct/>
+              <w:topLinePunct w:val="0"/>
+              <w:autoSpaceDE w:val="0"/>
+              <w:autoSpaceDN w:val="0"/>
+              <w:bidi w:val="0"/>
+              <w:adjustRightInd w:val="0"/>
+              <w:snapToGrid w:val="0"/>
               <w:spacing w:before="196" w:line="220" w:lineRule="auto"/>
               <w:ind w:left="296"/>
+              <w:textAlignment w:val="baseline"/>
               <w:rPr>
                 <w:rFonts w:ascii="宋体" w:hAnsi="宋体" w:eastAsia="宋体" w:cs="宋体"/>
                 <w:sz w:val="24"/>
@@ -3500,8 +4102,22 @@
           </w:tcPr>
           <w:p>
             <w:pPr>
+              <w:keepNext w:val="0"/>
+              <w:keepLines w:val="0"/>
+              <w:pageBreakBefore w:val="0"/>
+              <w:widowControl w:val="0"/>
+              <w:kinsoku w:val="0"/>
+              <w:wordWrap/>
+              <w:overflowPunct/>
+              <w:topLinePunct w:val="0"/>
+              <w:autoSpaceDE w:val="0"/>
+              <w:autoSpaceDN w:val="0"/>
+              <w:bidi w:val="0"/>
+              <w:adjustRightInd w:val="0"/>
+              <w:snapToGrid w:val="0"/>
               <w:spacing w:before="196" w:line="220" w:lineRule="auto"/>
               <w:ind w:left="109"/>
+              <w:textAlignment w:val="baseline"/>
               <w:rPr>
                 <w:rFonts w:ascii="宋体" w:hAnsi="宋体" w:eastAsia="宋体" w:cs="宋体"/>
                 <w:sz w:val="24"/>
@@ -3547,8 +4163,22 @@
           </w:tcPr>
           <w:p>
             <w:pPr>
+              <w:keepNext w:val="0"/>
+              <w:keepLines w:val="0"/>
+              <w:pageBreakBefore w:val="0"/>
+              <w:widowControl w:val="0"/>
+              <w:kinsoku w:val="0"/>
+              <w:wordWrap/>
+              <w:overflowPunct/>
+              <w:topLinePunct w:val="0"/>
+              <w:autoSpaceDE w:val="0"/>
+              <w:autoSpaceDN w:val="0"/>
+              <w:bidi w:val="0"/>
+              <w:adjustRightInd w:val="0"/>
+              <w:snapToGrid w:val="0"/>
               <w:spacing w:before="198" w:line="220" w:lineRule="auto"/>
               <w:ind w:left="1013"/>
+              <w:textAlignment w:val="baseline"/>
               <w:rPr>
                 <w:rFonts w:ascii="宋体" w:hAnsi="宋体" w:eastAsia="宋体" w:cs="宋体"/>
                 <w:sz w:val="24"/>
@@ -3573,8 +4203,22 @@
           </w:tcPr>
           <w:p>
             <w:pPr>
+              <w:keepNext w:val="0"/>
+              <w:keepLines w:val="0"/>
+              <w:pageBreakBefore w:val="0"/>
+              <w:widowControl w:val="0"/>
+              <w:kinsoku w:val="0"/>
+              <w:wordWrap/>
+              <w:overflowPunct/>
+              <w:topLinePunct w:val="0"/>
+              <w:autoSpaceDE w:val="0"/>
+              <w:autoSpaceDN w:val="0"/>
+              <w:bidi w:val="0"/>
+              <w:adjustRightInd w:val="0"/>
+              <w:snapToGrid w:val="0"/>
               <w:spacing w:before="197" w:line="220" w:lineRule="auto"/>
               <w:ind w:left="113"/>
+              <w:textAlignment w:val="baseline"/>
               <w:rPr>
                 <w:rFonts w:ascii="宋体" w:hAnsi="宋体" w:eastAsia="宋体" w:cs="宋体"/>
                 <w:sz w:val="24"/>
@@ -3597,9 +4241,22 @@
     <w:p>
       <w:pPr>
         <w:pStyle w:val="28"/>
+        <w:keepNext w:val="0"/>
+        <w:keepLines w:val="0"/>
+        <w:pageBreakBefore w:val="0"/>
+        <w:widowControl w:val="0"/>
+        <w:kinsoku w:val="0"/>
+        <w:wordWrap/>
+        <w:overflowPunct/>
+        <w:topLinePunct w:val="0"/>
+        <w:autoSpaceDE w:val="0"/>
+        <w:autoSpaceDN w:val="0"/>
         <w:bidi w:val="0"/>
-      </w:pPr>
-      <w:bookmarkStart w:id="10" w:name="_Toc25880"/>
+        <w:adjustRightInd w:val="0"/>
+        <w:snapToGrid w:val="0"/>
+        <w:textAlignment w:val="baseline"/>
+      </w:pPr>
+      <w:bookmarkStart w:id="10" w:name="_Toc4133"/>
       <w:r>
         <w:t>服务台沟通渠道</w:t>
       </w:r>
@@ -3607,8 +4264,174 @@
     </w:p>
     <w:p>
       <w:pPr>
-        <w:spacing w:before="78" w:line="222" w:lineRule="auto"/>
-        <w:ind w:left="762"/>
+        <w:pStyle w:val="27"/>
+        <w:keepNext w:val="0"/>
+        <w:keepLines w:val="0"/>
+        <w:pageBreakBefore w:val="0"/>
+        <w:widowControl w:val="0"/>
+        <w:kinsoku w:val="0"/>
+        <w:wordWrap/>
+        <w:overflowPunct/>
+        <w:topLinePunct w:val="0"/>
+        <w:autoSpaceDE w:val="0"/>
+        <w:autoSpaceDN w:val="0"/>
+        <w:bidi w:val="0"/>
+        <w:adjustRightInd w:val="0"/>
+        <w:snapToGrid w:val="0"/>
+        <w:textAlignment w:val="baseline"/>
+      </w:pPr>
+      <w:r>
+        <w:t>包括：</w:t>
+      </w:r>
+    </w:p>
+    <w:p>
+      <w:pPr>
+        <w:pStyle w:val="27"/>
+        <w:keepNext w:val="0"/>
+        <w:keepLines w:val="0"/>
+        <w:pageBreakBefore w:val="0"/>
+        <w:widowControl w:val="0"/>
+        <w:numPr>
+          <w:ilvl w:val="0"/>
+          <w:numId w:val="3"/>
+        </w:numPr>
+        <w:kinsoku w:val="0"/>
+        <w:wordWrap/>
+        <w:overflowPunct/>
+        <w:topLinePunct w:val="0"/>
+        <w:autoSpaceDE w:val="0"/>
+        <w:autoSpaceDN w:val="0"/>
+        <w:bidi w:val="0"/>
+        <w:adjustRightInd w:val="0"/>
+        <w:snapToGrid w:val="0"/>
+        <w:ind w:left="425" w:leftChars="0" w:hanging="425" w:firstLineChars="0"/>
+        <w:textAlignment w:val="baseline"/>
+      </w:pPr>
+      <w:r>
+        <w:t>电子邮件(E-mail):</w:t>
+      </w:r>
+      <w:r>
+        <w:rPr>
+          <w:rFonts w:hint="eastAsia"/>
+          <w:lang w:val="en-US" w:eastAsia="zh-CN"/>
+        </w:rPr>
+        <w:t>gansuguobang</w:t>
+      </w:r>
+      <w:r>
+        <w:t>@126.com</w:t>
+      </w:r>
+    </w:p>
+    <w:p>
+      <w:pPr>
+        <w:pStyle w:val="27"/>
+        <w:keepNext w:val="0"/>
+        <w:keepLines w:val="0"/>
+        <w:pageBreakBefore w:val="0"/>
+        <w:widowControl w:val="0"/>
+        <w:numPr>
+          <w:ilvl w:val="0"/>
+          <w:numId w:val="3"/>
+        </w:numPr>
+        <w:kinsoku w:val="0"/>
+        <w:wordWrap/>
+        <w:overflowPunct/>
+        <w:topLinePunct w:val="0"/>
+        <w:autoSpaceDE w:val="0"/>
+        <w:autoSpaceDN w:val="0"/>
+        <w:bidi w:val="0"/>
+        <w:adjustRightInd w:val="0"/>
+        <w:snapToGrid w:val="0"/>
+        <w:ind w:left="425" w:leftChars="0" w:hanging="425" w:firstLineChars="0"/>
+        <w:textAlignment w:val="baseline"/>
+        <w:rPr>
+          <w:rFonts w:hint="default"/>
+          <w:lang w:val="en-US" w:eastAsia="zh-CN"/>
+        </w:rPr>
+      </w:pPr>
+      <w:r>
+        <w:t>电话:</w:t>
+      </w:r>
+      <w:r>
+        <w:rPr>
+          <w:rFonts w:hint="eastAsia"/>
+          <w:lang w:val="en-US" w:eastAsia="zh-CN"/>
+        </w:rPr>
+        <w:t>13758803523</w:t>
+      </w:r>
+    </w:p>
+    <w:p>
+      <w:pPr>
+        <w:pStyle w:val="27"/>
+        <w:keepNext w:val="0"/>
+        <w:keepLines w:val="0"/>
+        <w:pageBreakBefore w:val="0"/>
+        <w:widowControl w:val="0"/>
+        <w:numPr>
+          <w:ilvl w:val="0"/>
+          <w:numId w:val="3"/>
+        </w:numPr>
+        <w:kinsoku w:val="0"/>
+        <w:wordWrap/>
+        <w:overflowPunct/>
+        <w:topLinePunct w:val="0"/>
+        <w:autoSpaceDE w:val="0"/>
+        <w:autoSpaceDN w:val="0"/>
+        <w:bidi w:val="0"/>
+        <w:adjustRightInd w:val="0"/>
+        <w:snapToGrid w:val="0"/>
+        <w:ind w:left="425" w:leftChars="0" w:hanging="425" w:firstLineChars="0"/>
+        <w:textAlignment w:val="baseline"/>
+      </w:pPr>
+      <w:r>
+        <w:t>将呼叫请求转发到移动电话、便携式电脑和掌上型电脑的技术。</w:t>
+      </w:r>
+    </w:p>
+    <w:p>
+      <w:pPr>
+        <w:pStyle w:val="28"/>
+        <w:keepNext w:val="0"/>
+        <w:keepLines w:val="0"/>
+        <w:pageBreakBefore w:val="0"/>
+        <w:widowControl w:val="0"/>
+        <w:kinsoku w:val="0"/>
+        <w:wordWrap/>
+        <w:overflowPunct/>
+        <w:topLinePunct w:val="0"/>
+        <w:autoSpaceDE w:val="0"/>
+        <w:autoSpaceDN w:val="0"/>
+        <w:bidi w:val="0"/>
+        <w:adjustRightInd w:val="0"/>
+        <w:snapToGrid w:val="0"/>
+        <w:textAlignment w:val="baseline"/>
+      </w:pPr>
+      <w:bookmarkStart w:id="11" w:name="_Toc22126"/>
+      <w:r>
+        <w:t>服务台职责</w:t>
+      </w:r>
+      <w:bookmarkEnd w:id="11"/>
+    </w:p>
+    <w:p>
+      <w:pPr>
+        <w:keepNext w:val="0"/>
+        <w:keepLines w:val="0"/>
+        <w:pageBreakBefore w:val="0"/>
+        <w:widowControl w:val="0"/>
+        <w:numPr>
+          <w:ilvl w:val="0"/>
+          <w:numId w:val="4"/>
+        </w:numPr>
+        <w:kinsoku w:val="0"/>
+        <w:wordWrap/>
+        <w:overflowPunct/>
+        <w:topLinePunct w:val="0"/>
+        <w:autoSpaceDE w:val="0"/>
+        <w:autoSpaceDN w:val="0"/>
+        <w:bidi w:val="0"/>
+        <w:adjustRightInd w:val="0"/>
+        <w:snapToGrid w:val="0"/>
+        <w:spacing w:before="79" w:line="220" w:lineRule="auto"/>
+        <w:ind w:left="425" w:leftChars="0" w:hanging="425" w:firstLineChars="0"/>
+        <w:textAlignment w:val="baseline"/>
         <w:rPr>
           <w:rFonts w:ascii="宋体" w:hAnsi="宋体" w:eastAsia="宋体" w:cs="宋体"/>
           <w:sz w:val="24"/>
@@ -3618,17 +4441,71 @@
       <w:r>
         <w:rPr>
           <w:rFonts w:ascii="宋体" w:hAnsi="宋体" w:eastAsia="宋体" w:cs="宋体"/>
-          <w:spacing w:val="-15"/>
+          <w:spacing w:val="-6"/>
           <w:sz w:val="24"/>
           <w:szCs w:val="24"/>
         </w:rPr>
-        <w:t>包括：</w:t>
+        <w:t>保持</w:t>
+      </w:r>
+      <w:r>
+        <w:rPr>
+          <w:rFonts w:ascii="宋体" w:hAnsi="宋体" w:eastAsia="宋体" w:cs="宋体"/>
+          <w:spacing w:val="-44"/>
+          <w:sz w:val="24"/>
+          <w:szCs w:val="24"/>
+        </w:rPr>
+        <w:t xml:space="preserve"> </w:t>
+      </w:r>
+      <w:r>
+        <w:rPr>
+          <w:rFonts w:ascii="宋体" w:hAnsi="宋体" w:eastAsia="宋体" w:cs="宋体"/>
+          <w:spacing w:val="-6"/>
+          <w:sz w:val="24"/>
+          <w:szCs w:val="24"/>
+        </w:rPr>
+        <w:t>7*24</w:t>
+      </w:r>
+      <w:r>
+        <w:rPr>
+          <w:rFonts w:ascii="宋体" w:hAnsi="宋体" w:eastAsia="宋体" w:cs="宋体"/>
+          <w:spacing w:val="-44"/>
+          <w:sz w:val="24"/>
+          <w:szCs w:val="24"/>
+        </w:rPr>
+        <w:t xml:space="preserve"> </w:t>
+      </w:r>
+      <w:r>
+        <w:rPr>
+          <w:rFonts w:ascii="宋体" w:hAnsi="宋体" w:eastAsia="宋体" w:cs="宋体"/>
+          <w:spacing w:val="-6"/>
+          <w:sz w:val="24"/>
+          <w:szCs w:val="24"/>
+        </w:rPr>
+        <w:t>小时电话畅通状态；</w:t>
       </w:r>
     </w:p>
     <w:p>
       <w:pPr>
-        <w:spacing w:before="91" w:line="234" w:lineRule="auto"/>
-        <w:ind w:left="553"/>
+        <w:keepNext w:val="0"/>
+        <w:keepLines w:val="0"/>
+        <w:pageBreakBefore w:val="0"/>
+        <w:widowControl w:val="0"/>
+        <w:numPr>
+          <w:ilvl w:val="0"/>
+          <w:numId w:val="4"/>
+        </w:numPr>
+        <w:kinsoku w:val="0"/>
+        <w:wordWrap/>
+        <w:overflowPunct/>
+        <w:topLinePunct w:val="0"/>
+        <w:autoSpaceDE w:val="0"/>
+        <w:autoSpaceDN w:val="0"/>
+        <w:bidi w:val="0"/>
+        <w:adjustRightInd w:val="0"/>
+        <w:snapToGrid w:val="0"/>
+        <w:spacing w:before="182" w:line="220" w:lineRule="auto"/>
+        <w:ind w:left="425" w:leftChars="0" w:hanging="425" w:firstLineChars="0"/>
+        <w:textAlignment w:val="baseline"/>
         <w:rPr>
           <w:rFonts w:ascii="宋体" w:hAnsi="宋体" w:eastAsia="宋体" w:cs="宋体"/>
           <w:sz w:val="24"/>
@@ -3637,29 +4514,107 @@
       </w:pPr>
       <w:r>
         <w:rPr>
-          <w:rFonts w:ascii="Wingdings" w:hAnsi="Wingdings" w:eastAsia="Wingdings" w:cs="Wingdings"/>
+          <w:rFonts w:ascii="宋体" w:hAnsi="宋体" w:eastAsia="宋体" w:cs="宋体"/>
+          <w:spacing w:val="-5"/>
           <w:sz w:val="24"/>
           <w:szCs w:val="24"/>
         </w:rPr>
-        <w:t xml:space="preserve">l </w:t>
-      </w:r>
-      <w:r>
+        <w:t>接受客户请求（可以通过电话、电子邮件和传真等</w:t>
+      </w:r>
+      <w:r>
+        <w:rPr>
+          <w:rFonts w:ascii="宋体" w:hAnsi="宋体" w:eastAsia="宋体" w:cs="宋体"/>
+          <w:spacing w:val="5"/>
+          <w:sz w:val="24"/>
+          <w:szCs w:val="24"/>
+        </w:rPr>
+        <w:t>）；</w:t>
+      </w:r>
+    </w:p>
+    <w:p>
+      <w:pPr>
+        <w:keepNext w:val="0"/>
+        <w:keepLines w:val="0"/>
+        <w:pageBreakBefore w:val="0"/>
+        <w:widowControl w:val="0"/>
+        <w:numPr>
+          <w:ilvl w:val="0"/>
+          <w:numId w:val="4"/>
+        </w:numPr>
+        <w:kinsoku w:val="0"/>
+        <w:wordWrap/>
+        <w:overflowPunct/>
+        <w:topLinePunct w:val="0"/>
+        <w:autoSpaceDE w:val="0"/>
+        <w:autoSpaceDN w:val="0"/>
+        <w:bidi w:val="0"/>
+        <w:adjustRightInd w:val="0"/>
+        <w:snapToGrid w:val="0"/>
+        <w:spacing w:before="182" w:line="220" w:lineRule="auto"/>
+        <w:ind w:left="425" w:leftChars="0" w:hanging="425" w:firstLineChars="0"/>
+        <w:textAlignment w:val="baseline"/>
         <w:rPr>
           <w:rFonts w:ascii="宋体" w:hAnsi="宋体" w:eastAsia="宋体" w:cs="宋体"/>
           <w:sz w:val="24"/>
           <w:szCs w:val="24"/>
         </w:rPr>
-        <w:t>电子邮件(E-mail):</w:t>
-      </w:r>
-      <w:r>
-        <w:rPr>
-          <w:rFonts w:hint="eastAsia" w:ascii="宋体" w:hAnsi="宋体" w:eastAsia="宋体" w:cs="宋体"/>
+      </w:pPr>
+      <w:r>
+        <w:rPr>
+          <w:rFonts w:ascii="宋体" w:hAnsi="宋体" w:eastAsia="宋体" w:cs="宋体"/>
+          <w:spacing w:val="-6"/>
           <w:sz w:val="24"/>
           <w:szCs w:val="24"/>
-          <w:lang w:val="en-US" w:eastAsia="zh-CN"/>
-        </w:rPr>
-        <w:t>gansuguobang</w:t>
-      </w:r>
+        </w:rPr>
+        <w:t>快速响应客户事件（包括服务请求</w:t>
+      </w:r>
+      <w:r>
+        <w:rPr>
+          <w:rFonts w:ascii="宋体" w:hAnsi="宋体" w:eastAsia="宋体" w:cs="宋体"/>
+          <w:spacing w:val="-4"/>
+          <w:sz w:val="24"/>
+          <w:szCs w:val="24"/>
+        </w:rPr>
+        <w:t>），</w:t>
+      </w:r>
+      <w:r>
+        <w:rPr>
+          <w:rFonts w:ascii="宋体" w:hAnsi="宋体" w:eastAsia="宋体" w:cs="宋体"/>
+          <w:spacing w:val="-6"/>
+          <w:sz w:val="24"/>
+          <w:szCs w:val="24"/>
+        </w:rPr>
+        <w:t>记录客户联系方式等相关信息，</w:t>
+      </w:r>
+    </w:p>
+    <w:p>
+      <w:pPr>
+        <w:keepNext w:val="0"/>
+        <w:keepLines w:val="0"/>
+        <w:pageBreakBefore w:val="0"/>
+        <w:widowControl w:val="0"/>
+        <w:numPr>
+          <w:ilvl w:val="0"/>
+          <w:numId w:val="4"/>
+        </w:numPr>
+        <w:kinsoku w:val="0"/>
+        <w:wordWrap/>
+        <w:overflowPunct/>
+        <w:topLinePunct w:val="0"/>
+        <w:autoSpaceDE w:val="0"/>
+        <w:autoSpaceDN w:val="0"/>
+        <w:bidi w:val="0"/>
+        <w:adjustRightInd w:val="0"/>
+        <w:snapToGrid w:val="0"/>
+        <w:spacing w:before="192" w:line="289" w:lineRule="auto"/>
+        <w:ind w:left="425" w:leftChars="0" w:right="40" w:hanging="425" w:firstLineChars="0"/>
+        <w:textAlignment w:val="baseline"/>
+        <w:rPr>
+          <w:rFonts w:ascii="宋体" w:hAnsi="宋体" w:eastAsia="宋体" w:cs="宋体"/>
+          <w:sz w:val="24"/>
+          <w:szCs w:val="24"/>
+        </w:rPr>
+      </w:pPr>
       <w:r>
         <w:rPr>
           <w:rFonts w:ascii="宋体" w:hAnsi="宋体" w:eastAsia="宋体" w:cs="宋体"/>
@@ -3667,38 +4622,46 @@
           <w:sz w:val="24"/>
           <w:szCs w:val="24"/>
         </w:rPr>
-        <w:t>@126.com</w:t>
+        <w:t>并将信息及时传递给业务部门运维联络人员，如联络人员联系不上，则</w:t>
+      </w:r>
+      <w:r>
+        <w:rPr>
+          <w:rFonts w:ascii="宋体" w:hAnsi="宋体" w:eastAsia="宋体" w:cs="宋体"/>
+          <w:spacing w:val="-2"/>
+          <w:sz w:val="24"/>
+          <w:szCs w:val="24"/>
+        </w:rPr>
+        <w:t>根据部门提供的名单，逐级向上联系，及时反映情况，不可懈怠。</w:t>
       </w:r>
     </w:p>
     <w:p>
       <w:pPr>
-        <w:spacing w:before="164" w:line="242" w:lineRule="auto"/>
-        <w:ind w:left="553"/>
-        <w:rPr>
-          <w:rFonts w:hint="default" w:ascii="宋体" w:hAnsi="宋体" w:eastAsia="宋体" w:cs="宋体"/>
+        <w:keepNext w:val="0"/>
+        <w:keepLines w:val="0"/>
+        <w:pageBreakBefore w:val="0"/>
+        <w:widowControl w:val="0"/>
+        <w:numPr>
+          <w:ilvl w:val="0"/>
+          <w:numId w:val="4"/>
+        </w:numPr>
+        <w:kinsoku w:val="0"/>
+        <w:wordWrap/>
+        <w:overflowPunct/>
+        <w:topLinePunct w:val="0"/>
+        <w:autoSpaceDE w:val="0"/>
+        <w:autoSpaceDN w:val="0"/>
+        <w:bidi w:val="0"/>
+        <w:adjustRightInd w:val="0"/>
+        <w:snapToGrid w:val="0"/>
+        <w:spacing w:before="174" w:line="220" w:lineRule="auto"/>
+        <w:ind w:left="425" w:leftChars="0" w:hanging="425" w:firstLineChars="0"/>
+        <w:textAlignment w:val="baseline"/>
+        <w:rPr>
+          <w:rFonts w:ascii="宋体" w:hAnsi="宋体" w:eastAsia="宋体" w:cs="宋体"/>
           <w:sz w:val="24"/>
           <w:szCs w:val="24"/>
-          <w:lang w:val="en-US" w:eastAsia="zh-CN"/>
-        </w:rPr>
-      </w:pPr>
-      <w:r>
-        <w:rPr>
-          <w:rFonts w:ascii="Wingdings" w:hAnsi="Wingdings" w:eastAsia="Wingdings" w:cs="Wingdings"/>
-          <w:spacing w:val="-4"/>
-          <w:sz w:val="24"/>
-          <w:szCs w:val="24"/>
-        </w:rPr>
-        <w:t>l</w:t>
-      </w:r>
-      <w:r>
-        <w:rPr>
-          <w:rFonts w:ascii="Wingdings" w:hAnsi="Wingdings" w:eastAsia="Wingdings" w:cs="Wingdings"/>
-          <w:spacing w:val="43"/>
-          <w:sz w:val="24"/>
-          <w:szCs w:val="24"/>
-        </w:rPr>
-        <w:t xml:space="preserve"> </w:t>
-      </w:r>
+        </w:rPr>
+      </w:pPr>
       <w:r>
         <w:rPr>
           <w:rFonts w:ascii="宋体" w:hAnsi="宋体" w:eastAsia="宋体" w:cs="宋体"/>
@@ -3706,127 +4669,251 @@
           <w:sz w:val="24"/>
           <w:szCs w:val="24"/>
         </w:rPr>
-        <w:t>电话:</w:t>
-      </w:r>
-      <w:r>
-        <w:rPr>
-          <w:rFonts w:hint="eastAsia" w:ascii="宋体" w:hAnsi="宋体" w:eastAsia="宋体" w:cs="宋体"/>
+        <w:t>及时通知客户其请求的当前状况和最新进展；</w:t>
+      </w:r>
+    </w:p>
+    <w:p>
+      <w:pPr>
+        <w:keepNext w:val="0"/>
+        <w:keepLines w:val="0"/>
+        <w:pageBreakBefore w:val="0"/>
+        <w:widowControl w:val="0"/>
+        <w:kinsoku w:val="0"/>
+        <w:wordWrap/>
+        <w:overflowPunct/>
+        <w:topLinePunct w:val="0"/>
+        <w:autoSpaceDE w:val="0"/>
+        <w:autoSpaceDN w:val="0"/>
+        <w:bidi w:val="0"/>
+        <w:adjustRightInd w:val="0"/>
+        <w:snapToGrid w:val="0"/>
+        <w:spacing w:before="116" w:line="293" w:lineRule="auto"/>
+        <w:ind w:left="867" w:right="40" w:hanging="413"/>
+        <w:textAlignment w:val="baseline"/>
+        <w:rPr>
+          <w:rFonts w:ascii="宋体" w:hAnsi="宋体" w:eastAsia="宋体" w:cs="宋体"/>
+          <w:sz w:val="24"/>
+          <w:szCs w:val="24"/>
+        </w:rPr>
+      </w:pPr>
+      <w:r>
+        <w:rPr>
+          <w:rFonts w:ascii="宋体" w:hAnsi="宋体" w:eastAsia="宋体" w:cs="宋体"/>
+          <w:sz w:val="24"/>
+          <w:szCs w:val="24"/>
+        </w:rPr>
+        <w:t>根据服务级别协议，初步评估客户请求，尽力</w:t>
+      </w:r>
+      <w:r>
+        <w:rPr>
+          <w:rFonts w:ascii="宋体" w:hAnsi="宋体" w:eastAsia="宋体" w:cs="宋体"/>
+          <w:spacing w:val="-1"/>
+          <w:sz w:val="24"/>
+          <w:szCs w:val="24"/>
+        </w:rPr>
+        <w:t>解决它们或将其安排给有</w:t>
+      </w:r>
+      <w:r>
+        <w:rPr>
+          <w:rFonts w:ascii="宋体" w:hAnsi="宋体" w:eastAsia="宋体" w:cs="宋体"/>
+          <w:spacing w:val="-10"/>
+          <w:sz w:val="24"/>
+          <w:szCs w:val="24"/>
+        </w:rPr>
+        <w:t>关人员解决；</w:t>
+      </w:r>
+    </w:p>
+    <w:p>
+      <w:pPr>
+        <w:keepNext w:val="0"/>
+        <w:keepLines w:val="0"/>
+        <w:pageBreakBefore w:val="0"/>
+        <w:widowControl w:val="0"/>
+        <w:numPr>
+          <w:ilvl w:val="0"/>
+          <w:numId w:val="4"/>
+        </w:numPr>
+        <w:kinsoku w:val="0"/>
+        <w:wordWrap/>
+        <w:overflowPunct/>
+        <w:topLinePunct w:val="0"/>
+        <w:autoSpaceDE w:val="0"/>
+        <w:autoSpaceDN w:val="0"/>
+        <w:bidi w:val="0"/>
+        <w:adjustRightInd w:val="0"/>
+        <w:snapToGrid w:val="0"/>
+        <w:spacing w:before="174" w:line="293" w:lineRule="auto"/>
+        <w:ind w:left="425" w:leftChars="0" w:right="40" w:hanging="425" w:firstLineChars="0"/>
+        <w:textAlignment w:val="baseline"/>
+        <w:rPr>
+          <w:rFonts w:ascii="宋体" w:hAnsi="宋体" w:eastAsia="宋体" w:cs="宋体"/>
+          <w:sz w:val="24"/>
+          <w:szCs w:val="24"/>
+        </w:rPr>
+      </w:pPr>
+      <w:r>
+        <w:rPr>
+          <w:rFonts w:ascii="宋体" w:hAnsi="宋体" w:eastAsia="宋体" w:cs="宋体"/>
+          <w:sz w:val="24"/>
+          <w:szCs w:val="24"/>
+        </w:rPr>
+        <w:t>根据服务级别协议的要求，监督规章制度的执</w:t>
+      </w:r>
+      <w:r>
+        <w:rPr>
+          <w:rFonts w:ascii="宋体" w:hAnsi="宋体" w:eastAsia="宋体" w:cs="宋体"/>
+          <w:spacing w:val="-1"/>
+          <w:sz w:val="24"/>
+          <w:szCs w:val="24"/>
+        </w:rPr>
+        <w:t>行情况并在必要时对其进</w:t>
+      </w:r>
+      <w:r>
+        <w:rPr>
+          <w:rFonts w:ascii="宋体" w:hAnsi="宋体" w:eastAsia="宋体" w:cs="宋体"/>
+          <w:spacing w:val="-14"/>
+          <w:sz w:val="24"/>
+          <w:szCs w:val="24"/>
+        </w:rPr>
+        <w:t>行修改；</w:t>
+      </w:r>
+    </w:p>
+    <w:p>
+      <w:pPr>
+        <w:keepNext w:val="0"/>
+        <w:keepLines w:val="0"/>
+        <w:pageBreakBefore w:val="0"/>
+        <w:widowControl w:val="0"/>
+        <w:numPr>
+          <w:ilvl w:val="0"/>
+          <w:numId w:val="4"/>
+        </w:numPr>
+        <w:kinsoku w:val="0"/>
+        <w:wordWrap/>
+        <w:overflowPunct/>
+        <w:topLinePunct w:val="0"/>
+        <w:autoSpaceDE w:val="0"/>
+        <w:autoSpaceDN w:val="0"/>
+        <w:bidi w:val="0"/>
+        <w:adjustRightInd w:val="0"/>
+        <w:snapToGrid w:val="0"/>
+        <w:spacing w:before="173" w:line="220" w:lineRule="auto"/>
+        <w:ind w:left="425" w:leftChars="0" w:hanging="425" w:firstLineChars="0"/>
+        <w:textAlignment w:val="baseline"/>
+        <w:rPr>
+          <w:rFonts w:ascii="宋体" w:hAnsi="宋体" w:eastAsia="宋体" w:cs="宋体"/>
+          <w:sz w:val="24"/>
+          <w:szCs w:val="24"/>
+        </w:rPr>
+      </w:pPr>
+      <w:r>
+        <w:rPr>
+          <w:rFonts w:ascii="宋体" w:hAnsi="宋体" w:eastAsia="宋体" w:cs="宋体"/>
+          <w:spacing w:val="-3"/>
+          <w:sz w:val="24"/>
+          <w:szCs w:val="24"/>
+        </w:rPr>
+        <w:t>对客户请求从提出直至终止和验证的整个过程进行管理；</w:t>
+      </w:r>
+    </w:p>
+    <w:p>
+      <w:pPr>
+        <w:keepNext w:val="0"/>
+        <w:keepLines w:val="0"/>
+        <w:pageBreakBefore w:val="0"/>
+        <w:widowControl w:val="0"/>
+        <w:numPr>
+          <w:ilvl w:val="0"/>
+          <w:numId w:val="4"/>
+        </w:numPr>
+        <w:kinsoku w:val="0"/>
+        <w:wordWrap/>
+        <w:overflowPunct/>
+        <w:topLinePunct w:val="0"/>
+        <w:autoSpaceDE w:val="0"/>
+        <w:autoSpaceDN w:val="0"/>
+        <w:bidi w:val="0"/>
+        <w:adjustRightInd w:val="0"/>
+        <w:snapToGrid w:val="0"/>
+        <w:spacing w:before="182" w:line="220" w:lineRule="auto"/>
+        <w:ind w:left="425" w:leftChars="0" w:hanging="425" w:firstLineChars="0"/>
+        <w:textAlignment w:val="baseline"/>
+        <w:rPr>
+          <w:rFonts w:ascii="宋体" w:hAnsi="宋体" w:eastAsia="宋体" w:cs="宋体"/>
+          <w:sz w:val="24"/>
+          <w:szCs w:val="24"/>
+        </w:rPr>
+      </w:pPr>
+      <w:r>
+        <w:rPr>
+          <w:rFonts w:ascii="宋体" w:hAnsi="宋体" w:eastAsia="宋体" w:cs="宋体"/>
+          <w:spacing w:val="-3"/>
+          <w:sz w:val="24"/>
+          <w:szCs w:val="24"/>
+        </w:rPr>
+        <w:t>在需要短期内调整服务级别时及时与客户沟通；</w:t>
+      </w:r>
+    </w:p>
+    <w:p>
+      <w:pPr>
+        <w:keepNext w:val="0"/>
+        <w:keepLines w:val="0"/>
+        <w:pageBreakBefore w:val="0"/>
+        <w:widowControl w:val="0"/>
+        <w:numPr>
+          <w:ilvl w:val="0"/>
+          <w:numId w:val="4"/>
+        </w:numPr>
+        <w:kinsoku w:val="0"/>
+        <w:wordWrap/>
+        <w:overflowPunct/>
+        <w:topLinePunct w:val="0"/>
+        <w:autoSpaceDE w:val="0"/>
+        <w:autoSpaceDN w:val="0"/>
+        <w:bidi w:val="0"/>
+        <w:adjustRightInd w:val="0"/>
+        <w:snapToGrid w:val="0"/>
+        <w:spacing w:before="182" w:line="220" w:lineRule="auto"/>
+        <w:ind w:left="425" w:leftChars="0" w:hanging="425" w:firstLineChars="0"/>
+        <w:textAlignment w:val="baseline"/>
+        <w:rPr>
+          <w:rFonts w:ascii="宋体" w:hAnsi="宋体" w:eastAsia="宋体" w:cs="宋体"/>
+          <w:sz w:val="24"/>
+          <w:szCs w:val="24"/>
+        </w:rPr>
+      </w:pPr>
+      <w:r>
+        <w:rPr>
+          <w:rFonts w:ascii="宋体" w:hAnsi="宋体" w:eastAsia="宋体" w:cs="宋体"/>
           <w:spacing w:val="-4"/>
           <w:sz w:val="24"/>
           <w:szCs w:val="24"/>
-          <w:lang w:val="en-US" w:eastAsia="zh-CN"/>
-        </w:rPr>
-        <w:t>13758803523</w:t>
+        </w:rPr>
+        <w:t>提供管理方面的信息和建议以改进服务品质；</w:t>
       </w:r>
     </w:p>
     <w:p>
       <w:pPr>
-        <w:spacing w:before="157"/>
-        <w:ind w:left="553"/>
-        <w:rPr>
-          <w:rFonts w:ascii="宋体" w:hAnsi="宋体" w:eastAsia="宋体" w:cs="宋体"/>
-          <w:sz w:val="24"/>
-          <w:szCs w:val="24"/>
-        </w:rPr>
-      </w:pPr>
-      <w:r>
-        <w:rPr>
-          <w:rFonts w:ascii="Wingdings" w:hAnsi="Wingdings" w:eastAsia="Wingdings" w:cs="Wingdings"/>
-          <w:spacing w:val="-2"/>
-          <w:sz w:val="24"/>
-          <w:szCs w:val="24"/>
-        </w:rPr>
-        <w:t xml:space="preserve">l </w:t>
-      </w:r>
-      <w:r>
-        <w:rPr>
-          <w:rFonts w:ascii="宋体" w:hAnsi="宋体" w:eastAsia="宋体" w:cs="宋体"/>
-          <w:spacing w:val="-2"/>
-          <w:sz w:val="24"/>
-          <w:szCs w:val="24"/>
-        </w:rPr>
-        <w:t>将呼叫请求转发到移动电话、便携式电脑和掌上型电脑的技术。</w:t>
-      </w:r>
-    </w:p>
-    <w:p>
-      <w:pPr>
-        <w:pStyle w:val="28"/>
-        <w:bidi w:val="0"/>
-      </w:pPr>
-      <w:bookmarkStart w:id="11" w:name="_Toc5001"/>
-      <w:r>
-        <w:t>服务台职责</w:t>
-      </w:r>
-      <w:bookmarkEnd w:id="11"/>
-    </w:p>
-    <w:p>
-      <w:pPr>
+        <w:keepNext w:val="0"/>
+        <w:keepLines w:val="0"/>
+        <w:pageBreakBefore w:val="0"/>
+        <w:widowControl w:val="0"/>
         <w:numPr>
           <w:ilvl w:val="0"/>
-          <w:numId w:val="3"/>
+          <w:numId w:val="4"/>
         </w:numPr>
-        <w:spacing w:before="79" w:line="220" w:lineRule="auto"/>
+        <w:kinsoku w:val="0"/>
+        <w:wordWrap/>
+        <w:overflowPunct/>
+        <w:topLinePunct w:val="0"/>
+        <w:autoSpaceDE w:val="0"/>
+        <w:autoSpaceDN w:val="0"/>
+        <w:bidi w:val="0"/>
+        <w:adjustRightInd w:val="0"/>
+        <w:snapToGrid w:val="0"/>
+        <w:spacing w:before="181" w:line="220" w:lineRule="auto"/>
         <w:ind w:left="425" w:leftChars="0" w:hanging="425" w:firstLineChars="0"/>
-        <w:rPr>
-          <w:rFonts w:ascii="宋体" w:hAnsi="宋体" w:eastAsia="宋体" w:cs="宋体"/>
-          <w:sz w:val="24"/>
-          <w:szCs w:val="24"/>
-        </w:rPr>
-      </w:pPr>
-      <w:r>
-        <w:rPr>
-          <w:rFonts w:ascii="宋体" w:hAnsi="宋体" w:eastAsia="宋体" w:cs="宋体"/>
-          <w:spacing w:val="-6"/>
-          <w:sz w:val="24"/>
-          <w:szCs w:val="24"/>
-        </w:rPr>
-        <w:t>保持</w:t>
-      </w:r>
-      <w:r>
-        <w:rPr>
-          <w:rFonts w:ascii="宋体" w:hAnsi="宋体" w:eastAsia="宋体" w:cs="宋体"/>
-          <w:spacing w:val="-44"/>
-          <w:sz w:val="24"/>
-          <w:szCs w:val="24"/>
-        </w:rPr>
-        <w:t xml:space="preserve"> </w:t>
-      </w:r>
-      <w:r>
-        <w:rPr>
-          <w:rFonts w:ascii="宋体" w:hAnsi="宋体" w:eastAsia="宋体" w:cs="宋体"/>
-          <w:spacing w:val="-6"/>
-          <w:sz w:val="24"/>
-          <w:szCs w:val="24"/>
-        </w:rPr>
-        <w:t>7*24</w:t>
-      </w:r>
-      <w:r>
-        <w:rPr>
-          <w:rFonts w:ascii="宋体" w:hAnsi="宋体" w:eastAsia="宋体" w:cs="宋体"/>
-          <w:spacing w:val="-44"/>
-          <w:sz w:val="24"/>
-          <w:szCs w:val="24"/>
-        </w:rPr>
-        <w:t xml:space="preserve"> </w:t>
-      </w:r>
-      <w:r>
-        <w:rPr>
-          <w:rFonts w:ascii="宋体" w:hAnsi="宋体" w:eastAsia="宋体" w:cs="宋体"/>
-          <w:spacing w:val="-6"/>
-          <w:sz w:val="24"/>
-          <w:szCs w:val="24"/>
-        </w:rPr>
-        <w:t>小时电话畅通状态；</w:t>
-      </w:r>
-    </w:p>
-    <w:p>
-      <w:pPr>
-        <w:numPr>
-          <w:ilvl w:val="0"/>
-          <w:numId w:val="3"/>
-        </w:numPr>
-        <w:spacing w:before="182" w:line="220" w:lineRule="auto"/>
-        <w:ind w:left="425" w:leftChars="0" w:hanging="425" w:firstLineChars="0"/>
+        <w:textAlignment w:val="baseline"/>
         <w:rPr>
           <w:rFonts w:ascii="宋体" w:hAnsi="宋体" w:eastAsia="宋体" w:cs="宋体"/>
           <w:sz w:val="24"/>
@@ -3840,41 +4927,73 @@
           <w:sz w:val="24"/>
           <w:szCs w:val="24"/>
         </w:rPr>
-        <w:t>接受客户请求（可以通过电话、电子邮件和传真等</w:t>
+        <w:t>根据用户的反馈发现</w:t>
       </w:r>
       <w:r>
         <w:rPr>
           <w:rFonts w:ascii="宋体" w:hAnsi="宋体" w:eastAsia="宋体" w:cs="宋体"/>
-          <w:spacing w:val="5"/>
+          <w:spacing w:val="-38"/>
           <w:sz w:val="24"/>
           <w:szCs w:val="24"/>
         </w:rPr>
-        <w:t>）；</w:t>
+        <w:t xml:space="preserve"> </w:t>
+      </w:r>
+      <w:r>
+        <w:rPr>
+          <w:rFonts w:ascii="宋体" w:hAnsi="宋体" w:eastAsia="宋体" w:cs="宋体"/>
+          <w:spacing w:val="-5"/>
+          <w:sz w:val="24"/>
+          <w:szCs w:val="24"/>
+        </w:rPr>
+        <w:t>IT</w:t>
+      </w:r>
+      <w:r>
+        <w:rPr>
+          <w:rFonts w:ascii="宋体" w:hAnsi="宋体" w:eastAsia="宋体" w:cs="宋体"/>
+          <w:spacing w:val="-50"/>
+          <w:sz w:val="24"/>
+          <w:szCs w:val="24"/>
+        </w:rPr>
+        <w:t xml:space="preserve"> </w:t>
+      </w:r>
+      <w:r>
+        <w:rPr>
+          <w:rFonts w:ascii="宋体" w:hAnsi="宋体" w:eastAsia="宋体" w:cs="宋体"/>
+          <w:spacing w:val="-5"/>
+          <w:sz w:val="24"/>
+          <w:szCs w:val="24"/>
+        </w:rPr>
+        <w:t>服务运作中产生的问题；</w:t>
       </w:r>
     </w:p>
     <w:p>
       <w:pPr>
+        <w:keepNext w:val="0"/>
+        <w:keepLines w:val="0"/>
+        <w:pageBreakBefore w:val="0"/>
+        <w:widowControl w:val="0"/>
         <w:numPr>
           <w:ilvl w:val="0"/>
-          <w:numId w:val="3"/>
+          <w:numId w:val="4"/>
         </w:numPr>
+        <w:kinsoku w:val="0"/>
+        <w:wordWrap/>
+        <w:overflowPunct/>
+        <w:topLinePunct w:val="0"/>
+        <w:autoSpaceDE w:val="0"/>
+        <w:autoSpaceDN w:val="0"/>
+        <w:bidi w:val="0"/>
+        <w:adjustRightInd w:val="0"/>
+        <w:snapToGrid w:val="0"/>
         <w:spacing w:before="182" w:line="220" w:lineRule="auto"/>
         <w:ind w:left="425" w:leftChars="0" w:hanging="425" w:firstLineChars="0"/>
+        <w:textAlignment w:val="baseline"/>
         <w:rPr>
           <w:rFonts w:ascii="宋体" w:hAnsi="宋体" w:eastAsia="宋体" w:cs="宋体"/>
           <w:sz w:val="24"/>
           <w:szCs w:val="24"/>
         </w:rPr>
       </w:pPr>
-      <w:r>
-        <w:rPr>
-          <w:rFonts w:ascii="宋体" w:hAnsi="宋体" w:eastAsia="宋体" w:cs="宋体"/>
-          <w:spacing w:val="-6"/>
-          <w:sz w:val="24"/>
-          <w:szCs w:val="24"/>
-        </w:rPr>
-        <w:t>快速响应客户事件（包括服务请求</w:t>
-      </w:r>
       <w:r>
         <w:rPr>
           <w:rFonts w:ascii="宋体" w:hAnsi="宋体" w:eastAsia="宋体" w:cs="宋体"/>
@@ -3882,26 +5001,31 @@
           <w:sz w:val="24"/>
           <w:szCs w:val="24"/>
         </w:rPr>
-        <w:t>），</w:t>
-      </w:r>
-      <w:r>
-        <w:rPr>
-          <w:rFonts w:ascii="宋体" w:hAnsi="宋体" w:eastAsia="宋体" w:cs="宋体"/>
-          <w:spacing w:val="-6"/>
-          <w:sz w:val="24"/>
-          <w:szCs w:val="24"/>
-        </w:rPr>
-        <w:t>记录客户联系方式等相关信息，</w:t>
+        <w:t>终止事故并与客户一道确认事故的解决情况；</w:t>
       </w:r>
     </w:p>
     <w:p>
       <w:pPr>
+        <w:keepNext w:val="0"/>
+        <w:keepLines w:val="0"/>
+        <w:pageBreakBefore w:val="0"/>
+        <w:widowControl w:val="0"/>
         <w:numPr>
           <w:ilvl w:val="0"/>
-          <w:numId w:val="3"/>
+          <w:numId w:val="4"/>
         </w:numPr>
-        <w:spacing w:before="192" w:line="289" w:lineRule="auto"/>
-        <w:ind w:left="425" w:leftChars="0" w:right="40" w:hanging="425" w:firstLineChars="0"/>
+        <w:kinsoku w:val="0"/>
+        <w:wordWrap/>
+        <w:overflowPunct/>
+        <w:topLinePunct w:val="0"/>
+        <w:autoSpaceDE w:val="0"/>
+        <w:autoSpaceDN w:val="0"/>
+        <w:bidi w:val="0"/>
+        <w:adjustRightInd w:val="0"/>
+        <w:snapToGrid w:val="0"/>
+        <w:spacing w:before="181" w:line="220" w:lineRule="auto"/>
+        <w:ind w:left="425" w:leftChars="0" w:hanging="425" w:firstLineChars="0"/>
+        <w:textAlignment w:val="baseline"/>
         <w:rPr>
           <w:rFonts w:ascii="宋体" w:hAnsi="宋体" w:eastAsia="宋体" w:cs="宋体"/>
           <w:sz w:val="24"/>
@@ -3911,30 +5035,35 @@
       <w:r>
         <w:rPr>
           <w:rFonts w:ascii="宋体" w:hAnsi="宋体" w:eastAsia="宋体" w:cs="宋体"/>
-          <w:spacing w:val="-1"/>
+          <w:spacing w:val="-5"/>
           <w:sz w:val="24"/>
           <w:szCs w:val="24"/>
         </w:rPr>
-        <w:t>并将信息及时传递给业务部门运维联络人员，如联络人员联系不上，则</w:t>
-      </w:r>
-      <w:r>
-        <w:rPr>
-          <w:rFonts w:ascii="宋体" w:hAnsi="宋体" w:eastAsia="宋体" w:cs="宋体"/>
-          <w:spacing w:val="-2"/>
-          <w:sz w:val="24"/>
-          <w:szCs w:val="24"/>
-        </w:rPr>
-        <w:t>根据部门提供的名单，逐级向上联系，及时反映情况，不可懈怠。</w:t>
+        <w:t>需使用服务台标准用语与客户进行沟通；</w:t>
       </w:r>
     </w:p>
     <w:p>
       <w:pPr>
+        <w:keepNext w:val="0"/>
+        <w:keepLines w:val="0"/>
+        <w:pageBreakBefore w:val="0"/>
+        <w:widowControl w:val="0"/>
         <w:numPr>
           <w:ilvl w:val="0"/>
-          <w:numId w:val="3"/>
+          <w:numId w:val="4"/>
         </w:numPr>
-        <w:spacing w:before="174" w:line="220" w:lineRule="auto"/>
+        <w:kinsoku w:val="0"/>
+        <w:wordWrap/>
+        <w:overflowPunct/>
+        <w:topLinePunct w:val="0"/>
+        <w:autoSpaceDE w:val="0"/>
+        <w:autoSpaceDN w:val="0"/>
+        <w:bidi w:val="0"/>
+        <w:adjustRightInd w:val="0"/>
+        <w:snapToGrid w:val="0"/>
+        <w:spacing w:before="182" w:line="220" w:lineRule="auto"/>
         <w:ind w:left="425" w:leftChars="0" w:hanging="425" w:firstLineChars="0"/>
+        <w:textAlignment w:val="baseline"/>
         <w:rPr>
           <w:rFonts w:ascii="宋体" w:hAnsi="宋体" w:eastAsia="宋体" w:cs="宋体"/>
           <w:sz w:val="24"/>
@@ -3948,303 +5077,28 @@
           <w:sz w:val="24"/>
           <w:szCs w:val="24"/>
         </w:rPr>
-        <w:t>及时通知客户其请求的当前状况和最新进展；</w:t>
+        <w:t>不能与客户有过激的语言冲突。</w:t>
       </w:r>
     </w:p>
     <w:p>
       <w:pPr>
-        <w:spacing w:before="116" w:line="293" w:lineRule="auto"/>
-        <w:ind w:left="867" w:right="40" w:hanging="413"/>
-        <w:rPr>
-          <w:rFonts w:ascii="宋体" w:hAnsi="宋体" w:eastAsia="宋体" w:cs="宋体"/>
-          <w:sz w:val="24"/>
-          <w:szCs w:val="24"/>
-        </w:rPr>
-      </w:pPr>
-      <w:r>
-        <w:rPr>
-          <w:rFonts w:ascii="宋体" w:hAnsi="宋体" w:eastAsia="宋体" w:cs="宋体"/>
-          <w:sz w:val="24"/>
-          <w:szCs w:val="24"/>
-        </w:rPr>
-        <w:t>根据服务级别协议，初步评估客户请求，尽力</w:t>
-      </w:r>
-      <w:r>
-        <w:rPr>
-          <w:rFonts w:ascii="宋体" w:hAnsi="宋体" w:eastAsia="宋体" w:cs="宋体"/>
-          <w:spacing w:val="-1"/>
-          <w:sz w:val="24"/>
-          <w:szCs w:val="24"/>
-        </w:rPr>
-        <w:t>解决它们或将其安排给有</w:t>
-      </w:r>
-      <w:r>
-        <w:rPr>
-          <w:rFonts w:ascii="宋体" w:hAnsi="宋体" w:eastAsia="宋体" w:cs="宋体"/>
-          <w:spacing w:val="-10"/>
-          <w:sz w:val="24"/>
-          <w:szCs w:val="24"/>
-        </w:rPr>
-        <w:t>关人员解决；</w:t>
-      </w:r>
-    </w:p>
-    <w:p>
-      <w:pPr>
-        <w:numPr>
-          <w:ilvl w:val="0"/>
-          <w:numId w:val="3"/>
-        </w:numPr>
-        <w:spacing w:before="174" w:line="293" w:lineRule="auto"/>
-        <w:ind w:left="425" w:leftChars="0" w:right="40" w:hanging="425" w:firstLineChars="0"/>
-        <w:rPr>
-          <w:rFonts w:ascii="宋体" w:hAnsi="宋体" w:eastAsia="宋体" w:cs="宋体"/>
-          <w:sz w:val="24"/>
-          <w:szCs w:val="24"/>
-        </w:rPr>
-      </w:pPr>
-      <w:r>
-        <w:rPr>
-          <w:rFonts w:ascii="宋体" w:hAnsi="宋体" w:eastAsia="宋体" w:cs="宋体"/>
-          <w:sz w:val="24"/>
-          <w:szCs w:val="24"/>
-        </w:rPr>
-        <w:t>根据服务级别协议的要求，监督规章制度的执</w:t>
-      </w:r>
-      <w:r>
-        <w:rPr>
-          <w:rFonts w:ascii="宋体" w:hAnsi="宋体" w:eastAsia="宋体" w:cs="宋体"/>
-          <w:spacing w:val="-1"/>
-          <w:sz w:val="24"/>
-          <w:szCs w:val="24"/>
-        </w:rPr>
-        <w:t>行情况并在必要时对其进</w:t>
-      </w:r>
-      <w:r>
-        <w:rPr>
-          <w:rFonts w:ascii="宋体" w:hAnsi="宋体" w:eastAsia="宋体" w:cs="宋体"/>
-          <w:spacing w:val="-14"/>
-          <w:sz w:val="24"/>
-          <w:szCs w:val="24"/>
-        </w:rPr>
-        <w:t>行修改；</w:t>
-      </w:r>
-    </w:p>
-    <w:p>
-      <w:pPr>
-        <w:numPr>
-          <w:ilvl w:val="0"/>
-          <w:numId w:val="3"/>
-        </w:numPr>
-        <w:spacing w:before="173" w:line="220" w:lineRule="auto"/>
-        <w:ind w:left="425" w:leftChars="0" w:hanging="425" w:firstLineChars="0"/>
-        <w:rPr>
-          <w:rFonts w:ascii="宋体" w:hAnsi="宋体" w:eastAsia="宋体" w:cs="宋体"/>
-          <w:sz w:val="24"/>
-          <w:szCs w:val="24"/>
-        </w:rPr>
-      </w:pPr>
-      <w:r>
-        <w:rPr>
-          <w:rFonts w:ascii="宋体" w:hAnsi="宋体" w:eastAsia="宋体" w:cs="宋体"/>
-          <w:spacing w:val="-3"/>
-          <w:sz w:val="24"/>
-          <w:szCs w:val="24"/>
-        </w:rPr>
-        <w:t>对客户请求从提出直至终止和验证的整个过程进行管理；</w:t>
-      </w:r>
-    </w:p>
-    <w:p>
-      <w:pPr>
-        <w:numPr>
-          <w:ilvl w:val="0"/>
-          <w:numId w:val="3"/>
-        </w:numPr>
-        <w:spacing w:before="182" w:line="220" w:lineRule="auto"/>
-        <w:ind w:left="425" w:leftChars="0" w:hanging="425" w:firstLineChars="0"/>
-        <w:rPr>
-          <w:rFonts w:ascii="宋体" w:hAnsi="宋体" w:eastAsia="宋体" w:cs="宋体"/>
-          <w:sz w:val="24"/>
-          <w:szCs w:val="24"/>
-        </w:rPr>
-      </w:pPr>
-      <w:r>
-        <w:rPr>
-          <w:rFonts w:ascii="宋体" w:hAnsi="宋体" w:eastAsia="宋体" w:cs="宋体"/>
-          <w:spacing w:val="-3"/>
-          <w:sz w:val="24"/>
-          <w:szCs w:val="24"/>
-        </w:rPr>
-        <w:t>在需要短期内调整服务级别时及时与客户沟通；</w:t>
-      </w:r>
-    </w:p>
-    <w:p>
-      <w:pPr>
-        <w:numPr>
-          <w:ilvl w:val="0"/>
-          <w:numId w:val="3"/>
-        </w:numPr>
-        <w:spacing w:before="182" w:line="220" w:lineRule="auto"/>
-        <w:ind w:left="425" w:leftChars="0" w:hanging="425" w:firstLineChars="0"/>
-        <w:rPr>
-          <w:rFonts w:ascii="宋体" w:hAnsi="宋体" w:eastAsia="宋体" w:cs="宋体"/>
-          <w:sz w:val="24"/>
-          <w:szCs w:val="24"/>
-        </w:rPr>
-      </w:pPr>
-      <w:r>
-        <w:rPr>
-          <w:rFonts w:ascii="宋体" w:hAnsi="宋体" w:eastAsia="宋体" w:cs="宋体"/>
-          <w:spacing w:val="-4"/>
-          <w:sz w:val="24"/>
-          <w:szCs w:val="24"/>
-        </w:rPr>
-        <w:t>提供管理方面的信息和建议以改进服务品质；</w:t>
-      </w:r>
-    </w:p>
-    <w:p>
-      <w:pPr>
-        <w:numPr>
-          <w:ilvl w:val="0"/>
-          <w:numId w:val="3"/>
-        </w:numPr>
-        <w:spacing w:before="181" w:line="220" w:lineRule="auto"/>
-        <w:ind w:left="425" w:leftChars="0" w:hanging="425" w:firstLineChars="0"/>
-        <w:rPr>
-          <w:rFonts w:ascii="宋体" w:hAnsi="宋体" w:eastAsia="宋体" w:cs="宋体"/>
-          <w:sz w:val="24"/>
-          <w:szCs w:val="24"/>
-        </w:rPr>
-      </w:pPr>
-      <w:r>
-        <w:rPr>
-          <w:rFonts w:ascii="宋体" w:hAnsi="宋体" w:eastAsia="宋体" w:cs="宋体"/>
-          <w:spacing w:val="-5"/>
-          <w:sz w:val="24"/>
-          <w:szCs w:val="24"/>
-        </w:rPr>
-        <w:t>根据用户的反馈发现</w:t>
-      </w:r>
-      <w:r>
-        <w:rPr>
-          <w:rFonts w:ascii="宋体" w:hAnsi="宋体" w:eastAsia="宋体" w:cs="宋体"/>
-          <w:spacing w:val="-38"/>
-          <w:sz w:val="24"/>
-          <w:szCs w:val="24"/>
-        </w:rPr>
-        <w:t xml:space="preserve"> </w:t>
-      </w:r>
-      <w:r>
-        <w:rPr>
-          <w:rFonts w:ascii="宋体" w:hAnsi="宋体" w:eastAsia="宋体" w:cs="宋体"/>
-          <w:spacing w:val="-5"/>
-          <w:sz w:val="24"/>
-          <w:szCs w:val="24"/>
-        </w:rPr>
-        <w:t>IT</w:t>
-      </w:r>
-      <w:r>
-        <w:rPr>
-          <w:rFonts w:ascii="宋体" w:hAnsi="宋体" w:eastAsia="宋体" w:cs="宋体"/>
-          <w:spacing w:val="-50"/>
-          <w:sz w:val="24"/>
-          <w:szCs w:val="24"/>
-        </w:rPr>
-        <w:t xml:space="preserve"> </w:t>
-      </w:r>
-      <w:r>
-        <w:rPr>
-          <w:rFonts w:ascii="宋体" w:hAnsi="宋体" w:eastAsia="宋体" w:cs="宋体"/>
-          <w:spacing w:val="-5"/>
-          <w:sz w:val="24"/>
-          <w:szCs w:val="24"/>
-        </w:rPr>
-        <w:t>服务运作中产生的问题；</w:t>
-      </w:r>
-    </w:p>
-    <w:p>
-      <w:pPr>
-        <w:numPr>
-          <w:ilvl w:val="0"/>
-          <w:numId w:val="3"/>
-        </w:numPr>
-        <w:spacing w:before="182" w:line="220" w:lineRule="auto"/>
-        <w:ind w:left="425" w:leftChars="0" w:hanging="425" w:firstLineChars="0"/>
-        <w:rPr>
-          <w:rFonts w:ascii="宋体" w:hAnsi="宋体" w:eastAsia="宋体" w:cs="宋体"/>
-          <w:sz w:val="24"/>
-          <w:szCs w:val="24"/>
-        </w:rPr>
-      </w:pPr>
-      <w:r>
-        <w:rPr>
-          <w:rFonts w:ascii="宋体" w:hAnsi="宋体" w:eastAsia="宋体" w:cs="宋体"/>
-          <w:spacing w:val="-4"/>
-          <w:sz w:val="24"/>
-          <w:szCs w:val="24"/>
-        </w:rPr>
-        <w:t>终止事故并与客户一道确认事故的解决情况；</w:t>
-      </w:r>
-    </w:p>
-    <w:p>
-      <w:pPr>
-        <w:numPr>
-          <w:ilvl w:val="0"/>
-          <w:numId w:val="3"/>
-        </w:numPr>
-        <w:spacing w:before="181" w:line="220" w:lineRule="auto"/>
-        <w:ind w:left="425" w:leftChars="0" w:hanging="425" w:firstLineChars="0"/>
-        <w:rPr>
-          <w:rFonts w:ascii="宋体" w:hAnsi="宋体" w:eastAsia="宋体" w:cs="宋体"/>
-          <w:sz w:val="24"/>
-          <w:szCs w:val="24"/>
-        </w:rPr>
-      </w:pPr>
-      <w:r>
-        <w:rPr>
-          <w:rFonts w:ascii="宋体" w:hAnsi="宋体" w:eastAsia="宋体" w:cs="宋体"/>
-          <w:spacing w:val="-5"/>
-          <w:sz w:val="24"/>
-          <w:szCs w:val="24"/>
-        </w:rPr>
-        <w:t>需使用服务台标准用语与客户进行沟通；</w:t>
-      </w:r>
-    </w:p>
-    <w:p>
-      <w:pPr>
-        <w:numPr>
-          <w:ilvl w:val="0"/>
-          <w:numId w:val="3"/>
-        </w:numPr>
-        <w:spacing w:before="182" w:line="220" w:lineRule="auto"/>
-        <w:ind w:left="425" w:leftChars="0" w:hanging="425" w:firstLineChars="0"/>
-        <w:rPr>
-          <w:rFonts w:ascii="宋体" w:hAnsi="宋体" w:eastAsia="宋体" w:cs="宋体"/>
-          <w:sz w:val="24"/>
-          <w:szCs w:val="24"/>
-        </w:rPr>
-      </w:pPr>
-      <w:r>
-        <w:rPr>
-          <w:rFonts w:ascii="宋体" w:hAnsi="宋体" w:eastAsia="宋体" w:cs="宋体"/>
-          <w:spacing w:val="-4"/>
-          <w:sz w:val="24"/>
-          <w:szCs w:val="24"/>
-        </w:rPr>
-        <w:t>不能与客户有过激的语言冲突。</w:t>
-      </w:r>
-    </w:p>
-    <w:p>
-      <w:pPr>
-        <w:pStyle w:val="12"/>
-        <w:spacing w:line="354" w:lineRule="auto"/>
-      </w:pPr>
-    </w:p>
-    <w:p>
-      <w:pPr>
         <w:pStyle w:val="28"/>
+        <w:keepNext w:val="0"/>
+        <w:keepLines w:val="0"/>
+        <w:pageBreakBefore w:val="0"/>
+        <w:widowControl w:val="0"/>
+        <w:kinsoku w:val="0"/>
+        <w:wordWrap/>
+        <w:overflowPunct/>
+        <w:topLinePunct w:val="0"/>
+        <w:autoSpaceDE w:val="0"/>
+        <w:autoSpaceDN w:val="0"/>
         <w:bidi w:val="0"/>
-      </w:pPr>
-      <w:bookmarkStart w:id="12" w:name="_Toc1386"/>
+        <w:adjustRightInd w:val="0"/>
+        <w:snapToGrid w:val="0"/>
+        <w:textAlignment w:val="baseline"/>
+      </w:pPr>
+      <w:bookmarkStart w:id="12" w:name="_Toc30410"/>
       <w:r>
         <w:t>服务台操作规程</w:t>
       </w:r>
@@ -4253,12 +5107,25 @@
     <w:p>
       <w:pPr>
         <w:pStyle w:val="41"/>
+        <w:keepNext w:val="0"/>
+        <w:keepLines w:val="0"/>
+        <w:pageBreakBefore w:val="0"/>
+        <w:widowControl w:val="0"/>
         <w:numPr>
           <w:ilvl w:val="0"/>
-          <w:numId w:val="4"/>
+          <w:numId w:val="5"/>
         </w:numPr>
+        <w:kinsoku w:val="0"/>
+        <w:wordWrap/>
+        <w:overflowPunct/>
+        <w:topLinePunct w:val="0"/>
+        <w:autoSpaceDE w:val="0"/>
+        <w:autoSpaceDN w:val="0"/>
         <w:bidi w:val="0"/>
+        <w:adjustRightInd w:val="0"/>
+        <w:snapToGrid w:val="0"/>
         <w:ind w:left="425" w:leftChars="0" w:hanging="425" w:firstLineChars="0"/>
+        <w:textAlignment w:val="baseline"/>
       </w:pPr>
       <w:r>
         <w:t>受理及记录</w:t>
@@ -4267,7 +5134,20 @@
     <w:p>
       <w:pPr>
         <w:pStyle w:val="27"/>
+        <w:keepNext w:val="0"/>
+        <w:keepLines w:val="0"/>
+        <w:pageBreakBefore w:val="0"/>
+        <w:widowControl w:val="0"/>
+        <w:kinsoku w:val="0"/>
+        <w:wordWrap/>
+        <w:overflowPunct/>
+        <w:topLinePunct w:val="0"/>
+        <w:autoSpaceDE w:val="0"/>
+        <w:autoSpaceDN w:val="0"/>
         <w:bidi w:val="0"/>
+        <w:adjustRightInd w:val="0"/>
+        <w:snapToGrid w:val="0"/>
+        <w:textAlignment w:val="baseline"/>
       </w:pPr>
       <w:r>
         <w:t>事件通过用户打电话进来,或通过邮件，所有事件记录进《信息服务记录单》中，并在运维服务管理系统进行事件发起。</w:t>
@@ -4276,12 +5156,25 @@
     <w:p>
       <w:pPr>
         <w:pStyle w:val="41"/>
+        <w:keepNext w:val="0"/>
+        <w:keepLines w:val="0"/>
+        <w:pageBreakBefore w:val="0"/>
+        <w:widowControl w:val="0"/>
         <w:numPr>
           <w:ilvl w:val="0"/>
-          <w:numId w:val="4"/>
+          <w:numId w:val="5"/>
         </w:numPr>
+        <w:kinsoku w:val="0"/>
+        <w:wordWrap/>
+        <w:overflowPunct/>
+        <w:topLinePunct w:val="0"/>
+        <w:autoSpaceDE w:val="0"/>
+        <w:autoSpaceDN w:val="0"/>
         <w:bidi w:val="0"/>
+        <w:adjustRightInd w:val="0"/>
+        <w:snapToGrid w:val="0"/>
         <w:ind w:left="425" w:leftChars="0" w:hanging="425" w:firstLineChars="0"/>
+        <w:textAlignment w:val="baseline"/>
       </w:pPr>
       <w:r>
         <w:t>判断并分派</w:t>
@@ -4290,7 +5183,20 @@
     <w:p>
       <w:pPr>
         <w:pStyle w:val="27"/>
+        <w:keepNext w:val="0"/>
+        <w:keepLines w:val="0"/>
+        <w:pageBreakBefore w:val="0"/>
+        <w:widowControl w:val="0"/>
+        <w:kinsoku w:val="0"/>
+        <w:wordWrap/>
+        <w:overflowPunct/>
+        <w:topLinePunct w:val="0"/>
+        <w:autoSpaceDE w:val="0"/>
+        <w:autoSpaceDN w:val="0"/>
         <w:bidi w:val="0"/>
+        <w:adjustRightInd w:val="0"/>
+        <w:snapToGrid w:val="0"/>
+        <w:textAlignment w:val="baseline"/>
       </w:pPr>
       <w:r>
         <w:t>确定是事件（包括服务请求）还是申述。如果是服务请求，依照服</w:t>
@@ -4299,7 +5205,20 @@
     <w:p>
       <w:pPr>
         <w:pStyle w:val="27"/>
+        <w:keepNext w:val="0"/>
+        <w:keepLines w:val="0"/>
+        <w:pageBreakBefore w:val="0"/>
+        <w:widowControl w:val="0"/>
+        <w:kinsoku w:val="0"/>
+        <w:wordWrap/>
+        <w:overflowPunct/>
+        <w:topLinePunct w:val="0"/>
+        <w:autoSpaceDE w:val="0"/>
+        <w:autoSpaceDN w:val="0"/>
         <w:bidi w:val="0"/>
+        <w:adjustRightInd w:val="0"/>
+        <w:snapToGrid w:val="0"/>
+        <w:textAlignment w:val="baseline"/>
       </w:pPr>
       <w:r>
         <w:t>务请求流程; 如果是申述,依照申述流程,如不是,进行事件的影响、收集信息等，尝试解决问题。</w:t>
@@ -4308,12 +5227,25 @@
     <w:p>
       <w:pPr>
         <w:pStyle w:val="41"/>
+        <w:keepNext w:val="0"/>
+        <w:keepLines w:val="0"/>
+        <w:pageBreakBefore w:val="0"/>
+        <w:widowControl w:val="0"/>
         <w:numPr>
           <w:ilvl w:val="0"/>
-          <w:numId w:val="4"/>
+          <w:numId w:val="5"/>
         </w:numPr>
+        <w:kinsoku w:val="0"/>
+        <w:wordWrap/>
+        <w:overflowPunct/>
+        <w:topLinePunct w:val="0"/>
+        <w:autoSpaceDE w:val="0"/>
+        <w:autoSpaceDN w:val="0"/>
         <w:bidi w:val="0"/>
+        <w:adjustRightInd w:val="0"/>
+        <w:snapToGrid w:val="0"/>
         <w:ind w:left="425" w:leftChars="0" w:hanging="425" w:firstLineChars="0"/>
+        <w:textAlignment w:val="baseline"/>
       </w:pPr>
       <w:r>
         <w:t>判断是否已解决</w:t>
@@ -4322,7 +5254,20 @@
     <w:p>
       <w:pPr>
         <w:pStyle w:val="27"/>
+        <w:keepNext w:val="0"/>
+        <w:keepLines w:val="0"/>
+        <w:pageBreakBefore w:val="0"/>
+        <w:widowControl w:val="0"/>
+        <w:kinsoku w:val="0"/>
+        <w:wordWrap/>
+        <w:overflowPunct/>
+        <w:topLinePunct w:val="0"/>
+        <w:autoSpaceDE w:val="0"/>
+        <w:autoSpaceDN w:val="0"/>
         <w:bidi w:val="0"/>
+        <w:adjustRightInd w:val="0"/>
+        <w:snapToGrid w:val="0"/>
+        <w:textAlignment w:val="baseline"/>
       </w:pPr>
       <w:r>
         <w:t>确定问题是否已解决,如解决,由服务台确认,如非,继续诊断。</w:t>
@@ -4331,12 +5276,25 @@
     <w:p>
       <w:pPr>
         <w:pStyle w:val="41"/>
+        <w:keepNext w:val="0"/>
+        <w:keepLines w:val="0"/>
+        <w:pageBreakBefore w:val="0"/>
+        <w:widowControl w:val="0"/>
         <w:numPr>
           <w:ilvl w:val="0"/>
-          <w:numId w:val="4"/>
+          <w:numId w:val="5"/>
         </w:numPr>
+        <w:kinsoku w:val="0"/>
+        <w:wordWrap/>
+        <w:overflowPunct/>
+        <w:topLinePunct w:val="0"/>
+        <w:autoSpaceDE w:val="0"/>
+        <w:autoSpaceDN w:val="0"/>
         <w:bidi w:val="0"/>
+        <w:adjustRightInd w:val="0"/>
+        <w:snapToGrid w:val="0"/>
         <w:ind w:left="425" w:leftChars="0" w:hanging="425" w:firstLineChars="0"/>
+        <w:textAlignment w:val="baseline"/>
       </w:pPr>
       <w:r>
         <w:t>事件升级</w:t>
@@ -4345,7 +5303,20 @@
     <w:p>
       <w:pPr>
         <w:pStyle w:val="27"/>
+        <w:keepNext w:val="0"/>
+        <w:keepLines w:val="0"/>
+        <w:pageBreakBefore w:val="0"/>
+        <w:widowControl w:val="0"/>
+        <w:kinsoku w:val="0"/>
+        <w:wordWrap/>
+        <w:overflowPunct/>
+        <w:topLinePunct w:val="0"/>
+        <w:autoSpaceDE w:val="0"/>
+        <w:autoSpaceDN w:val="0"/>
         <w:bidi w:val="0"/>
+        <w:adjustRightInd w:val="0"/>
+        <w:snapToGrid w:val="0"/>
+        <w:textAlignment w:val="baseline"/>
       </w:pPr>
       <w:r>
         <w:t>如果某一事件不能在规定的时间内由服务台（一线支持）解决，那么更多有经验的人员和有更高权限的人员将参与进来，需注意的是需要沟通，了解事件计划多长时间解决，并将事件升级的状况及时反馈给客户评价。</w:t>
@@ -4354,12 +5325,25 @@
     <w:p>
       <w:pPr>
         <w:pStyle w:val="41"/>
+        <w:keepNext w:val="0"/>
+        <w:keepLines w:val="0"/>
+        <w:pageBreakBefore w:val="0"/>
+        <w:widowControl w:val="0"/>
         <w:numPr>
           <w:ilvl w:val="0"/>
-          <w:numId w:val="4"/>
+          <w:numId w:val="5"/>
         </w:numPr>
+        <w:kinsoku w:val="0"/>
+        <w:wordWrap/>
+        <w:overflowPunct/>
+        <w:topLinePunct w:val="0"/>
+        <w:autoSpaceDE w:val="0"/>
+        <w:autoSpaceDN w:val="0"/>
         <w:bidi w:val="0"/>
+        <w:adjustRightInd w:val="0"/>
+        <w:snapToGrid w:val="0"/>
         <w:ind w:left="425" w:leftChars="0" w:hanging="425" w:firstLineChars="0"/>
+        <w:textAlignment w:val="baseline"/>
       </w:pPr>
       <w:r>
         <w:t>调查和诊断</w:t>
@@ -4368,7 +5352,20 @@
     <w:p>
       <w:pPr>
         <w:pStyle w:val="27"/>
+        <w:keepNext w:val="0"/>
+        <w:keepLines w:val="0"/>
+        <w:pageBreakBefore w:val="0"/>
+        <w:widowControl w:val="0"/>
+        <w:kinsoku w:val="0"/>
+        <w:wordWrap/>
+        <w:overflowPunct/>
+        <w:topLinePunct w:val="0"/>
+        <w:autoSpaceDE w:val="0"/>
+        <w:autoSpaceDN w:val="0"/>
         <w:bidi w:val="0"/>
+        <w:adjustRightInd w:val="0"/>
+        <w:snapToGrid w:val="0"/>
+        <w:textAlignment w:val="baseline"/>
       </w:pPr>
       <w:r>
         <w:t>技术支持人员利用自身技能和相关工具，力图在规定的时间内提出解决方案,尝试解决事件。</w:t>
@@ -4377,12 +5374,25 @@
     <w:p>
       <w:pPr>
         <w:pStyle w:val="41"/>
+        <w:keepNext w:val="0"/>
+        <w:keepLines w:val="0"/>
+        <w:pageBreakBefore w:val="0"/>
+        <w:widowControl w:val="0"/>
         <w:numPr>
           <w:ilvl w:val="0"/>
-          <w:numId w:val="4"/>
+          <w:numId w:val="5"/>
         </w:numPr>
+        <w:kinsoku w:val="0"/>
+        <w:wordWrap/>
+        <w:overflowPunct/>
+        <w:topLinePunct w:val="0"/>
+        <w:autoSpaceDE w:val="0"/>
+        <w:autoSpaceDN w:val="0"/>
         <w:bidi w:val="0"/>
+        <w:adjustRightInd w:val="0"/>
+        <w:snapToGrid w:val="0"/>
         <w:ind w:left="425" w:leftChars="0" w:hanging="425" w:firstLineChars="0"/>
+        <w:textAlignment w:val="baseline"/>
       </w:pPr>
       <w:r>
         <w:t>服务台确认</w:t>
@@ -4391,7 +5401,20 @@
     <w:p>
       <w:pPr>
         <w:pStyle w:val="27"/>
+        <w:keepNext w:val="0"/>
+        <w:keepLines w:val="0"/>
+        <w:pageBreakBefore w:val="0"/>
+        <w:widowControl w:val="0"/>
+        <w:kinsoku w:val="0"/>
+        <w:wordWrap/>
+        <w:overflowPunct/>
+        <w:topLinePunct w:val="0"/>
+        <w:autoSpaceDE w:val="0"/>
+        <w:autoSpaceDN w:val="0"/>
         <w:bidi w:val="0"/>
+        <w:adjustRightInd w:val="0"/>
+        <w:snapToGrid w:val="0"/>
+        <w:textAlignment w:val="baseline"/>
       </w:pPr>
       <w:r>
         <w:t>对事件的解决方案进行确认,如未解决,根据情况采取相应动作。</w:t>
@@ -4400,12 +5423,25 @@
     <w:p>
       <w:pPr>
         <w:pStyle w:val="41"/>
+        <w:keepNext w:val="0"/>
+        <w:keepLines w:val="0"/>
+        <w:pageBreakBefore w:val="0"/>
+        <w:widowControl w:val="0"/>
         <w:numPr>
           <w:ilvl w:val="0"/>
-          <w:numId w:val="4"/>
+          <w:numId w:val="5"/>
         </w:numPr>
+        <w:kinsoku w:val="0"/>
+        <w:wordWrap/>
+        <w:overflowPunct/>
+        <w:topLinePunct w:val="0"/>
+        <w:autoSpaceDE w:val="0"/>
+        <w:autoSpaceDN w:val="0"/>
         <w:bidi w:val="0"/>
+        <w:adjustRightInd w:val="0"/>
+        <w:snapToGrid w:val="0"/>
         <w:ind w:left="425" w:leftChars="0" w:hanging="425" w:firstLineChars="0"/>
+        <w:textAlignment w:val="baseline"/>
       </w:pPr>
       <w:r>
         <w:t>结束</w:t>
@@ -4414,7 +5450,20 @@
     <w:p>
       <w:pPr>
         <w:pStyle w:val="27"/>
+        <w:keepNext w:val="0"/>
+        <w:keepLines w:val="0"/>
+        <w:pageBreakBefore w:val="0"/>
+        <w:widowControl w:val="0"/>
+        <w:kinsoku w:val="0"/>
+        <w:wordWrap/>
+        <w:overflowPunct/>
+        <w:topLinePunct w:val="0"/>
+        <w:autoSpaceDE w:val="0"/>
+        <w:autoSpaceDN w:val="0"/>
         <w:bidi w:val="0"/>
+        <w:adjustRightInd w:val="0"/>
+        <w:snapToGrid w:val="0"/>
+        <w:textAlignment w:val="baseline"/>
       </w:pPr>
       <w:r>
         <w:t>如果确认已解决，关闭记录，更新文档; 必要时进行回顾。</w:t>
@@ -4423,12 +5472,25 @@
     <w:p>
       <w:pPr>
         <w:pStyle w:val="41"/>
+        <w:keepNext w:val="0"/>
+        <w:keepLines w:val="0"/>
+        <w:pageBreakBefore w:val="0"/>
+        <w:widowControl w:val="0"/>
         <w:numPr>
           <w:ilvl w:val="0"/>
-          <w:numId w:val="4"/>
+          <w:numId w:val="5"/>
         </w:numPr>
+        <w:kinsoku w:val="0"/>
+        <w:wordWrap/>
+        <w:overflowPunct/>
+        <w:topLinePunct w:val="0"/>
+        <w:autoSpaceDE w:val="0"/>
+        <w:autoSpaceDN w:val="0"/>
         <w:bidi w:val="0"/>
+        <w:adjustRightInd w:val="0"/>
+        <w:snapToGrid w:val="0"/>
         <w:ind w:left="425" w:leftChars="0" w:hanging="425" w:firstLineChars="0"/>
+        <w:textAlignment w:val="baseline"/>
       </w:pPr>
       <w:r>
         <w:t>定期产生报表</w:t>
@@ -4437,7 +5499,20 @@
     <w:p>
       <w:pPr>
         <w:pStyle w:val="27"/>
+        <w:keepNext w:val="0"/>
+        <w:keepLines w:val="0"/>
+        <w:pageBreakBefore w:val="0"/>
+        <w:widowControl w:val="0"/>
+        <w:kinsoku w:val="0"/>
+        <w:wordWrap/>
+        <w:overflowPunct/>
+        <w:topLinePunct w:val="0"/>
+        <w:autoSpaceDE w:val="0"/>
+        <w:autoSpaceDN w:val="0"/>
         <w:bidi w:val="0"/>
+        <w:adjustRightInd w:val="0"/>
+        <w:snapToGrid w:val="0"/>
+        <w:textAlignment w:val="baseline"/>
       </w:pPr>
       <w:r>
         <w:t>事件支持人员将根据管理要求定期产生相关报表。总结常见问题及解决办法和应对措施，分析用户行为习惯和知识技能实现对运维工作的决策支持和优化。</w:t>
@@ -4446,9 +5521,22 @@
     <w:p>
       <w:pPr>
         <w:pStyle w:val="28"/>
+        <w:keepNext w:val="0"/>
+        <w:keepLines w:val="0"/>
+        <w:pageBreakBefore w:val="0"/>
+        <w:widowControl w:val="0"/>
+        <w:kinsoku w:val="0"/>
+        <w:wordWrap/>
+        <w:overflowPunct/>
+        <w:topLinePunct w:val="0"/>
+        <w:autoSpaceDE w:val="0"/>
+        <w:autoSpaceDN w:val="0"/>
         <w:bidi w:val="0"/>
-      </w:pPr>
-      <w:bookmarkStart w:id="13" w:name="_Toc15508"/>
+        <w:adjustRightInd w:val="0"/>
+        <w:snapToGrid w:val="0"/>
+        <w:textAlignment w:val="baseline"/>
+      </w:pPr>
+      <w:bookmarkStart w:id="13" w:name="_Toc26561"/>
       <w:r>
         <w:t>服务台绩效考核</w:t>
       </w:r>
@@ -4457,8 +5545,8 @@
     <w:tbl>
       <w:tblPr>
         <w:tblStyle w:val="24"/>
-        <w:tblW w:w="8060" w:type="dxa"/>
-        <w:tblInd w:w="13" w:type="dxa"/>
+        <w:tblW w:w="9797" w:type="dxa"/>
+        <w:jc w:val="center"/>
         <w:tblBorders>
           <w:top w:val="single" w:color="000000" w:sz="4" w:space="0"/>
           <w:left w:val="single" w:color="000000" w:sz="4" w:space="0"/>
@@ -4476,9 +5564,10 @@
         </w:tblCellMar>
       </w:tblPr>
       <w:tblGrid>
-        <w:gridCol w:w="2145"/>
-        <w:gridCol w:w="3895"/>
-        <w:gridCol w:w="1010"/>
+        <w:gridCol w:w="777"/>
+        <w:gridCol w:w="2697"/>
+        <w:gridCol w:w="4152"/>
+        <w:gridCol w:w="1161"/>
         <w:gridCol w:w="1010"/>
       </w:tblGrid>
       <w:tr>
@@ -4500,135 +5589,252 @@
         </w:tblPrEx>
         <w:trPr>
           <w:trHeight w:val="651" w:hRule="atLeast"/>
+          <w:jc w:val="center"/>
         </w:trPr>
         <w:tc>
           <w:tcPr>
-            <w:tcW w:w="2145" w:type="dxa"/>
-            <w:vAlign w:val="top"/>
+            <w:tcW w:w="777" w:type="dxa"/>
+            <w:shd w:val="clear" w:color="auto" w:fill="C0C0C0"/>
+            <w:vAlign w:val="center"/>
           </w:tcPr>
           <w:p>
             <w:pPr>
-              <w:pStyle w:val="25"/>
-              <w:spacing w:before="73" w:line="291" w:lineRule="auto"/>
-              <w:ind w:left="432" w:right="145" w:hanging="284"/>
-              <w:rPr>
-                <w:rFonts w:hint="default" w:eastAsia="宋体"/>
+              <w:keepNext w:val="0"/>
+              <w:keepLines w:val="0"/>
+              <w:pageBreakBefore w:val="0"/>
+              <w:widowControl w:val="0"/>
+              <w:kinsoku w:val="0"/>
+              <w:wordWrap/>
+              <w:overflowPunct/>
+              <w:topLinePunct w:val="0"/>
+              <w:autoSpaceDE w:val="0"/>
+              <w:autoSpaceDN w:val="0"/>
+              <w:bidi w:val="0"/>
+              <w:adjustRightInd w:val="0"/>
+              <w:snapToGrid w:val="0"/>
+              <w:spacing w:before="205" w:line="221" w:lineRule="auto"/>
+              <w:ind w:left="195" w:leftChars="0"/>
+              <w:textAlignment w:val="baseline"/>
+              <w:rPr>
+                <w:rFonts w:hint="eastAsia" w:ascii="宋体" w:hAnsi="宋体" w:eastAsia="宋体" w:cs="宋体"/>
                 <w:b/>
                 <w:bCs/>
-                <w:spacing w:val="-2"/>
+                <w:snapToGrid w:val="0"/>
+                <w:color w:val="000000"/>
+                <w:spacing w:val="-7"/>
+                <w:kern w:val="0"/>
                 <w:sz w:val="24"/>
                 <w:szCs w:val="24"/>
-                <w:lang w:val="en-US" w:eastAsia="zh-CN"/>
+                <w:lang w:val="en-US" w:eastAsia="zh-CN" w:bidi="ar-SA"/>
               </w:rPr>
             </w:pPr>
             <w:r>
               <w:rPr>
-                <w:rFonts w:hint="eastAsia"/>
+                <w:rFonts w:ascii="宋体" w:hAnsi="宋体" w:eastAsia="宋体" w:cs="宋体"/>
                 <w:b/>
                 <w:bCs/>
-                <w:spacing w:val="-2"/>
+                <w:spacing w:val="-7"/>
                 <w:sz w:val="24"/>
                 <w:szCs w:val="24"/>
-                <w:lang w:val="en-US" w:eastAsia="zh-CN"/>
-              </w:rPr>
-              <w:t>考核指标</w:t>
+              </w:rPr>
+              <w:t>序号</w:t>
             </w:r>
           </w:p>
         </w:tc>
         <w:tc>
           <w:tcPr>
-            <w:tcW w:w="3895" w:type="dxa"/>
-            <w:vAlign w:val="top"/>
+            <w:tcW w:w="2697" w:type="dxa"/>
+            <w:shd w:val="clear" w:color="auto" w:fill="C0C0C0"/>
+            <w:vAlign w:val="center"/>
           </w:tcPr>
           <w:p>
             <w:pPr>
-              <w:pStyle w:val="25"/>
-              <w:spacing w:before="137" w:line="222" w:lineRule="auto"/>
-              <w:ind w:left="1263"/>
-              <w:rPr>
-                <w:rFonts w:hint="eastAsia" w:eastAsia="宋体"/>
+              <w:keepNext w:val="0"/>
+              <w:keepLines w:val="0"/>
+              <w:pageBreakBefore w:val="0"/>
+              <w:widowControl w:val="0"/>
+              <w:kinsoku w:val="0"/>
+              <w:wordWrap/>
+              <w:overflowPunct/>
+              <w:topLinePunct w:val="0"/>
+              <w:autoSpaceDE w:val="0"/>
+              <w:autoSpaceDN w:val="0"/>
+              <w:bidi w:val="0"/>
+              <w:adjustRightInd w:val="0"/>
+              <w:snapToGrid w:val="0"/>
+              <w:spacing w:before="205" w:line="221" w:lineRule="auto"/>
+              <w:ind w:left="195" w:leftChars="0"/>
+              <w:textAlignment w:val="baseline"/>
+              <w:rPr>
+                <w:rFonts w:hint="default" w:ascii="宋体" w:hAnsi="宋体" w:eastAsia="宋体" w:cs="宋体"/>
                 <w:b/>
                 <w:bCs/>
-                <w:spacing w:val="-2"/>
+                <w:snapToGrid w:val="0"/>
+                <w:color w:val="000000"/>
+                <w:spacing w:val="-7"/>
+                <w:kern w:val="0"/>
+                <w:sz w:val="24"/>
+                <w:szCs w:val="24"/>
+                <w:lang w:val="en-US" w:eastAsia="zh-CN" w:bidi="ar-SA"/>
+              </w:rPr>
+            </w:pPr>
+            <w:r>
+              <w:rPr>
+                <w:rFonts w:ascii="宋体" w:hAnsi="宋体" w:eastAsia="宋体" w:cs="宋体"/>
+                <w:b/>
+                <w:bCs/>
+                <w:spacing w:val="-7"/>
+                <w:sz w:val="24"/>
+                <w:szCs w:val="24"/>
+              </w:rPr>
+              <w:t>衡量指标</w:t>
+            </w:r>
+          </w:p>
+        </w:tc>
+        <w:tc>
+          <w:tcPr>
+            <w:tcW w:w="4152" w:type="dxa"/>
+            <w:shd w:val="clear" w:color="auto" w:fill="C0C0C0"/>
+            <w:vAlign w:val="center"/>
+          </w:tcPr>
+          <w:p>
+            <w:pPr>
+              <w:keepNext w:val="0"/>
+              <w:keepLines w:val="0"/>
+              <w:pageBreakBefore w:val="0"/>
+              <w:widowControl w:val="0"/>
+              <w:kinsoku w:val="0"/>
+              <w:wordWrap/>
+              <w:overflowPunct/>
+              <w:topLinePunct w:val="0"/>
+              <w:autoSpaceDE w:val="0"/>
+              <w:autoSpaceDN w:val="0"/>
+              <w:bidi w:val="0"/>
+              <w:adjustRightInd w:val="0"/>
+              <w:snapToGrid w:val="0"/>
+              <w:spacing w:before="205" w:line="221" w:lineRule="auto"/>
+              <w:ind w:left="195" w:leftChars="0"/>
+              <w:textAlignment w:val="baseline"/>
+              <w:rPr>
+                <w:rFonts w:hint="eastAsia" w:ascii="宋体" w:hAnsi="宋体" w:eastAsia="宋体" w:cs="宋体"/>
+                <w:b/>
+                <w:bCs/>
+                <w:snapToGrid w:val="0"/>
+                <w:color w:val="000000"/>
+                <w:spacing w:val="-7"/>
+                <w:kern w:val="0"/>
+                <w:sz w:val="24"/>
+                <w:szCs w:val="24"/>
+                <w:lang w:val="en-US" w:eastAsia="zh-CN" w:bidi="ar-SA"/>
+              </w:rPr>
+            </w:pPr>
+            <w:r>
+              <w:rPr>
+                <w:rFonts w:ascii="宋体" w:hAnsi="宋体" w:eastAsia="宋体" w:cs="宋体"/>
+                <w:b/>
+                <w:bCs/>
+                <w:spacing w:val="-7"/>
+                <w:sz w:val="24"/>
+                <w:szCs w:val="24"/>
+              </w:rPr>
+              <w:t>指标计算说明</w:t>
+            </w:r>
+          </w:p>
+        </w:tc>
+        <w:tc>
+          <w:tcPr>
+            <w:tcW w:w="1161" w:type="dxa"/>
+            <w:shd w:val="clear" w:color="auto" w:fill="C0C0C0"/>
+            <w:vAlign w:val="center"/>
+          </w:tcPr>
+          <w:p>
+            <w:pPr>
+              <w:keepNext w:val="0"/>
+              <w:keepLines w:val="0"/>
+              <w:pageBreakBefore w:val="0"/>
+              <w:widowControl w:val="0"/>
+              <w:kinsoku w:val="0"/>
+              <w:wordWrap/>
+              <w:overflowPunct/>
+              <w:topLinePunct w:val="0"/>
+              <w:autoSpaceDE w:val="0"/>
+              <w:autoSpaceDN w:val="0"/>
+              <w:bidi w:val="0"/>
+              <w:adjustRightInd w:val="0"/>
+              <w:snapToGrid w:val="0"/>
+              <w:spacing w:before="205" w:line="221" w:lineRule="auto"/>
+              <w:ind w:left="195" w:leftChars="0"/>
+              <w:textAlignment w:val="baseline"/>
+              <w:rPr>
+                <w:rFonts w:hint="eastAsia" w:ascii="宋体" w:hAnsi="宋体" w:eastAsia="宋体" w:cs="宋体"/>
+                <w:b/>
+                <w:bCs/>
+                <w:snapToGrid w:val="0"/>
+                <w:color w:val="000000"/>
+                <w:spacing w:val="-7"/>
+                <w:kern w:val="0"/>
+                <w:sz w:val="24"/>
+                <w:szCs w:val="24"/>
+                <w:lang w:val="en-US" w:eastAsia="zh-CN" w:bidi="ar-SA"/>
+              </w:rPr>
+            </w:pPr>
+            <w:r>
+              <w:rPr>
+                <w:rFonts w:hint="eastAsia" w:ascii="宋体" w:hAnsi="宋体" w:eastAsia="宋体" w:cs="宋体"/>
+                <w:b/>
+                <w:bCs/>
+                <w:spacing w:val="-7"/>
                 <w:sz w:val="24"/>
                 <w:szCs w:val="24"/>
                 <w:lang w:val="en-US" w:eastAsia="zh-CN"/>
               </w:rPr>
-            </w:pPr>
-            <w:r>
-              <w:rPr>
-                <w:rFonts w:hint="eastAsia"/>
-                <w:b/>
-                <w:bCs/>
-                <w:spacing w:val="-2"/>
-                <w:sz w:val="24"/>
-                <w:szCs w:val="24"/>
-                <w:lang w:val="en-US" w:eastAsia="zh-CN"/>
-              </w:rPr>
-              <w:t>描述</w:t>
+              <w:t>考核频次</w:t>
             </w:r>
           </w:p>
         </w:tc>
         <w:tc>
           <w:tcPr>
             <w:tcW w:w="1010" w:type="dxa"/>
-            <w:vAlign w:val="top"/>
+            <w:shd w:val="clear" w:color="auto" w:fill="C0C0C0"/>
+            <w:vAlign w:val="center"/>
           </w:tcPr>
           <w:p>
             <w:pPr>
-              <w:pStyle w:val="25"/>
-              <w:spacing w:before="235" w:line="220" w:lineRule="auto"/>
-              <w:ind w:left="231" w:leftChars="0"/>
-              <w:rPr>
-                <w:rFonts w:hint="eastAsia" w:eastAsia="宋体"/>
+              <w:keepNext w:val="0"/>
+              <w:keepLines w:val="0"/>
+              <w:pageBreakBefore w:val="0"/>
+              <w:widowControl w:val="0"/>
+              <w:kinsoku w:val="0"/>
+              <w:wordWrap/>
+              <w:overflowPunct/>
+              <w:topLinePunct w:val="0"/>
+              <w:autoSpaceDE w:val="0"/>
+              <w:autoSpaceDN w:val="0"/>
+              <w:bidi w:val="0"/>
+              <w:adjustRightInd w:val="0"/>
+              <w:snapToGrid w:val="0"/>
+              <w:spacing w:before="205" w:line="221" w:lineRule="auto"/>
+              <w:ind w:left="195" w:leftChars="0"/>
+              <w:textAlignment w:val="baseline"/>
+              <w:rPr>
+                <w:rFonts w:hint="default" w:ascii="宋体" w:hAnsi="宋体" w:eastAsia="宋体" w:cs="宋体"/>
                 <w:b/>
                 <w:bCs/>
-                <w:spacing w:val="-2"/>
+                <w:snapToGrid w:val="0"/>
+                <w:color w:val="000000"/>
+                <w:spacing w:val="-7"/>
+                <w:kern w:val="0"/>
                 <w:sz w:val="24"/>
                 <w:szCs w:val="24"/>
-                <w:lang w:val="en-US" w:eastAsia="zh-CN"/>
+                <w:lang w:val="en-US" w:eastAsia="zh-CN" w:bidi="ar-SA"/>
               </w:rPr>
             </w:pPr>
             <w:r>
               <w:rPr>
-                <w:rFonts w:hint="eastAsia"/>
+                <w:rFonts w:hint="eastAsia" w:ascii="宋体" w:hAnsi="宋体" w:cs="宋体"/>
                 <w:b/>
                 <w:bCs/>
-                <w:spacing w:val="-2"/>
-                <w:sz w:val="24"/>
-                <w:szCs w:val="24"/>
-                <w:lang w:val="en-US" w:eastAsia="zh-CN"/>
-              </w:rPr>
-              <w:t>频次</w:t>
-            </w:r>
-          </w:p>
-        </w:tc>
-        <w:tc>
-          <w:tcPr>
-            <w:tcW w:w="1010" w:type="dxa"/>
-            <w:vAlign w:val="top"/>
-          </w:tcPr>
-          <w:p>
-            <w:pPr>
-              <w:pStyle w:val="25"/>
-              <w:spacing w:before="235" w:line="220" w:lineRule="auto"/>
-              <w:ind w:left="231" w:leftChars="0"/>
-              <w:rPr>
-                <w:rFonts w:hint="default"/>
-                <w:b/>
-                <w:bCs/>
-                <w:spacing w:val="-2"/>
-                <w:sz w:val="24"/>
-                <w:szCs w:val="24"/>
-                <w:lang w:val="en-US" w:eastAsia="zh-CN"/>
-              </w:rPr>
-            </w:pPr>
-            <w:r>
-              <w:rPr>
-                <w:rFonts w:hint="eastAsia"/>
-                <w:b/>
-                <w:bCs/>
-                <w:spacing w:val="-2"/>
+                <w:spacing w:val="-7"/>
                 <w:sz w:val="24"/>
                 <w:szCs w:val="24"/>
                 <w:lang w:val="en-US" w:eastAsia="zh-CN"/>
@@ -4657,50 +5863,101 @@
         </w:tblPrEx>
         <w:trPr>
           <w:trHeight w:val="651" w:hRule="atLeast"/>
+          <w:jc w:val="center"/>
         </w:trPr>
         <w:tc>
           <w:tcPr>
-            <w:tcW w:w="2145" w:type="dxa"/>
-            <w:vAlign w:val="top"/>
+            <w:tcW w:w="777" w:type="dxa"/>
+            <w:vAlign w:val="center"/>
           </w:tcPr>
           <w:p>
             <w:pPr>
-              <w:pStyle w:val="25"/>
-              <w:spacing w:before="73" w:line="291" w:lineRule="auto"/>
-              <w:ind w:left="432" w:right="145" w:hanging="284"/>
-              <w:rPr>
-                <w:sz w:val="24"/>
-                <w:szCs w:val="24"/>
+              <w:pStyle w:val="41"/>
+              <w:keepNext w:val="0"/>
+              <w:keepLines w:val="0"/>
+              <w:pageBreakBefore w:val="0"/>
+              <w:widowControl w:val="0"/>
+              <w:kinsoku w:val="0"/>
+              <w:wordWrap/>
+              <w:overflowPunct/>
+              <w:topLinePunct w:val="0"/>
+              <w:autoSpaceDE w:val="0"/>
+              <w:autoSpaceDN w:val="0"/>
+              <w:bidi w:val="0"/>
+              <w:adjustRightInd w:val="0"/>
+              <w:snapToGrid w:val="0"/>
+              <w:ind w:left="0" w:leftChars="0" w:right="0" w:rightChars="0" w:firstLine="0" w:firstLineChars="0"/>
+              <w:jc w:val="center"/>
+              <w:textAlignment w:val="baseline"/>
+              <w:rPr>
+                <w:rFonts w:hint="eastAsia" w:eastAsia="宋体"/>
+                <w:lang w:val="en-US" w:eastAsia="zh-CN"/>
               </w:rPr>
             </w:pPr>
             <w:r>
               <w:rPr>
-                <w:spacing w:val="-2"/>
-                <w:sz w:val="24"/>
-                <w:szCs w:val="24"/>
-              </w:rPr>
-              <w:t>服务台录入事件</w:t>
-            </w:r>
-            <w:r>
-              <w:rPr>
-                <w:spacing w:val="-5"/>
-                <w:sz w:val="24"/>
-                <w:szCs w:val="24"/>
-              </w:rPr>
-              <w:t>的完整性</w:t>
+                <w:rFonts w:hint="eastAsia"/>
+                <w:lang w:val="en-US" w:eastAsia="zh-CN"/>
+              </w:rPr>
+              <w:t>1</w:t>
             </w:r>
           </w:p>
         </w:tc>
         <w:tc>
           <w:tcPr>
-            <w:tcW w:w="3895" w:type="dxa"/>
-            <w:vAlign w:val="top"/>
+            <w:tcW w:w="2697" w:type="dxa"/>
+            <w:vAlign w:val="center"/>
+          </w:tcPr>
+          <w:p>
+            <w:pPr>
+              <w:pStyle w:val="41"/>
+              <w:keepNext w:val="0"/>
+              <w:keepLines w:val="0"/>
+              <w:pageBreakBefore w:val="0"/>
+              <w:widowControl w:val="0"/>
+              <w:kinsoku w:val="0"/>
+              <w:wordWrap/>
+              <w:overflowPunct/>
+              <w:topLinePunct w:val="0"/>
+              <w:autoSpaceDE w:val="0"/>
+              <w:autoSpaceDN w:val="0"/>
+              <w:bidi w:val="0"/>
+              <w:adjustRightInd w:val="0"/>
+              <w:snapToGrid w:val="0"/>
+              <w:textAlignment w:val="baseline"/>
+              <w:rPr>
+                <w:szCs w:val="24"/>
+              </w:rPr>
+            </w:pPr>
+            <w:r>
+              <w:t>服务台录入事件的完整性</w:t>
+            </w:r>
+          </w:p>
+        </w:tc>
+        <w:tc>
+          <w:tcPr>
+            <w:tcW w:w="4152" w:type="dxa"/>
+            <w:vAlign w:val="center"/>
           </w:tcPr>
           <w:p>
             <w:pPr>
               <w:pStyle w:val="25"/>
+              <w:keepNext w:val="0"/>
+              <w:keepLines w:val="0"/>
+              <w:pageBreakBefore w:val="0"/>
+              <w:widowControl w:val="0"/>
+              <w:kinsoku w:val="0"/>
+              <w:wordWrap/>
+              <w:overflowPunct/>
+              <w:topLinePunct w:val="0"/>
+              <w:autoSpaceDE w:val="0"/>
+              <w:autoSpaceDN w:val="0"/>
+              <w:bidi w:val="0"/>
+              <w:adjustRightInd w:val="0"/>
+              <w:snapToGrid w:val="0"/>
               <w:spacing w:before="72" w:line="220" w:lineRule="auto"/>
               <w:ind w:left="100"/>
+              <w:textAlignment w:val="baseline"/>
               <w:rPr>
                 <w:sz w:val="24"/>
                 <w:szCs w:val="24"/>
@@ -4712,19 +5969,8 @@
                 <w:sz w:val="24"/>
                 <w:szCs w:val="24"/>
               </w:rPr>
-              <w:t>【1-（不完整事件数/总事件数）】</w:t>
+              <w:t>1-（不完整事件数/总事件数）</w:t>
             </w:r>
-          </w:p>
-          <w:p>
-            <w:pPr>
-              <w:pStyle w:val="25"/>
-              <w:spacing w:before="137" w:line="222" w:lineRule="auto"/>
-              <w:ind w:left="1263"/>
-              <w:rPr>
-                <w:sz w:val="24"/>
-                <w:szCs w:val="24"/>
-              </w:rPr>
-            </w:pPr>
             <w:r>
               <w:rPr>
                 <w:spacing w:val="-2"/>
@@ -4737,14 +5983,28 @@
         </w:tc>
         <w:tc>
           <w:tcPr>
-            <w:tcW w:w="1010" w:type="dxa"/>
-            <w:vAlign w:val="top"/>
+            <w:tcW w:w="1161" w:type="dxa"/>
+            <w:vAlign w:val="center"/>
           </w:tcPr>
           <w:p>
             <w:pPr>
               <w:pStyle w:val="25"/>
+              <w:keepNext w:val="0"/>
+              <w:keepLines w:val="0"/>
+              <w:pageBreakBefore w:val="0"/>
+              <w:widowControl w:val="0"/>
+              <w:kinsoku w:val="0"/>
+              <w:wordWrap/>
+              <w:overflowPunct/>
+              <w:topLinePunct w:val="0"/>
+              <w:autoSpaceDE w:val="0"/>
+              <w:autoSpaceDN w:val="0"/>
+              <w:bidi w:val="0"/>
+              <w:adjustRightInd w:val="0"/>
+              <w:snapToGrid w:val="0"/>
               <w:spacing w:before="235" w:line="220" w:lineRule="auto"/>
               <w:ind w:left="231" w:leftChars="0"/>
+              <w:textAlignment w:val="baseline"/>
               <w:rPr>
                 <w:sz w:val="24"/>
                 <w:szCs w:val="24"/>
@@ -4763,13 +6023,27 @@
         <w:tc>
           <w:tcPr>
             <w:tcW w:w="1010" w:type="dxa"/>
-            <w:vAlign w:val="top"/>
+            <w:vAlign w:val="center"/>
           </w:tcPr>
           <w:p>
             <w:pPr>
               <w:pStyle w:val="25"/>
+              <w:keepNext w:val="0"/>
+              <w:keepLines w:val="0"/>
+              <w:pageBreakBefore w:val="0"/>
+              <w:widowControl w:val="0"/>
+              <w:kinsoku w:val="0"/>
+              <w:wordWrap/>
+              <w:overflowPunct/>
+              <w:topLinePunct w:val="0"/>
+              <w:autoSpaceDE w:val="0"/>
+              <w:autoSpaceDN w:val="0"/>
+              <w:bidi w:val="0"/>
+              <w:adjustRightInd w:val="0"/>
+              <w:snapToGrid w:val="0"/>
               <w:spacing w:before="235" w:line="220" w:lineRule="auto"/>
               <w:ind w:left="231" w:leftChars="0"/>
+              <w:textAlignment w:val="baseline"/>
               <w:rPr>
                 <w:rFonts w:hint="default" w:eastAsia="宋体"/>
                 <w:spacing w:val="-2"/>
@@ -4794,8 +6068,22 @@
     </w:tbl>
     <w:p>
       <w:pPr>
+        <w:keepNext w:val="0"/>
+        <w:keepLines w:val="0"/>
+        <w:pageBreakBefore w:val="0"/>
+        <w:widowControl w:val="0"/>
+        <w:kinsoku w:val="0"/>
+        <w:wordWrap/>
+        <w:overflowPunct/>
+        <w:topLinePunct w:val="0"/>
+        <w:autoSpaceDE w:val="0"/>
+        <w:autoSpaceDN w:val="0"/>
+        <w:bidi w:val="0"/>
+        <w:adjustRightInd w:val="0"/>
+        <w:snapToGrid w:val="0"/>
         <w:spacing w:before="189" w:line="362" w:lineRule="auto"/>
         <w:ind w:left="668" w:right="237" w:firstLine="478"/>
+        <w:textAlignment w:val="baseline"/>
         <w:rPr>
           <w:rFonts w:ascii="宋体" w:hAnsi="宋体" w:eastAsia="宋体" w:cs="宋体"/>
           <w:sz w:val="24"/>
@@ -4804,7 +6092,7 @@
       </w:pPr>
     </w:p>
     <w:sectPr>
-      <w:footerReference r:id="rId10" w:type="default"/>
+      <w:footerReference r:id="rId8" w:type="default"/>
       <w:pgSz w:w="11906" w:h="16839"/>
       <w:pgMar w:top="1431" w:right="1785" w:bottom="1373" w:left="1785" w:header="0" w:footer="1211" w:gutter="0"/>
       <w:cols w:space="720" w:num="1"/>
@@ -4914,54 +6202,6 @@
 <w:ftr xmlns:wpc="http://schemas.microsoft.com/office/word/2010/wordprocessingCanvas" xmlns:mc="http://schemas.openxmlformats.org/markup-compatibility/2006" xmlns:o="urn:schemas-microsoft-com:office:office" xmlns:r="http://schemas.openxmlformats.org/officeDocument/2006/relationships" xmlns:m="http://schemas.openxmlformats.org/officeDocument/2006/math" xmlns:v="urn:schemas-microsoft-com:vml" xmlns:wp14="http://schemas.microsoft.com/office/word/2010/wordprocessingDrawing" xmlns:wp="http://schemas.openxmlformats.org/drawingml/2006/wordprocessingDrawing" xmlns:w10="urn:schemas-microsoft-com:office:word" xmlns:w="http://schemas.openxmlformats.org/wordprocessingml/2006/main" xmlns:w14="http://schemas.microsoft.com/office/word/2010/wordml" xmlns:w15="http://schemas.microsoft.com/office/word/2012/wordml" xmlns:wpg="http://schemas.microsoft.com/office/word/2010/wordprocessingGroup" xmlns:wpi="http://schemas.microsoft.com/office/word/2010/wordprocessingInk" xmlns:wne="http://schemas.microsoft.com/office/word/2006/wordml" xmlns:wps="http://schemas.microsoft.com/office/word/2010/wordprocessingShape" xmlns:wpsCustomData="http://www.wps.cn/officeDocument/2013/wpsCustomData" mc:Ignorable="w14 w15 wp14">
   <w:p>
     <w:pPr>
-      <w:spacing w:line="166" w:lineRule="auto"/>
-      <w:ind w:left="4136"/>
-      <w:rPr>
-        <w:rFonts w:ascii="Calibri" w:hAnsi="Calibri" w:eastAsia="Calibri" w:cs="Calibri"/>
-        <w:sz w:val="18"/>
-        <w:szCs w:val="18"/>
-      </w:rPr>
-    </w:pPr>
-    <w:r>
-      <w:rPr>
-        <w:rFonts w:ascii="Calibri" w:hAnsi="Calibri" w:eastAsia="Calibri" w:cs="Calibri"/>
-        <w:sz w:val="18"/>
-        <w:szCs w:val="18"/>
-      </w:rPr>
-      <w:t>1</w:t>
-    </w:r>
-  </w:p>
-</w:ftr>
-</file>
-
-<file path=word/footer5.xml><?xml version="1.0" encoding="utf-8"?>
-<w:ftr xmlns:wpc="http://schemas.microsoft.com/office/word/2010/wordprocessingCanvas" xmlns:mc="http://schemas.openxmlformats.org/markup-compatibility/2006" xmlns:o="urn:schemas-microsoft-com:office:office" xmlns:r="http://schemas.openxmlformats.org/officeDocument/2006/relationships" xmlns:m="http://schemas.openxmlformats.org/officeDocument/2006/math" xmlns:v="urn:schemas-microsoft-com:vml" xmlns:wp14="http://schemas.microsoft.com/office/word/2010/wordprocessingDrawing" xmlns:wp="http://schemas.openxmlformats.org/drawingml/2006/wordprocessingDrawing" xmlns:w10="urn:schemas-microsoft-com:office:word" xmlns:w="http://schemas.openxmlformats.org/wordprocessingml/2006/main" xmlns:w14="http://schemas.microsoft.com/office/word/2010/wordml" xmlns:w15="http://schemas.microsoft.com/office/word/2012/wordml" xmlns:wpg="http://schemas.microsoft.com/office/word/2010/wordprocessingGroup" xmlns:wpi="http://schemas.microsoft.com/office/word/2010/wordprocessingInk" xmlns:wne="http://schemas.microsoft.com/office/word/2006/wordml" xmlns:wps="http://schemas.microsoft.com/office/word/2010/wordprocessingShape" xmlns:wpsCustomData="http://www.wps.cn/officeDocument/2013/wpsCustomData" mc:Ignorable="w14 w15 wp14">
-  <w:p>
-    <w:pPr>
-      <w:spacing w:line="167" w:lineRule="auto"/>
-      <w:ind w:left="4131"/>
-      <w:rPr>
-        <w:rFonts w:ascii="Calibri" w:hAnsi="Calibri" w:eastAsia="Calibri" w:cs="Calibri"/>
-        <w:sz w:val="18"/>
-        <w:szCs w:val="18"/>
-      </w:rPr>
-    </w:pPr>
-    <w:r>
-      <w:rPr>
-        <w:rFonts w:ascii="Calibri" w:hAnsi="Calibri" w:eastAsia="Calibri" w:cs="Calibri"/>
-        <w:sz w:val="18"/>
-        <w:szCs w:val="18"/>
-      </w:rPr>
-      <w:t>2</w:t>
-    </w:r>
-  </w:p>
-</w:ftr>
-</file>
-
-<file path=word/footer6.xml><?xml version="1.0" encoding="utf-8"?>
-<w:ftr xmlns:wpc="http://schemas.microsoft.com/office/word/2010/wordprocessingCanvas" xmlns:mc="http://schemas.openxmlformats.org/markup-compatibility/2006" xmlns:o="urn:schemas-microsoft-com:office:office" xmlns:r="http://schemas.openxmlformats.org/officeDocument/2006/relationships" xmlns:m="http://schemas.openxmlformats.org/officeDocument/2006/math" xmlns:v="urn:schemas-microsoft-com:vml" xmlns:wp14="http://schemas.microsoft.com/office/word/2010/wordprocessingDrawing" xmlns:wp="http://schemas.openxmlformats.org/drawingml/2006/wordprocessingDrawing" xmlns:w10="urn:schemas-microsoft-com:office:word" xmlns:w="http://schemas.openxmlformats.org/wordprocessingml/2006/main" xmlns:w14="http://schemas.microsoft.com/office/word/2010/wordml" xmlns:w15="http://schemas.microsoft.com/office/word/2012/wordml" xmlns:wpg="http://schemas.microsoft.com/office/word/2010/wordprocessingGroup" xmlns:wpi="http://schemas.microsoft.com/office/word/2010/wordprocessingInk" xmlns:wne="http://schemas.microsoft.com/office/word/2006/wordml" xmlns:wps="http://schemas.microsoft.com/office/word/2010/wordprocessingShape" xmlns:wpsCustomData="http://www.wps.cn/officeDocument/2013/wpsCustomData" mc:Ignorable="w14 w15 wp14">
-  <w:p>
-    <w:pPr>
       <w:spacing w:line="165" w:lineRule="auto"/>
       <w:ind w:left="4130"/>
       <w:rPr>
@@ -5010,23 +6250,6 @@
 <file path=word/numbering.xml><?xml version="1.0" encoding="utf-8"?>
 <w:numbering xmlns:wpc="http://schemas.microsoft.com/office/word/2010/wordprocessingCanvas" xmlns:mc="http://schemas.openxmlformats.org/markup-compatibility/2006" xmlns:o="urn:schemas-microsoft-com:office:office" xmlns:r="http://schemas.openxmlformats.org/officeDocument/2006/relationships" xmlns:m="http://schemas.openxmlformats.org/officeDocument/2006/math" xmlns:v="urn:schemas-microsoft-com:vml" xmlns:wp14="http://schemas.microsoft.com/office/word/2010/wordprocessingDrawing" xmlns:wp="http://schemas.openxmlformats.org/drawingml/2006/wordprocessingDrawing" xmlns:w10="urn:schemas-microsoft-com:office:word" xmlns:w="http://schemas.openxmlformats.org/wordprocessingml/2006/main" xmlns:w14="http://schemas.microsoft.com/office/word/2010/wordml" xmlns:wpg="http://schemas.microsoft.com/office/word/2010/wordprocessingGroup" xmlns:wpi="http://schemas.microsoft.com/office/word/2010/wordprocessingInk" xmlns:wne="http://schemas.microsoft.com/office/word/2006/wordml" xmlns:wps="http://schemas.microsoft.com/office/word/2010/wordprocessingShape" xmlns:wpsCustomData="http://www.wps.cn/officeDocument/2013/wpsCustomData" mc:Ignorable="w14 wp14">
   <w:abstractNum w:abstractNumId="0">
-    <w:nsid w:val="86ADB628"/>
-    <w:multiLevelType w:val="singleLevel"/>
-    <w:tmpl w:val="86ADB628"/>
-    <w:lvl w:ilvl="0" w:tentative="0">
-      <w:start w:val="1"/>
-      <w:numFmt w:val="decimal"/>
-      <w:lvlText w:val="(%1)"/>
-      <w:lvlJc w:val="left"/>
-      <w:pPr>
-        <w:ind w:left="425" w:hanging="425"/>
-      </w:pPr>
-      <w:rPr>
-        <w:rFonts w:hint="default"/>
-      </w:rPr>
-    </w:lvl>
-  </w:abstractNum>
-  <w:abstractNum w:abstractNumId="1">
     <w:nsid w:val="8E964DCE"/>
     <w:multiLevelType w:val="multilevel"/>
     <w:tmpl w:val="8E964DCE"/>
@@ -5148,10 +6371,27 @@
       </w:rPr>
     </w:lvl>
   </w:abstractNum>
-  <w:abstractNum w:abstractNumId="2">
+  <w:abstractNum w:abstractNumId="1">
     <w:nsid w:val="CC3E6955"/>
     <w:multiLevelType w:val="singleLevel"/>
     <w:tmpl w:val="CC3E6955"/>
+    <w:lvl w:ilvl="0" w:tentative="0">
+      <w:start w:val="1"/>
+      <w:numFmt w:val="decimal"/>
+      <w:lvlText w:val="%1."/>
+      <w:lvlJc w:val="left"/>
+      <w:pPr>
+        <w:ind w:left="425" w:hanging="425"/>
+      </w:pPr>
+      <w:rPr>
+        <w:rFonts w:hint="default"/>
+      </w:rPr>
+    </w:lvl>
+  </w:abstractNum>
+  <w:abstractNum w:abstractNumId="2">
+    <w:nsid w:val="F9D1283E"/>
+    <w:multiLevelType w:val="singleLevel"/>
+    <w:tmpl w:val="F9D1283E"/>
     <w:lvl w:ilvl="0" w:tentative="0">
       <w:start w:val="1"/>
       <w:numFmt w:val="decimal"/>
@@ -5182,17 +6422,37 @@
       </w:rPr>
     </w:lvl>
   </w:abstractNum>
+  <w:abstractNum w:abstractNumId="4">
+    <w:nsid w:val="1FA11AE3"/>
+    <w:multiLevelType w:val="singleLevel"/>
+    <w:tmpl w:val="1FA11AE3"/>
+    <w:lvl w:ilvl="0" w:tentative="0">
+      <w:start w:val="1"/>
+      <w:numFmt w:val="decimal"/>
+      <w:lvlText w:val="%1."/>
+      <w:lvlJc w:val="left"/>
+      <w:pPr>
+        <w:ind w:left="425" w:hanging="425"/>
+      </w:pPr>
+      <w:rPr>
+        <w:rFonts w:hint="default"/>
+      </w:rPr>
+    </w:lvl>
+  </w:abstractNum>
   <w:num w:numId="1">
-    <w:abstractNumId w:val="1"/>
+    <w:abstractNumId w:val="0"/>
   </w:num>
   <w:num w:numId="2">
-    <w:abstractNumId w:val="0"/>
+    <w:abstractNumId w:val="4"/>
   </w:num>
   <w:num w:numId="3">
+    <w:abstractNumId w:val="2"/>
+  </w:num>
+  <w:num w:numId="4">
     <w:abstractNumId w:val="3"/>
   </w:num>
-  <w:num w:numId="4">
-    <w:abstractNumId w:val="2"/>
+  <w:num w:numId="5">
+    <w:abstractNumId w:val="1"/>
   </w:num>
 </w:numbering>
 </file>
@@ -6444,56 +7704,4 @@
   </a:themeElements>
   <a:objectDefaults/>
 </a:theme>
-</file>
-
-<file path=customXml/item1.xml><?xml version="1.0" encoding="utf-8"?>
-<s:customData xmlns="http://www.wps.cn/officeDocument/2013/wpsCustomData" xmlns:s="http://www.wps.cn/officeDocument/2013/wpsCustomData">
-  <customSectProps>
-    <customSectPr/>
-    <customSectPr/>
-    <customSectPr/>
-    <customSectPr/>
-    <customSectPr/>
-  </customSectProps>
-  <customShpExts>
-    <customShpInfo spid="_x0000_s1027"/>
-    <customShpInfo spid="_x0000_s1028"/>
-    <customShpInfo spid="_x0000_s1029"/>
-    <customShpInfo spid="_x0000_s1030"/>
-    <customShpInfo spid="_x0000_s1031"/>
-    <customShpInfo spid="_x0000_s1032"/>
-    <customShpInfo spid="_x0000_s1033"/>
-    <customShpInfo spid="_x0000_s1034"/>
-    <customShpInfo spid="_x0000_s1035"/>
-    <customShpInfo spid="_x0000_s1036"/>
-    <customShpInfo spid="_x0000_s1037"/>
-    <customShpInfo spid="_x0000_s1038"/>
-    <customShpInfo spid="_x0000_s1039"/>
-    <customShpInfo spid="_x0000_s1040"/>
-    <customShpInfo spid="_x0000_s1041"/>
-    <customShpInfo spid="_x0000_s1042"/>
-    <customShpInfo spid="_x0000_s1043"/>
-    <customShpInfo spid="_x0000_s1044"/>
-    <customShpInfo spid="_x0000_s1045"/>
-    <customShpInfo spid="_x0000_s1046"/>
-    <customShpInfo spid="_x0000_s1047"/>
-    <customShpInfo spid="_x0000_s1048"/>
-    <customShpInfo spid="_x0000_s1049"/>
-    <customShpInfo spid="_x0000_s1050"/>
-    <customShpInfo spid="_x0000_s1051"/>
-    <customShpInfo spid="_x0000_s1052"/>
-    <customShpInfo spid="_x0000_s1026"/>
-    <customShpInfo spid="_x0000_s1053"/>
-    <customShpInfo spid="_x0000_s1054"/>
-    <customShpInfo spid="_x0000_s1055"/>
-  </customShpExts>
-</s:customData>
-</file>
-
-<file path=customXml/itemProps1.xml><?xml version="1.0" encoding="utf-8"?>
-<ds:datastoreItem xmlns:ds="http://schemas.openxmlformats.org/officeDocument/2006/customXml" ds:itemID="{B1977F7D-205B-4081-913C-38D41E755F92}">
-  <ds:schemaRefs>
-    <ds:schemaRef ds:uri="http://www.wps.cn/officeDocument/2013/wpsCustomData"/>
-  </ds:schemaRefs>
-</ds:datastoreItem>
 </file>